--- a/Software Testing and Evaluation.docx
+++ b/Software Testing and Evaluation.docx
@@ -524,16 +524,7 @@
                 <w:szCs w:val="32"/>
                 <w:cs/>
               </w:rPr>
-              <w:t>นาย</w:t>
-            </w:r>
-            <w:r>
-              <w:rPr>
-                <w:rFonts w:asciiTheme="majorBidi" w:hAnsiTheme="majorBidi" w:cstheme="majorBidi"/>
-                <w:sz w:val="32"/>
-                <w:szCs w:val="32"/>
-                <w:cs/>
-              </w:rPr>
-              <w:t>พิพัฒพงศ์</w:t>
+              <w:t>นายพิพัฒพงศ์</w:t>
             </w:r>
           </w:p>
         </w:tc>
@@ -619,7 +610,7 @@
         </w:tabs>
         <w:jc w:val="center"/>
         <w:rPr>
-          <w:rFonts w:asciiTheme="majorBidi" w:hAnsiTheme="majorBidi" w:cstheme="majorBidi" w:hint="cs"/>
+          <w:rFonts w:asciiTheme="majorBidi" w:hAnsiTheme="majorBidi" w:cstheme="majorBidi"/>
           <w:b/>
           <w:bCs/>
           <w:sz w:val="40"/>
@@ -670,7 +661,7 @@
     <w:p>
       <w:pPr>
         <w:rPr>
-          <w:rFonts w:asciiTheme="majorBidi" w:hAnsiTheme="majorBidi" w:cstheme="majorBidi" w:hint="cs"/>
+          <w:rFonts w:asciiTheme="majorBidi" w:hAnsiTheme="majorBidi" w:cstheme="majorBidi"/>
           <w:sz w:val="32"/>
           <w:szCs w:val="32"/>
         </w:rPr>
@@ -709,9 +700,17 @@
           <w:rFonts w:asciiTheme="majorBidi" w:hAnsiTheme="majorBidi" w:cstheme="majorBidi"/>
           <w:sz w:val="32"/>
           <w:szCs w:val="32"/>
-          <w:cs/>
-        </w:rPr>
-        <w:t xml:space="preserve">88734365 </w:t>
+        </w:rPr>
+        <w:t>88734365</w:t>
+      </w:r>
+      <w:r>
+        <w:rPr>
+          <w:rFonts w:asciiTheme="majorBidi" w:hAnsiTheme="majorBidi" w:cstheme="majorBidi" w:hint="cs"/>
+          <w:sz w:val="32"/>
+          <w:szCs w:val="32"/>
+          <w:cs/>
+        </w:rPr>
+        <w:t xml:space="preserve"> </w:t>
       </w:r>
       <w:r>
         <w:rPr>
@@ -728,16 +727,7 @@
           <w:szCs w:val="32"/>
           <w:cs/>
         </w:rPr>
-        <w:t xml:space="preserve"> </w:t>
-      </w:r>
-      <w:r>
-        <w:rPr>
-          <w:rFonts w:asciiTheme="majorBidi" w:hAnsiTheme="majorBidi" w:cstheme="majorBidi"/>
-          <w:sz w:val="32"/>
-          <w:szCs w:val="32"/>
-          <w:cs/>
-        </w:rPr>
-        <w:t>การประเมินและทดสอบซอฟต์แวร์</w:t>
+        <w:t xml:space="preserve"> การประเมินและทดสอบซอฟต์แวร์</w:t>
       </w:r>
     </w:p>
     <w:p>
@@ -759,25 +749,7 @@
           <w:szCs w:val="32"/>
           <w:cs/>
         </w:rPr>
-        <w:t>คณะวิทยาการสารสนเทศ</w:t>
-      </w:r>
-      <w:r>
-        <w:rPr>
-          <w:rFonts w:asciiTheme="majorBidi" w:hAnsiTheme="majorBidi" w:cstheme="majorBidi"/>
-          <w:sz w:val="32"/>
-          <w:szCs w:val="32"/>
-          <w:cs/>
-        </w:rPr>
-        <w:t xml:space="preserve"> </w:t>
-      </w:r>
-      <w:r>
-        <w:rPr>
-          <w:rFonts w:asciiTheme="majorBidi" w:hAnsiTheme="majorBidi" w:cstheme="majorBidi"/>
-          <w:sz w:val="32"/>
-          <w:szCs w:val="32"/>
-          <w:cs/>
-        </w:rPr>
-        <w:t>สาขาเทคโนโลยีสารสนเทศเพื่ออุตสาหกรรมดิจิทัล</w:t>
+        <w:t>คณะวิทยาการสารสนเทศ สาขาเทคโนโลยีสารสนเทศเพื่ออุตสาหกรรมดิจิทัล</w:t>
       </w:r>
     </w:p>
     <w:p>
@@ -846,8 +818,7 @@
       <w:pPr>
         <w:ind w:firstLine="720"/>
         <w:rPr>
-          <w:rFonts w:asciiTheme="majorBidi" w:hAnsiTheme="majorBidi" w:cstheme="majorBidi"/>
-          <w:sz w:val="32"/>
+          <w:rFonts w:asciiTheme="majorBidi" w:hAnsiTheme="majorBidi"/>
           <w:szCs w:val="32"/>
         </w:rPr>
       </w:pPr>
@@ -879,12 +850,11 @@
       </w:r>
       <w:r>
         <w:rPr>
-          <w:rFonts w:asciiTheme="majorBidi" w:hAnsiTheme="majorBidi" w:cstheme="majorBidi"/>
-          <w:sz w:val="32"/>
-          <w:szCs w:val="32"/>
-          <w:cs/>
-        </w:rPr>
-        <w:t xml:space="preserve">88734365 </w:t>
+          <w:rFonts w:asciiTheme="majorBidi" w:hAnsiTheme="majorBidi"/>
+          <w:sz w:val="32"/>
+          <w:szCs w:val="40"/>
+        </w:rPr>
+        <w:t>88734365</w:t>
       </w:r>
       <w:r>
         <w:rPr>
@@ -980,7 +950,25 @@
           <w:szCs w:val="32"/>
           <w:cs/>
         </w:rPr>
-        <w:t>ในการจัดทำโครงงานชิ้นนี้ คณะผู้จัดทำได้พยายามประยุกต์ใช้ความรู้ที่ได้จากการเรียนในห้องเรียน ไม่ว่าจะเป็นการออกแบบกรณีทดสอบ (</w:t>
+        <w:t xml:space="preserve">ในการจัดทำโครงงานชิ้นนี้ </w:t>
+      </w:r>
+      <w:r>
+        <w:rPr>
+          <w:rFonts w:asciiTheme="majorBidi" w:hAnsiTheme="majorBidi" w:cstheme="majorBidi"/>
+          <w:sz w:val="32"/>
+          <w:szCs w:val="32"/>
+          <w:cs/>
+        </w:rPr>
+        <w:t>ทางกลุ่มเราได้ลองเอาความรู้ที่เรียนในห้องมาปรับใช้จริง</w:t>
+      </w:r>
+      <w:r>
+        <w:rPr>
+          <w:rFonts w:asciiTheme="majorBidi" w:hAnsiTheme="majorBidi" w:cstheme="majorBidi"/>
+          <w:sz w:val="32"/>
+          <w:szCs w:val="32"/>
+          <w:cs/>
+        </w:rPr>
+        <w:t>ไม่ว่าจะเป็นการออกแบบกรณีทดสอบ (</w:t>
       </w:r>
       <w:r>
         <w:rPr>
@@ -1048,7 +1036,7 @@
           <w:szCs w:val="32"/>
           <w:cs/>
         </w:rPr>
-        <w:t>เพื่อฝึกฝนทักษะการค้นหาบั๊กและการเขียนรายงานข้อผิดพลาดอย่างเป็นระบบ</w:t>
+        <w:t>เพื่อให้พวกเราฝึกหาบั๊กและเขียนรายงานให้เป็นระบบมากขึ้น</w:t>
       </w:r>
     </w:p>
     <w:p>
@@ -1103,7 +1091,25 @@
           <w:szCs w:val="32"/>
           <w:cs/>
         </w:rPr>
-        <w:t>คณะผู้จัดทำหวังเป็นอย่างยิ่งว่า รายงานฉบับนี้จะแสดงให้เห็นถึงความตั้งใจในการนำทฤษฎีมาปรับใช้ในเชิงปฏิบัติ และเป็นประโยชน์ต่อผู้ที่สนใจศึกษาเรื่องการทดสอบซอฟต์แวร์ต่อไป สุดท้ายนี้ต้องขอขอบพระคุณ</w:t>
+        <w:t>พวกเราหวังว่ารายงานฉบับนี้จะแสดงให้เห็นถึงความตั้งใจของกลุ่มเราในการลองทำจริง</w:t>
+      </w:r>
+      <w:r>
+        <w:rPr>
+          <w:rFonts w:asciiTheme="majorBidi" w:hAnsiTheme="majorBidi" w:cstheme="majorBidi" w:hint="cs"/>
+          <w:sz w:val="32"/>
+          <w:szCs w:val="32"/>
+          <w:cs/>
+        </w:rPr>
+        <w:t xml:space="preserve"> </w:t>
+      </w:r>
+      <w:r>
+        <w:rPr>
+          <w:rFonts w:asciiTheme="majorBidi" w:hAnsiTheme="majorBidi" w:cstheme="majorBidi"/>
+          <w:sz w:val="32"/>
+          <w:szCs w:val="32"/>
+          <w:cs/>
+        </w:rPr>
+        <w:t>รายงานฉบับนี้จะแสดงให้เห็นถึงความตั้งใจในการนำทฤษฎีมาปรับใช้ในเชิงปฏิบัติ และเป็นประโยชน์ต่อผู้ที่สนใจศึกษาเรื่องการทดสอบซอฟต์แวร์ต่อไป สุดท้ายนี้ต้องขอขอบพระคุณ</w:t>
       </w:r>
       <w:r>
         <w:rPr>
@@ -1144,7 +1150,7 @@
       <w:pPr>
         <w:ind w:firstLine="720"/>
         <w:rPr>
-          <w:rFonts w:asciiTheme="majorBidi" w:hAnsiTheme="majorBidi" w:cstheme="majorBidi" w:hint="cs"/>
+          <w:rFonts w:asciiTheme="majorBidi" w:hAnsiTheme="majorBidi" w:cstheme="majorBidi"/>
           <w:sz w:val="32"/>
           <w:szCs w:val="32"/>
         </w:rPr>
@@ -1227,33 +1233,33 @@
     </w:p>
     <w:p>
       <w:pPr>
+        <w:rPr>
+          <w:rFonts w:asciiTheme="majorBidi" w:hAnsiTheme="majorBidi" w:cstheme="majorBidi"/>
+          <w:b/>
+          <w:bCs/>
+          <w:sz w:val="40"/>
+          <w:szCs w:val="40"/>
+        </w:rPr>
+      </w:pPr>
+    </w:p>
+    <w:p>
+      <w:pPr>
+        <w:jc w:val="center"/>
+        <w:rPr>
+          <w:rFonts w:asciiTheme="majorBidi" w:hAnsiTheme="majorBidi" w:cstheme="majorBidi"/>
+          <w:b/>
+          <w:bCs/>
+          <w:sz w:val="40"/>
+          <w:szCs w:val="40"/>
+        </w:rPr>
+      </w:pPr>
+      <w:r>
         <w:rPr>
           <w:rFonts w:asciiTheme="majorBidi" w:hAnsiTheme="majorBidi" w:cstheme="majorBidi" w:hint="cs"/>
           <w:b/>
           <w:bCs/>
           <w:sz w:val="40"/>
           <w:szCs w:val="40"/>
-        </w:rPr>
-      </w:pPr>
-    </w:p>
-    <w:p>
-      <w:pPr>
-        <w:jc w:val="center"/>
-        <w:rPr>
-          <w:rFonts w:asciiTheme="majorBidi" w:hAnsiTheme="majorBidi" w:cstheme="majorBidi"/>
-          <w:b/>
-          <w:bCs/>
-          <w:sz w:val="40"/>
-          <w:szCs w:val="40"/>
-        </w:rPr>
-      </w:pPr>
-      <w:r>
-        <w:rPr>
-          <w:rFonts w:asciiTheme="majorBidi" w:hAnsiTheme="majorBidi" w:cstheme="majorBidi" w:hint="cs"/>
-          <w:b/>
-          <w:bCs/>
-          <w:sz w:val="40"/>
-          <w:szCs w:val="40"/>
           <w:cs/>
         </w:rPr>
         <w:lastRenderedPageBreak/>
@@ -1267,14 +1273,13 @@
           <w:tab w:val="right" w:leader="underscore" w:pos="9350"/>
         </w:tabs>
         <w:rPr>
-          <w:rFonts w:asciiTheme="majorBidi" w:eastAsiaTheme="minorEastAsia" w:hAnsiTheme="majorBidi"/>
+          <w:rFonts w:eastAsiaTheme="minorEastAsia" w:cstheme="minorBidi"/>
           <w:b w:val="0"/>
           <w:bCs w:val="0"/>
           <w:i w:val="0"/>
           <w:iCs w:val="0"/>
           <w:noProof/>
-          <w:sz w:val="32"/>
-          <w:szCs w:val="32"/>
+          <w:szCs w:val="30"/>
         </w:rPr>
       </w:pPr>
       <w:r>
@@ -1352,15 +1357,12 @@
         </w:rPr>
         <w:fldChar w:fldCharType="separate"/>
       </w:r>
-      <w:hyperlink w:anchor="_Toc225605744" w:history="1">
+      <w:hyperlink w:anchor="_Toc225606385" w:history="1">
         <w:r>
           <w:rPr>
             <w:rStyle w:val="af4"/>
             <w:rFonts w:asciiTheme="majorBidi" w:hAnsiTheme="majorBidi"/>
             <w:noProof/>
-            <w:color w:val="auto"/>
-            <w:sz w:val="32"/>
-            <w:szCs w:val="32"/>
             <w:cs/>
           </w:rPr>
           <w:t xml:space="preserve">บทที่ </w:t>
@@ -1370,9 +1372,6 @@
             <w:rStyle w:val="af4"/>
             <w:rFonts w:asciiTheme="majorBidi" w:hAnsiTheme="majorBidi"/>
             <w:noProof/>
-            <w:color w:val="auto"/>
-            <w:sz w:val="32"/>
-            <w:szCs w:val="32"/>
           </w:rPr>
           <w:t xml:space="preserve">1: </w:t>
         </w:r>
@@ -1381,9 +1380,6 @@
             <w:rStyle w:val="af4"/>
             <w:rFonts w:asciiTheme="majorBidi" w:hAnsiTheme="majorBidi"/>
             <w:noProof/>
-            <w:color w:val="auto"/>
-            <w:sz w:val="32"/>
-            <w:szCs w:val="32"/>
             <w:cs/>
           </w:rPr>
           <w:t>บทนำ (</w:t>
@@ -1393,78 +1389,55 @@
             <w:rStyle w:val="af4"/>
             <w:rFonts w:asciiTheme="majorBidi" w:hAnsiTheme="majorBidi"/>
             <w:noProof/>
-            <w:color w:val="auto"/>
-            <w:sz w:val="32"/>
-            <w:szCs w:val="32"/>
           </w:rPr>
           <w:t>Introduction)</w:t>
         </w:r>
         <w:r>
           <w:rPr>
-            <w:rFonts w:asciiTheme="majorBidi" w:hAnsiTheme="majorBidi"/>
             <w:noProof/>
             <w:webHidden/>
-            <w:sz w:val="32"/>
-            <w:szCs w:val="32"/>
           </w:rPr>
           <w:tab/>
         </w:r>
         <w:r>
           <w:rPr>
-            <w:rFonts w:asciiTheme="majorBidi" w:hAnsiTheme="majorBidi"/>
             <w:noProof/>
             <w:webHidden/>
-            <w:sz w:val="32"/>
-            <w:szCs w:val="32"/>
           </w:rPr>
           <w:fldChar w:fldCharType="begin"/>
         </w:r>
         <w:r>
           <w:rPr>
-            <w:rFonts w:asciiTheme="majorBidi" w:hAnsiTheme="majorBidi"/>
             <w:noProof/>
             <w:webHidden/>
-            <w:sz w:val="32"/>
-            <w:szCs w:val="32"/>
           </w:rPr>
-          <w:instrText xml:space="preserve"> PAGEREF _Toc225605744 \h </w:instrText>
+          <w:instrText xml:space="preserve"> PAGEREF _Toc225606385 \h </w:instrText>
         </w:r>
         <w:r>
           <w:rPr>
-            <w:rFonts w:asciiTheme="majorBidi" w:hAnsiTheme="majorBidi"/>
             <w:noProof/>
             <w:webHidden/>
-            <w:sz w:val="32"/>
-            <w:szCs w:val="32"/>
           </w:rPr>
         </w:r>
         <w:r>
           <w:rPr>
-            <w:rFonts w:asciiTheme="majorBidi" w:hAnsiTheme="majorBidi"/>
             <w:noProof/>
             <w:webHidden/>
-            <w:sz w:val="32"/>
-            <w:szCs w:val="32"/>
           </w:rPr>
           <w:fldChar w:fldCharType="separate"/>
         </w:r>
         <w:r>
           <w:rPr>
-            <w:rFonts w:asciiTheme="majorBidi" w:hAnsiTheme="majorBidi"/>
             <w:noProof/>
             <w:webHidden/>
-            <w:sz w:val="32"/>
-            <w:szCs w:val="32"/>
+            <w:cs/>
           </w:rPr>
-          <w:t>4</w:t>
+          <w:t>1</w:t>
         </w:r>
         <w:r>
           <w:rPr>
-            <w:rFonts w:asciiTheme="majorBidi" w:hAnsiTheme="majorBidi"/>
             <w:noProof/>
             <w:webHidden/>
-            <w:sz w:val="32"/>
-            <w:szCs w:val="32"/>
           </w:rPr>
           <w:fldChar w:fldCharType="end"/>
         </w:r>
@@ -1477,23 +1450,20 @@
           <w:tab w:val="right" w:leader="underscore" w:pos="9350"/>
         </w:tabs>
         <w:rPr>
-          <w:rFonts w:asciiTheme="majorBidi" w:eastAsiaTheme="minorEastAsia" w:hAnsiTheme="majorBidi"/>
+          <w:rFonts w:eastAsiaTheme="minorEastAsia" w:cstheme="minorBidi"/>
           <w:b w:val="0"/>
           <w:bCs w:val="0"/>
           <w:noProof/>
-          <w:sz w:val="32"/>
-          <w:szCs w:val="32"/>
-        </w:rPr>
-      </w:pPr>
-      <w:hyperlink w:anchor="_Toc225605745" w:history="1">
+          <w:sz w:val="24"/>
+          <w:szCs w:val="30"/>
+        </w:rPr>
+      </w:pPr>
+      <w:hyperlink w:anchor="_Toc225606386" w:history="1">
         <w:r>
           <w:rPr>
             <w:rStyle w:val="af4"/>
             <w:rFonts w:asciiTheme="majorBidi" w:hAnsiTheme="majorBidi"/>
             <w:noProof/>
-            <w:color w:val="auto"/>
-            <w:sz w:val="32"/>
-            <w:szCs w:val="32"/>
           </w:rPr>
           <w:t xml:space="preserve">1.1 </w:t>
         </w:r>
@@ -1502,79 +1472,56 @@
             <w:rStyle w:val="af4"/>
             <w:rFonts w:asciiTheme="majorBidi" w:hAnsiTheme="majorBidi"/>
             <w:noProof/>
-            <w:color w:val="auto"/>
-            <w:sz w:val="32"/>
-            <w:szCs w:val="32"/>
             <w:cs/>
           </w:rPr>
           <w:t>ที่มาและความสำคัญ:</w:t>
         </w:r>
         <w:r>
           <w:rPr>
-            <w:rFonts w:asciiTheme="majorBidi" w:hAnsiTheme="majorBidi"/>
             <w:noProof/>
             <w:webHidden/>
-            <w:sz w:val="32"/>
-            <w:szCs w:val="32"/>
           </w:rPr>
           <w:tab/>
         </w:r>
         <w:r>
           <w:rPr>
-            <w:rFonts w:asciiTheme="majorBidi" w:hAnsiTheme="majorBidi"/>
             <w:noProof/>
             <w:webHidden/>
-            <w:sz w:val="32"/>
-            <w:szCs w:val="32"/>
           </w:rPr>
           <w:fldChar w:fldCharType="begin"/>
         </w:r>
         <w:r>
           <w:rPr>
-            <w:rFonts w:asciiTheme="majorBidi" w:hAnsiTheme="majorBidi"/>
             <w:noProof/>
             <w:webHidden/>
-            <w:sz w:val="32"/>
-            <w:szCs w:val="32"/>
           </w:rPr>
-          <w:instrText xml:space="preserve"> PAGEREF _Toc225605745 \h </w:instrText>
+          <w:instrText xml:space="preserve"> PAGEREF _Toc225606386 \h </w:instrText>
         </w:r>
         <w:r>
           <w:rPr>
-            <w:rFonts w:asciiTheme="majorBidi" w:hAnsiTheme="majorBidi"/>
             <w:noProof/>
             <w:webHidden/>
-            <w:sz w:val="32"/>
-            <w:szCs w:val="32"/>
           </w:rPr>
         </w:r>
         <w:r>
           <w:rPr>
-            <w:rFonts w:asciiTheme="majorBidi" w:hAnsiTheme="majorBidi"/>
             <w:noProof/>
             <w:webHidden/>
-            <w:sz w:val="32"/>
-            <w:szCs w:val="32"/>
           </w:rPr>
           <w:fldChar w:fldCharType="separate"/>
         </w:r>
         <w:r>
           <w:rPr>
-            <w:rFonts w:asciiTheme="majorBidi" w:hAnsiTheme="majorBidi"/>
             <w:noProof/>
             <w:webHidden/>
-            <w:sz w:val="32"/>
-            <w:szCs w:val="32"/>
+            <w:cs/>
           </w:rPr>
-          <w:t>4</w:t>
+          <w:t>1</w:t>
         </w:r>
         <w:r>
           <w:rPr>
-            <w:rFonts w:asciiTheme="majorBidi" w:hAnsiTheme="majorBidi"/>
             <w:noProof/>
             <w:webHidden/>
-            <w:sz w:val="32"/>
-            <w:szCs w:val="32"/>
           </w:rPr>
           <w:fldChar w:fldCharType="end"/>
         </w:r>
@@ -1587,23 +1534,20 @@
           <w:tab w:val="right" w:leader="underscore" w:pos="9350"/>
         </w:tabs>
         <w:rPr>
-          <w:rFonts w:asciiTheme="majorBidi" w:eastAsiaTheme="minorEastAsia" w:hAnsiTheme="majorBidi"/>
+          <w:rFonts w:eastAsiaTheme="minorEastAsia" w:cstheme="minorBidi"/>
           <w:b w:val="0"/>
           <w:bCs w:val="0"/>
           <w:noProof/>
-          <w:sz w:val="32"/>
-          <w:szCs w:val="32"/>
-        </w:rPr>
-      </w:pPr>
-      <w:hyperlink w:anchor="_Toc225605746" w:history="1">
+          <w:sz w:val="24"/>
+          <w:szCs w:val="30"/>
+        </w:rPr>
+      </w:pPr>
+      <w:hyperlink w:anchor="_Toc225606387" w:history="1">
         <w:r>
           <w:rPr>
             <w:rStyle w:val="af4"/>
             <w:rFonts w:asciiTheme="majorBidi" w:hAnsiTheme="majorBidi"/>
             <w:noProof/>
-            <w:color w:val="auto"/>
-            <w:sz w:val="32"/>
-            <w:szCs w:val="32"/>
           </w:rPr>
           <w:t xml:space="preserve">1.2 </w:t>
         </w:r>
@@ -1612,79 +1556,56 @@
             <w:rStyle w:val="af4"/>
             <w:rFonts w:asciiTheme="majorBidi" w:hAnsiTheme="majorBidi"/>
             <w:noProof/>
-            <w:color w:val="auto"/>
-            <w:sz w:val="32"/>
-            <w:szCs w:val="32"/>
             <w:cs/>
           </w:rPr>
           <w:t>วัตถุประสงค์ของการทดสอบ</w:t>
         </w:r>
         <w:r>
           <w:rPr>
-            <w:rFonts w:asciiTheme="majorBidi" w:hAnsiTheme="majorBidi"/>
             <w:noProof/>
             <w:webHidden/>
-            <w:sz w:val="32"/>
-            <w:szCs w:val="32"/>
           </w:rPr>
           <w:tab/>
         </w:r>
         <w:r>
           <w:rPr>
-            <w:rFonts w:asciiTheme="majorBidi" w:hAnsiTheme="majorBidi"/>
             <w:noProof/>
             <w:webHidden/>
-            <w:sz w:val="32"/>
-            <w:szCs w:val="32"/>
           </w:rPr>
           <w:fldChar w:fldCharType="begin"/>
         </w:r>
         <w:r>
           <w:rPr>
-            <w:rFonts w:asciiTheme="majorBidi" w:hAnsiTheme="majorBidi"/>
             <w:noProof/>
             <w:webHidden/>
-            <w:sz w:val="32"/>
-            <w:szCs w:val="32"/>
           </w:rPr>
-          <w:instrText xml:space="preserve"> PAGEREF _Toc225605746 \h </w:instrText>
+          <w:instrText xml:space="preserve"> PAGEREF _Toc225606387 \h </w:instrText>
         </w:r>
         <w:r>
           <w:rPr>
-            <w:rFonts w:asciiTheme="majorBidi" w:hAnsiTheme="majorBidi"/>
             <w:noProof/>
             <w:webHidden/>
-            <w:sz w:val="32"/>
-            <w:szCs w:val="32"/>
           </w:rPr>
         </w:r>
         <w:r>
           <w:rPr>
-            <w:rFonts w:asciiTheme="majorBidi" w:hAnsiTheme="majorBidi"/>
             <w:noProof/>
             <w:webHidden/>
-            <w:sz w:val="32"/>
-            <w:szCs w:val="32"/>
           </w:rPr>
           <w:fldChar w:fldCharType="separate"/>
         </w:r>
         <w:r>
           <w:rPr>
-            <w:rFonts w:asciiTheme="majorBidi" w:hAnsiTheme="majorBidi"/>
             <w:noProof/>
             <w:webHidden/>
-            <w:sz w:val="32"/>
-            <w:szCs w:val="32"/>
+            <w:cs/>
           </w:rPr>
-          <w:t>4</w:t>
+          <w:t>1</w:t>
         </w:r>
         <w:r>
           <w:rPr>
-            <w:rFonts w:asciiTheme="majorBidi" w:hAnsiTheme="majorBidi"/>
             <w:noProof/>
             <w:webHidden/>
-            <w:sz w:val="32"/>
-            <w:szCs w:val="32"/>
           </w:rPr>
           <w:fldChar w:fldCharType="end"/>
         </w:r>
@@ -1697,23 +1618,20 @@
           <w:tab w:val="right" w:leader="underscore" w:pos="9350"/>
         </w:tabs>
         <w:rPr>
-          <w:rFonts w:asciiTheme="majorBidi" w:eastAsiaTheme="minorEastAsia" w:hAnsiTheme="majorBidi"/>
+          <w:rFonts w:eastAsiaTheme="minorEastAsia" w:cstheme="minorBidi"/>
           <w:b w:val="0"/>
           <w:bCs w:val="0"/>
           <w:noProof/>
-          <w:sz w:val="32"/>
-          <w:szCs w:val="32"/>
-        </w:rPr>
-      </w:pPr>
-      <w:hyperlink w:anchor="_Toc225605747" w:history="1">
+          <w:sz w:val="24"/>
+          <w:szCs w:val="30"/>
+        </w:rPr>
+      </w:pPr>
+      <w:hyperlink w:anchor="_Toc225606388" w:history="1">
         <w:r>
           <w:rPr>
             <w:rStyle w:val="af4"/>
             <w:rFonts w:asciiTheme="majorBidi" w:hAnsiTheme="majorBidi"/>
             <w:noProof/>
-            <w:color w:val="auto"/>
-            <w:sz w:val="32"/>
-            <w:szCs w:val="32"/>
           </w:rPr>
           <w:t xml:space="preserve">1.3 </w:t>
         </w:r>
@@ -1722,9 +1640,6 @@
             <w:rStyle w:val="af4"/>
             <w:rFonts w:asciiTheme="majorBidi" w:hAnsiTheme="majorBidi"/>
             <w:noProof/>
-            <w:color w:val="auto"/>
-            <w:sz w:val="32"/>
-            <w:szCs w:val="32"/>
             <w:cs/>
           </w:rPr>
           <w:t>ขอบเขตการทดสอบ (</w:t>
@@ -1734,78 +1649,55 @@
             <w:rStyle w:val="af4"/>
             <w:rFonts w:asciiTheme="majorBidi" w:hAnsiTheme="majorBidi"/>
             <w:noProof/>
-            <w:color w:val="auto"/>
-            <w:sz w:val="32"/>
-            <w:szCs w:val="32"/>
           </w:rPr>
           <w:t>Scope):</w:t>
         </w:r>
         <w:r>
           <w:rPr>
-            <w:rFonts w:asciiTheme="majorBidi" w:hAnsiTheme="majorBidi"/>
             <w:noProof/>
             <w:webHidden/>
-            <w:sz w:val="32"/>
-            <w:szCs w:val="32"/>
           </w:rPr>
           <w:tab/>
         </w:r>
         <w:r>
           <w:rPr>
-            <w:rFonts w:asciiTheme="majorBidi" w:hAnsiTheme="majorBidi"/>
             <w:noProof/>
             <w:webHidden/>
-            <w:sz w:val="32"/>
-            <w:szCs w:val="32"/>
           </w:rPr>
           <w:fldChar w:fldCharType="begin"/>
         </w:r>
         <w:r>
           <w:rPr>
-            <w:rFonts w:asciiTheme="majorBidi" w:hAnsiTheme="majorBidi"/>
             <w:noProof/>
             <w:webHidden/>
-            <w:sz w:val="32"/>
-            <w:szCs w:val="32"/>
           </w:rPr>
-          <w:instrText xml:space="preserve"> PAGEREF _Toc225605747 \h </w:instrText>
+          <w:instrText xml:space="preserve"> PAGEREF _Toc225606388 \h </w:instrText>
         </w:r>
         <w:r>
           <w:rPr>
-            <w:rFonts w:asciiTheme="majorBidi" w:hAnsiTheme="majorBidi"/>
             <w:noProof/>
             <w:webHidden/>
-            <w:sz w:val="32"/>
-            <w:szCs w:val="32"/>
           </w:rPr>
         </w:r>
         <w:r>
           <w:rPr>
-            <w:rFonts w:asciiTheme="majorBidi" w:hAnsiTheme="majorBidi"/>
             <w:noProof/>
             <w:webHidden/>
-            <w:sz w:val="32"/>
-            <w:szCs w:val="32"/>
           </w:rPr>
           <w:fldChar w:fldCharType="separate"/>
         </w:r>
         <w:r>
           <w:rPr>
-            <w:rFonts w:asciiTheme="majorBidi" w:hAnsiTheme="majorBidi"/>
             <w:noProof/>
             <w:webHidden/>
-            <w:sz w:val="32"/>
-            <w:szCs w:val="32"/>
+            <w:cs/>
           </w:rPr>
-          <w:t>5</w:t>
+          <w:t>2</w:t>
         </w:r>
         <w:r>
           <w:rPr>
-            <w:rFonts w:asciiTheme="majorBidi" w:hAnsiTheme="majorBidi"/>
             <w:noProof/>
             <w:webHidden/>
-            <w:sz w:val="32"/>
-            <w:szCs w:val="32"/>
           </w:rPr>
           <w:fldChar w:fldCharType="end"/>
         </w:r>
@@ -1818,25 +1710,21 @@
           <w:tab w:val="right" w:leader="underscore" w:pos="9350"/>
         </w:tabs>
         <w:rPr>
-          <w:rFonts w:asciiTheme="majorBidi" w:eastAsiaTheme="minorEastAsia" w:hAnsiTheme="majorBidi"/>
+          <w:rFonts w:eastAsiaTheme="minorEastAsia" w:cstheme="minorBidi"/>
           <w:b w:val="0"/>
           <w:bCs w:val="0"/>
           <w:i w:val="0"/>
           <w:iCs w:val="0"/>
           <w:noProof/>
-          <w:sz w:val="32"/>
-          <w:szCs w:val="32"/>
-        </w:rPr>
-      </w:pPr>
-      <w:hyperlink w:anchor="_Toc225605748" w:history="1">
+          <w:szCs w:val="30"/>
+        </w:rPr>
+      </w:pPr>
+      <w:hyperlink w:anchor="_Toc225606389" w:history="1">
         <w:r>
           <w:rPr>
             <w:rStyle w:val="af4"/>
             <w:rFonts w:asciiTheme="majorBidi" w:hAnsiTheme="majorBidi"/>
             <w:noProof/>
-            <w:color w:val="auto"/>
-            <w:sz w:val="32"/>
-            <w:szCs w:val="32"/>
             <w:cs/>
           </w:rPr>
           <w:t xml:space="preserve">บทที่ </w:t>
@@ -1846,9 +1734,6 @@
             <w:rStyle w:val="af4"/>
             <w:rFonts w:asciiTheme="majorBidi" w:hAnsiTheme="majorBidi"/>
             <w:noProof/>
-            <w:color w:val="auto"/>
-            <w:sz w:val="32"/>
-            <w:szCs w:val="32"/>
           </w:rPr>
           <w:t xml:space="preserve">2: </w:t>
         </w:r>
@@ -1857,9 +1742,6 @@
             <w:rStyle w:val="af4"/>
             <w:rFonts w:asciiTheme="majorBidi" w:hAnsiTheme="majorBidi"/>
             <w:noProof/>
-            <w:color w:val="auto"/>
-            <w:sz w:val="32"/>
-            <w:szCs w:val="32"/>
             <w:cs/>
           </w:rPr>
           <w:t>แผนการทดสอบและกลยุทธ์ (</w:t>
@@ -1869,78 +1751,55 @@
             <w:rStyle w:val="af4"/>
             <w:rFonts w:asciiTheme="majorBidi" w:hAnsiTheme="majorBidi"/>
             <w:noProof/>
-            <w:color w:val="auto"/>
-            <w:sz w:val="32"/>
-            <w:szCs w:val="32"/>
           </w:rPr>
           <w:t>Test Plan &amp; Strategy)</w:t>
         </w:r>
         <w:r>
           <w:rPr>
-            <w:rFonts w:asciiTheme="majorBidi" w:hAnsiTheme="majorBidi"/>
             <w:noProof/>
             <w:webHidden/>
-            <w:sz w:val="32"/>
-            <w:szCs w:val="32"/>
           </w:rPr>
           <w:tab/>
         </w:r>
         <w:r>
           <w:rPr>
-            <w:rFonts w:asciiTheme="majorBidi" w:hAnsiTheme="majorBidi"/>
             <w:noProof/>
             <w:webHidden/>
-            <w:sz w:val="32"/>
-            <w:szCs w:val="32"/>
           </w:rPr>
           <w:fldChar w:fldCharType="begin"/>
         </w:r>
         <w:r>
           <w:rPr>
-            <w:rFonts w:asciiTheme="majorBidi" w:hAnsiTheme="majorBidi"/>
             <w:noProof/>
             <w:webHidden/>
-            <w:sz w:val="32"/>
-            <w:szCs w:val="32"/>
           </w:rPr>
-          <w:instrText xml:space="preserve"> PAGEREF _Toc225605748 \h </w:instrText>
+          <w:instrText xml:space="preserve"> PAGEREF _Toc225606389 \h </w:instrText>
         </w:r>
         <w:r>
           <w:rPr>
-            <w:rFonts w:asciiTheme="majorBidi" w:hAnsiTheme="majorBidi"/>
             <w:noProof/>
             <w:webHidden/>
-            <w:sz w:val="32"/>
-            <w:szCs w:val="32"/>
           </w:rPr>
         </w:r>
         <w:r>
           <w:rPr>
-            <w:rFonts w:asciiTheme="majorBidi" w:hAnsiTheme="majorBidi"/>
             <w:noProof/>
             <w:webHidden/>
-            <w:sz w:val="32"/>
-            <w:szCs w:val="32"/>
           </w:rPr>
           <w:fldChar w:fldCharType="separate"/>
         </w:r>
         <w:r>
           <w:rPr>
-            <w:rFonts w:asciiTheme="majorBidi" w:hAnsiTheme="majorBidi"/>
             <w:noProof/>
             <w:webHidden/>
-            <w:sz w:val="32"/>
-            <w:szCs w:val="32"/>
+            <w:cs/>
           </w:rPr>
-          <w:t>5</w:t>
+          <w:t>2</w:t>
         </w:r>
         <w:r>
           <w:rPr>
-            <w:rFonts w:asciiTheme="majorBidi" w:hAnsiTheme="majorBidi"/>
             <w:noProof/>
             <w:webHidden/>
-            <w:sz w:val="32"/>
-            <w:szCs w:val="32"/>
           </w:rPr>
           <w:fldChar w:fldCharType="end"/>
         </w:r>
@@ -1953,23 +1812,20 @@
           <w:tab w:val="right" w:leader="underscore" w:pos="9350"/>
         </w:tabs>
         <w:rPr>
-          <w:rFonts w:asciiTheme="majorBidi" w:eastAsiaTheme="minorEastAsia" w:hAnsiTheme="majorBidi"/>
+          <w:rFonts w:eastAsiaTheme="minorEastAsia" w:cstheme="minorBidi"/>
           <w:b w:val="0"/>
           <w:bCs w:val="0"/>
           <w:noProof/>
-          <w:sz w:val="32"/>
-          <w:szCs w:val="32"/>
-        </w:rPr>
-      </w:pPr>
-      <w:hyperlink w:anchor="_Toc225605749" w:history="1">
+          <w:sz w:val="24"/>
+          <w:szCs w:val="30"/>
+        </w:rPr>
+      </w:pPr>
+      <w:hyperlink w:anchor="_Toc225606390" w:history="1">
         <w:r>
           <w:rPr>
             <w:rStyle w:val="af4"/>
             <w:rFonts w:asciiTheme="majorBidi" w:hAnsiTheme="majorBidi"/>
             <w:noProof/>
-            <w:color w:val="auto"/>
-            <w:sz w:val="32"/>
-            <w:szCs w:val="32"/>
           </w:rPr>
           <w:t xml:space="preserve">2.1 </w:t>
         </w:r>
@@ -1978,79 +1834,56 @@
             <w:rStyle w:val="af4"/>
             <w:rFonts w:asciiTheme="majorBidi" w:hAnsiTheme="majorBidi"/>
             <w:noProof/>
-            <w:color w:val="auto"/>
-            <w:sz w:val="32"/>
-            <w:szCs w:val="32"/>
             <w:cs/>
           </w:rPr>
           <w:t>กลยุทธ์การทดสอบ</w:t>
         </w:r>
         <w:r>
           <w:rPr>
-            <w:rFonts w:asciiTheme="majorBidi" w:hAnsiTheme="majorBidi"/>
             <w:noProof/>
             <w:webHidden/>
-            <w:sz w:val="32"/>
-            <w:szCs w:val="32"/>
           </w:rPr>
           <w:tab/>
         </w:r>
         <w:r>
           <w:rPr>
-            <w:rFonts w:asciiTheme="majorBidi" w:hAnsiTheme="majorBidi"/>
             <w:noProof/>
             <w:webHidden/>
-            <w:sz w:val="32"/>
-            <w:szCs w:val="32"/>
           </w:rPr>
           <w:fldChar w:fldCharType="begin"/>
         </w:r>
         <w:r>
           <w:rPr>
-            <w:rFonts w:asciiTheme="majorBidi" w:hAnsiTheme="majorBidi"/>
             <w:noProof/>
             <w:webHidden/>
-            <w:sz w:val="32"/>
-            <w:szCs w:val="32"/>
           </w:rPr>
-          <w:instrText xml:space="preserve"> PAGEREF _Toc225605749 \h </w:instrText>
+          <w:instrText xml:space="preserve"> PAGEREF _Toc225606390 \h </w:instrText>
         </w:r>
         <w:r>
           <w:rPr>
-            <w:rFonts w:asciiTheme="majorBidi" w:hAnsiTheme="majorBidi"/>
             <w:noProof/>
             <w:webHidden/>
-            <w:sz w:val="32"/>
-            <w:szCs w:val="32"/>
           </w:rPr>
         </w:r>
         <w:r>
           <w:rPr>
-            <w:rFonts w:asciiTheme="majorBidi" w:hAnsiTheme="majorBidi"/>
             <w:noProof/>
             <w:webHidden/>
-            <w:sz w:val="32"/>
-            <w:szCs w:val="32"/>
           </w:rPr>
           <w:fldChar w:fldCharType="separate"/>
         </w:r>
         <w:r>
           <w:rPr>
-            <w:rFonts w:asciiTheme="majorBidi" w:hAnsiTheme="majorBidi"/>
             <w:noProof/>
             <w:webHidden/>
-            <w:sz w:val="32"/>
-            <w:szCs w:val="32"/>
+            <w:cs/>
           </w:rPr>
-          <w:t>5</w:t>
+          <w:t>2</w:t>
         </w:r>
         <w:r>
           <w:rPr>
-            <w:rFonts w:asciiTheme="majorBidi" w:hAnsiTheme="majorBidi"/>
             <w:noProof/>
             <w:webHidden/>
-            <w:sz w:val="32"/>
-            <w:szCs w:val="32"/>
           </w:rPr>
           <w:fldChar w:fldCharType="end"/>
         </w:r>
@@ -2063,23 +1896,20 @@
           <w:tab w:val="right" w:leader="underscore" w:pos="9350"/>
         </w:tabs>
         <w:rPr>
-          <w:rFonts w:asciiTheme="majorBidi" w:eastAsiaTheme="minorEastAsia" w:hAnsiTheme="majorBidi"/>
+          <w:rFonts w:eastAsiaTheme="minorEastAsia" w:cstheme="minorBidi"/>
           <w:b w:val="0"/>
           <w:bCs w:val="0"/>
           <w:noProof/>
-          <w:sz w:val="32"/>
-          <w:szCs w:val="32"/>
-        </w:rPr>
-      </w:pPr>
-      <w:hyperlink w:anchor="_Toc225605750" w:history="1">
+          <w:sz w:val="24"/>
+          <w:szCs w:val="30"/>
+        </w:rPr>
+      </w:pPr>
+      <w:hyperlink w:anchor="_Toc225606391" w:history="1">
         <w:r>
           <w:rPr>
             <w:rStyle w:val="af4"/>
             <w:rFonts w:asciiTheme="majorBidi" w:hAnsiTheme="majorBidi"/>
             <w:noProof/>
-            <w:color w:val="auto"/>
-            <w:sz w:val="32"/>
-            <w:szCs w:val="32"/>
           </w:rPr>
           <w:t xml:space="preserve">2.2 </w:t>
         </w:r>
@@ -2088,79 +1918,56 @@
             <w:rStyle w:val="af4"/>
             <w:rFonts w:asciiTheme="majorBidi" w:hAnsiTheme="majorBidi"/>
             <w:noProof/>
-            <w:color w:val="auto"/>
-            <w:sz w:val="32"/>
-            <w:szCs w:val="32"/>
             <w:cs/>
           </w:rPr>
           <w:t>เครื่องมือที่ใช้:</w:t>
         </w:r>
         <w:r>
           <w:rPr>
-            <w:rFonts w:asciiTheme="majorBidi" w:hAnsiTheme="majorBidi"/>
             <w:noProof/>
             <w:webHidden/>
-            <w:sz w:val="32"/>
-            <w:szCs w:val="32"/>
           </w:rPr>
           <w:tab/>
         </w:r>
         <w:r>
           <w:rPr>
-            <w:rFonts w:asciiTheme="majorBidi" w:hAnsiTheme="majorBidi"/>
             <w:noProof/>
             <w:webHidden/>
-            <w:sz w:val="32"/>
-            <w:szCs w:val="32"/>
           </w:rPr>
           <w:fldChar w:fldCharType="begin"/>
         </w:r>
         <w:r>
           <w:rPr>
-            <w:rFonts w:asciiTheme="majorBidi" w:hAnsiTheme="majorBidi"/>
             <w:noProof/>
             <w:webHidden/>
-            <w:sz w:val="32"/>
-            <w:szCs w:val="32"/>
           </w:rPr>
-          <w:instrText xml:space="preserve"> PAGEREF _Toc225605750 \h </w:instrText>
+          <w:instrText xml:space="preserve"> PAGEREF _Toc225606391 \h </w:instrText>
         </w:r>
         <w:r>
           <w:rPr>
-            <w:rFonts w:asciiTheme="majorBidi" w:hAnsiTheme="majorBidi"/>
             <w:noProof/>
             <w:webHidden/>
-            <w:sz w:val="32"/>
-            <w:szCs w:val="32"/>
           </w:rPr>
         </w:r>
         <w:r>
           <w:rPr>
-            <w:rFonts w:asciiTheme="majorBidi" w:hAnsiTheme="majorBidi"/>
             <w:noProof/>
             <w:webHidden/>
-            <w:sz w:val="32"/>
-            <w:szCs w:val="32"/>
           </w:rPr>
           <w:fldChar w:fldCharType="separate"/>
         </w:r>
         <w:r>
           <w:rPr>
-            <w:rFonts w:asciiTheme="majorBidi" w:hAnsiTheme="majorBidi"/>
             <w:noProof/>
             <w:webHidden/>
-            <w:sz w:val="32"/>
-            <w:szCs w:val="32"/>
+            <w:cs/>
           </w:rPr>
-          <w:t>6</w:t>
+          <w:t>2</w:t>
         </w:r>
         <w:r>
           <w:rPr>
-            <w:rFonts w:asciiTheme="majorBidi" w:hAnsiTheme="majorBidi"/>
             <w:noProof/>
             <w:webHidden/>
-            <w:sz w:val="32"/>
-            <w:szCs w:val="32"/>
           </w:rPr>
           <w:fldChar w:fldCharType="end"/>
         </w:r>
@@ -2173,23 +1980,20 @@
           <w:tab w:val="right" w:leader="underscore" w:pos="9350"/>
         </w:tabs>
         <w:rPr>
-          <w:rFonts w:asciiTheme="majorBidi" w:eastAsiaTheme="minorEastAsia" w:hAnsiTheme="majorBidi"/>
+          <w:rFonts w:eastAsiaTheme="minorEastAsia" w:cstheme="minorBidi"/>
           <w:b w:val="0"/>
           <w:bCs w:val="0"/>
           <w:noProof/>
-          <w:sz w:val="32"/>
-          <w:szCs w:val="32"/>
-        </w:rPr>
-      </w:pPr>
-      <w:hyperlink w:anchor="_Toc225605751" w:history="1">
+          <w:sz w:val="24"/>
+          <w:szCs w:val="30"/>
+        </w:rPr>
+      </w:pPr>
+      <w:hyperlink w:anchor="_Toc225606392" w:history="1">
         <w:r>
           <w:rPr>
             <w:rStyle w:val="af4"/>
             <w:rFonts w:asciiTheme="majorBidi" w:hAnsiTheme="majorBidi"/>
             <w:noProof/>
-            <w:color w:val="auto"/>
-            <w:sz w:val="32"/>
-            <w:szCs w:val="32"/>
           </w:rPr>
           <w:t xml:space="preserve">2.3 </w:t>
         </w:r>
@@ -2198,9 +2002,6 @@
             <w:rStyle w:val="af4"/>
             <w:rFonts w:asciiTheme="majorBidi" w:hAnsiTheme="majorBidi"/>
             <w:noProof/>
-            <w:color w:val="auto"/>
-            <w:sz w:val="32"/>
-            <w:szCs w:val="32"/>
             <w:cs/>
           </w:rPr>
           <w:t>สภาพแวดล้อมที่ทดสอบ (</w:t>
@@ -2210,78 +2011,55 @@
             <w:rStyle w:val="af4"/>
             <w:rFonts w:asciiTheme="majorBidi" w:hAnsiTheme="majorBidi"/>
             <w:noProof/>
-            <w:color w:val="auto"/>
-            <w:sz w:val="32"/>
-            <w:szCs w:val="32"/>
           </w:rPr>
           <w:t>Test Environment)</w:t>
         </w:r>
         <w:r>
           <w:rPr>
-            <w:rFonts w:asciiTheme="majorBidi" w:hAnsiTheme="majorBidi"/>
             <w:noProof/>
             <w:webHidden/>
-            <w:sz w:val="32"/>
-            <w:szCs w:val="32"/>
           </w:rPr>
           <w:tab/>
         </w:r>
         <w:r>
           <w:rPr>
-            <w:rFonts w:asciiTheme="majorBidi" w:hAnsiTheme="majorBidi"/>
             <w:noProof/>
             <w:webHidden/>
-            <w:sz w:val="32"/>
-            <w:szCs w:val="32"/>
           </w:rPr>
           <w:fldChar w:fldCharType="begin"/>
         </w:r>
         <w:r>
           <w:rPr>
-            <w:rFonts w:asciiTheme="majorBidi" w:hAnsiTheme="majorBidi"/>
             <w:noProof/>
             <w:webHidden/>
-            <w:sz w:val="32"/>
-            <w:szCs w:val="32"/>
           </w:rPr>
-          <w:instrText xml:space="preserve"> PAGEREF _Toc225605751 \h </w:instrText>
+          <w:instrText xml:space="preserve"> PAGEREF _Toc225606392 \h </w:instrText>
         </w:r>
         <w:r>
           <w:rPr>
-            <w:rFonts w:asciiTheme="majorBidi" w:hAnsiTheme="majorBidi"/>
             <w:noProof/>
             <w:webHidden/>
-            <w:sz w:val="32"/>
-            <w:szCs w:val="32"/>
           </w:rPr>
         </w:r>
         <w:r>
           <w:rPr>
-            <w:rFonts w:asciiTheme="majorBidi" w:hAnsiTheme="majorBidi"/>
             <w:noProof/>
             <w:webHidden/>
-            <w:sz w:val="32"/>
-            <w:szCs w:val="32"/>
           </w:rPr>
           <w:fldChar w:fldCharType="separate"/>
         </w:r>
         <w:r>
           <w:rPr>
-            <w:rFonts w:asciiTheme="majorBidi" w:hAnsiTheme="majorBidi"/>
             <w:noProof/>
             <w:webHidden/>
-            <w:sz w:val="32"/>
-            <w:szCs w:val="32"/>
+            <w:cs/>
           </w:rPr>
-          <w:t>6</w:t>
+          <w:t>3</w:t>
         </w:r>
         <w:r>
           <w:rPr>
-            <w:rFonts w:asciiTheme="majorBidi" w:hAnsiTheme="majorBidi"/>
             <w:noProof/>
             <w:webHidden/>
-            <w:sz w:val="32"/>
-            <w:szCs w:val="32"/>
           </w:rPr>
           <w:fldChar w:fldCharType="end"/>
         </w:r>
@@ -2294,23 +2072,20 @@
           <w:tab w:val="right" w:leader="underscore" w:pos="9350"/>
         </w:tabs>
         <w:rPr>
-          <w:rFonts w:asciiTheme="majorBidi" w:eastAsiaTheme="minorEastAsia" w:hAnsiTheme="majorBidi"/>
+          <w:rFonts w:eastAsiaTheme="minorEastAsia" w:cstheme="minorBidi"/>
           <w:b w:val="0"/>
           <w:bCs w:val="0"/>
           <w:noProof/>
-          <w:sz w:val="32"/>
-          <w:szCs w:val="32"/>
-        </w:rPr>
-      </w:pPr>
-      <w:hyperlink w:anchor="_Toc225605752" w:history="1">
+          <w:sz w:val="24"/>
+          <w:szCs w:val="30"/>
+        </w:rPr>
+      </w:pPr>
+      <w:hyperlink w:anchor="_Toc225606393" w:history="1">
         <w:r>
           <w:rPr>
             <w:rStyle w:val="af4"/>
             <w:rFonts w:asciiTheme="majorBidi" w:hAnsiTheme="majorBidi"/>
             <w:noProof/>
-            <w:color w:val="auto"/>
-            <w:sz w:val="32"/>
-            <w:szCs w:val="32"/>
           </w:rPr>
           <w:t xml:space="preserve">2.4 </w:t>
         </w:r>
@@ -2319,9 +2094,6 @@
             <w:rStyle w:val="af4"/>
             <w:rFonts w:asciiTheme="majorBidi" w:hAnsiTheme="majorBidi"/>
             <w:noProof/>
-            <w:color w:val="auto"/>
-            <w:sz w:val="32"/>
-            <w:szCs w:val="32"/>
             <w:cs/>
           </w:rPr>
           <w:t>การประเมินความเสี่ยง (</w:t>
@@ -2331,78 +2103,55 @@
             <w:rStyle w:val="af4"/>
             <w:rFonts w:asciiTheme="majorBidi" w:hAnsiTheme="majorBidi"/>
             <w:noProof/>
-            <w:color w:val="auto"/>
-            <w:sz w:val="32"/>
-            <w:szCs w:val="32"/>
           </w:rPr>
           <w:t>Risk Assessment):</w:t>
         </w:r>
         <w:r>
           <w:rPr>
-            <w:rFonts w:asciiTheme="majorBidi" w:hAnsiTheme="majorBidi"/>
             <w:noProof/>
             <w:webHidden/>
-            <w:sz w:val="32"/>
-            <w:szCs w:val="32"/>
           </w:rPr>
           <w:tab/>
         </w:r>
         <w:r>
           <w:rPr>
-            <w:rFonts w:asciiTheme="majorBidi" w:hAnsiTheme="majorBidi"/>
             <w:noProof/>
             <w:webHidden/>
-            <w:sz w:val="32"/>
-            <w:szCs w:val="32"/>
           </w:rPr>
           <w:fldChar w:fldCharType="begin"/>
         </w:r>
         <w:r>
           <w:rPr>
-            <w:rFonts w:asciiTheme="majorBidi" w:hAnsiTheme="majorBidi"/>
             <w:noProof/>
             <w:webHidden/>
-            <w:sz w:val="32"/>
-            <w:szCs w:val="32"/>
           </w:rPr>
-          <w:instrText xml:space="preserve"> PAGEREF _Toc225605752 \h </w:instrText>
+          <w:instrText xml:space="preserve"> PAGEREF _Toc225606393 \h </w:instrText>
         </w:r>
         <w:r>
           <w:rPr>
-            <w:rFonts w:asciiTheme="majorBidi" w:hAnsiTheme="majorBidi"/>
             <w:noProof/>
             <w:webHidden/>
-            <w:sz w:val="32"/>
-            <w:szCs w:val="32"/>
           </w:rPr>
         </w:r>
         <w:r>
           <w:rPr>
-            <w:rFonts w:asciiTheme="majorBidi" w:hAnsiTheme="majorBidi"/>
             <w:noProof/>
             <w:webHidden/>
-            <w:sz w:val="32"/>
-            <w:szCs w:val="32"/>
           </w:rPr>
           <w:fldChar w:fldCharType="separate"/>
         </w:r>
         <w:r>
           <w:rPr>
-            <w:rFonts w:asciiTheme="majorBidi" w:hAnsiTheme="majorBidi"/>
             <w:noProof/>
             <w:webHidden/>
-            <w:sz w:val="32"/>
-            <w:szCs w:val="32"/>
+            <w:cs/>
           </w:rPr>
-          <w:t>6</w:t>
+          <w:t>3</w:t>
         </w:r>
         <w:r>
           <w:rPr>
-            <w:rFonts w:asciiTheme="majorBidi" w:hAnsiTheme="majorBidi"/>
             <w:noProof/>
             <w:webHidden/>
-            <w:sz w:val="32"/>
-            <w:szCs w:val="32"/>
           </w:rPr>
           <w:fldChar w:fldCharType="end"/>
         </w:r>
@@ -2415,23 +2164,20 @@
           <w:tab w:val="right" w:leader="underscore" w:pos="9350"/>
         </w:tabs>
         <w:rPr>
-          <w:rFonts w:asciiTheme="majorBidi" w:eastAsiaTheme="minorEastAsia" w:hAnsiTheme="majorBidi"/>
+          <w:rFonts w:eastAsiaTheme="minorEastAsia" w:cstheme="minorBidi"/>
           <w:b w:val="0"/>
           <w:bCs w:val="0"/>
           <w:noProof/>
-          <w:sz w:val="32"/>
-          <w:szCs w:val="32"/>
-        </w:rPr>
-      </w:pPr>
-      <w:hyperlink w:anchor="_Toc225605753" w:history="1">
+          <w:sz w:val="24"/>
+          <w:szCs w:val="30"/>
+        </w:rPr>
+      </w:pPr>
+      <w:hyperlink w:anchor="_Toc225606394" w:history="1">
         <w:r>
           <w:rPr>
             <w:rStyle w:val="af4"/>
             <w:rFonts w:asciiTheme="majorBidi" w:hAnsiTheme="majorBidi"/>
             <w:noProof/>
-            <w:color w:val="auto"/>
-            <w:sz w:val="32"/>
-            <w:szCs w:val="32"/>
           </w:rPr>
           <w:t xml:space="preserve">2.5 </w:t>
         </w:r>
@@ -2440,9 +2186,6 @@
             <w:rStyle w:val="af4"/>
             <w:rFonts w:asciiTheme="majorBidi" w:hAnsiTheme="majorBidi"/>
             <w:noProof/>
-            <w:color w:val="auto"/>
-            <w:sz w:val="32"/>
-            <w:szCs w:val="32"/>
             <w:cs/>
           </w:rPr>
           <w:t>เกณฑ์การเริ่มและสิ้นสุดการทดสอบ (</w:t>
@@ -2452,78 +2195,55 @@
             <w:rStyle w:val="af4"/>
             <w:rFonts w:asciiTheme="majorBidi" w:hAnsiTheme="majorBidi"/>
             <w:noProof/>
-            <w:color w:val="auto"/>
-            <w:sz w:val="32"/>
-            <w:szCs w:val="32"/>
           </w:rPr>
           <w:t>Entry &amp; Exit Criteria)</w:t>
         </w:r>
         <w:r>
           <w:rPr>
-            <w:rFonts w:asciiTheme="majorBidi" w:hAnsiTheme="majorBidi"/>
             <w:noProof/>
             <w:webHidden/>
-            <w:sz w:val="32"/>
-            <w:szCs w:val="32"/>
           </w:rPr>
           <w:tab/>
         </w:r>
         <w:r>
           <w:rPr>
-            <w:rFonts w:asciiTheme="majorBidi" w:hAnsiTheme="majorBidi"/>
             <w:noProof/>
             <w:webHidden/>
-            <w:sz w:val="32"/>
-            <w:szCs w:val="32"/>
           </w:rPr>
           <w:fldChar w:fldCharType="begin"/>
         </w:r>
         <w:r>
           <w:rPr>
-            <w:rFonts w:asciiTheme="majorBidi" w:hAnsiTheme="majorBidi"/>
             <w:noProof/>
             <w:webHidden/>
-            <w:sz w:val="32"/>
-            <w:szCs w:val="32"/>
           </w:rPr>
-          <w:instrText xml:space="preserve"> PAGEREF _Toc225605753 \h </w:instrText>
+          <w:instrText xml:space="preserve"> PAGEREF _Toc225606394 \h </w:instrText>
         </w:r>
         <w:r>
           <w:rPr>
-            <w:rFonts w:asciiTheme="majorBidi" w:hAnsiTheme="majorBidi"/>
             <w:noProof/>
             <w:webHidden/>
-            <w:sz w:val="32"/>
-            <w:szCs w:val="32"/>
           </w:rPr>
         </w:r>
         <w:r>
           <w:rPr>
-            <w:rFonts w:asciiTheme="majorBidi" w:hAnsiTheme="majorBidi"/>
             <w:noProof/>
             <w:webHidden/>
-            <w:sz w:val="32"/>
-            <w:szCs w:val="32"/>
           </w:rPr>
           <w:fldChar w:fldCharType="separate"/>
         </w:r>
         <w:r>
           <w:rPr>
-            <w:rFonts w:asciiTheme="majorBidi" w:hAnsiTheme="majorBidi"/>
             <w:noProof/>
             <w:webHidden/>
-            <w:sz w:val="32"/>
-            <w:szCs w:val="32"/>
+            <w:cs/>
           </w:rPr>
-          <w:t>7</w:t>
+          <w:t>4</w:t>
         </w:r>
         <w:r>
           <w:rPr>
-            <w:rFonts w:asciiTheme="majorBidi" w:hAnsiTheme="majorBidi"/>
             <w:noProof/>
             <w:webHidden/>
-            <w:sz w:val="32"/>
-            <w:szCs w:val="32"/>
           </w:rPr>
           <w:fldChar w:fldCharType="end"/>
         </w:r>
@@ -2536,25 +2256,21 @@
           <w:tab w:val="right" w:leader="underscore" w:pos="9350"/>
         </w:tabs>
         <w:rPr>
-          <w:rFonts w:asciiTheme="majorBidi" w:eastAsiaTheme="minorEastAsia" w:hAnsiTheme="majorBidi"/>
+          <w:rFonts w:eastAsiaTheme="minorEastAsia" w:cstheme="minorBidi"/>
           <w:b w:val="0"/>
           <w:bCs w:val="0"/>
           <w:i w:val="0"/>
           <w:iCs w:val="0"/>
           <w:noProof/>
-          <w:sz w:val="32"/>
-          <w:szCs w:val="32"/>
-        </w:rPr>
-      </w:pPr>
-      <w:hyperlink w:anchor="_Toc225605754" w:history="1">
+          <w:szCs w:val="30"/>
+        </w:rPr>
+      </w:pPr>
+      <w:hyperlink w:anchor="_Toc225606395" w:history="1">
         <w:r>
           <w:rPr>
             <w:rStyle w:val="af4"/>
             <w:rFonts w:asciiTheme="majorBidi" w:hAnsiTheme="majorBidi"/>
             <w:noProof/>
-            <w:color w:val="auto"/>
-            <w:sz w:val="32"/>
-            <w:szCs w:val="32"/>
             <w:cs/>
           </w:rPr>
           <w:t xml:space="preserve">บทที่ </w:t>
@@ -2564,9 +2280,6 @@
             <w:rStyle w:val="af4"/>
             <w:rFonts w:asciiTheme="majorBidi" w:hAnsiTheme="majorBidi"/>
             <w:noProof/>
-            <w:color w:val="auto"/>
-            <w:sz w:val="32"/>
-            <w:szCs w:val="32"/>
           </w:rPr>
           <w:t xml:space="preserve">3: </w:t>
         </w:r>
@@ -2575,9 +2288,6 @@
             <w:rStyle w:val="af4"/>
             <w:rFonts w:asciiTheme="majorBidi" w:hAnsiTheme="majorBidi"/>
             <w:noProof/>
-            <w:color w:val="auto"/>
-            <w:sz w:val="32"/>
-            <w:szCs w:val="32"/>
             <w:cs/>
           </w:rPr>
           <w:t>วิธีดำเนินการทดสอบ (</w:t>
@@ -2587,78 +2297,55 @@
             <w:rStyle w:val="af4"/>
             <w:rFonts w:asciiTheme="majorBidi" w:hAnsiTheme="majorBidi"/>
             <w:noProof/>
-            <w:color w:val="auto"/>
-            <w:sz w:val="32"/>
-            <w:szCs w:val="32"/>
           </w:rPr>
           <w:t>Test Methodology)</w:t>
         </w:r>
         <w:r>
           <w:rPr>
-            <w:rFonts w:asciiTheme="majorBidi" w:hAnsiTheme="majorBidi"/>
             <w:noProof/>
             <w:webHidden/>
-            <w:sz w:val="32"/>
-            <w:szCs w:val="32"/>
           </w:rPr>
           <w:tab/>
         </w:r>
         <w:r>
           <w:rPr>
-            <w:rFonts w:asciiTheme="majorBidi" w:hAnsiTheme="majorBidi"/>
             <w:noProof/>
             <w:webHidden/>
-            <w:sz w:val="32"/>
-            <w:szCs w:val="32"/>
           </w:rPr>
           <w:fldChar w:fldCharType="begin"/>
         </w:r>
         <w:r>
           <w:rPr>
-            <w:rFonts w:asciiTheme="majorBidi" w:hAnsiTheme="majorBidi"/>
             <w:noProof/>
             <w:webHidden/>
-            <w:sz w:val="32"/>
-            <w:szCs w:val="32"/>
           </w:rPr>
-          <w:instrText xml:space="preserve"> PAGEREF _Toc225605754 \h </w:instrText>
+          <w:instrText xml:space="preserve"> PAGEREF _Toc225606395 \h </w:instrText>
         </w:r>
         <w:r>
           <w:rPr>
-            <w:rFonts w:asciiTheme="majorBidi" w:hAnsiTheme="majorBidi"/>
             <w:noProof/>
             <w:webHidden/>
-            <w:sz w:val="32"/>
-            <w:szCs w:val="32"/>
           </w:rPr>
         </w:r>
         <w:r>
           <w:rPr>
-            <w:rFonts w:asciiTheme="majorBidi" w:hAnsiTheme="majorBidi"/>
             <w:noProof/>
             <w:webHidden/>
-            <w:sz w:val="32"/>
-            <w:szCs w:val="32"/>
           </w:rPr>
           <w:fldChar w:fldCharType="separate"/>
         </w:r>
         <w:r>
           <w:rPr>
-            <w:rFonts w:asciiTheme="majorBidi" w:hAnsiTheme="majorBidi"/>
             <w:noProof/>
             <w:webHidden/>
-            <w:sz w:val="32"/>
-            <w:szCs w:val="32"/>
+            <w:cs/>
           </w:rPr>
-          <w:t>8</w:t>
+          <w:t>5</w:t>
         </w:r>
         <w:r>
           <w:rPr>
-            <w:rFonts w:asciiTheme="majorBidi" w:hAnsiTheme="majorBidi"/>
             <w:noProof/>
             <w:webHidden/>
-            <w:sz w:val="32"/>
-            <w:szCs w:val="32"/>
           </w:rPr>
           <w:fldChar w:fldCharType="end"/>
         </w:r>
@@ -2671,23 +2358,20 @@
           <w:tab w:val="right" w:leader="underscore" w:pos="9350"/>
         </w:tabs>
         <w:rPr>
-          <w:rFonts w:asciiTheme="majorBidi" w:eastAsiaTheme="minorEastAsia" w:hAnsiTheme="majorBidi"/>
+          <w:rFonts w:eastAsiaTheme="minorEastAsia" w:cstheme="minorBidi"/>
           <w:b w:val="0"/>
           <w:bCs w:val="0"/>
           <w:noProof/>
-          <w:sz w:val="32"/>
-          <w:szCs w:val="32"/>
-        </w:rPr>
-      </w:pPr>
-      <w:hyperlink w:anchor="_Toc225605755" w:history="1">
+          <w:sz w:val="24"/>
+          <w:szCs w:val="30"/>
+        </w:rPr>
+      </w:pPr>
+      <w:hyperlink w:anchor="_Toc225606396" w:history="1">
         <w:r>
           <w:rPr>
             <w:rStyle w:val="af4"/>
             <w:rFonts w:asciiTheme="majorBidi" w:hAnsiTheme="majorBidi"/>
             <w:noProof/>
-            <w:color w:val="auto"/>
-            <w:sz w:val="32"/>
-            <w:szCs w:val="32"/>
           </w:rPr>
           <w:t xml:space="preserve">3.1 </w:t>
         </w:r>
@@ -2696,9 +2380,6 @@
             <w:rStyle w:val="af4"/>
             <w:rFonts w:asciiTheme="majorBidi" w:hAnsiTheme="majorBidi"/>
             <w:noProof/>
-            <w:color w:val="auto"/>
-            <w:sz w:val="32"/>
-            <w:szCs w:val="32"/>
             <w:cs/>
           </w:rPr>
           <w:t>เส้นทางการใช้งานของผู้ใช้ (</w:t>
@@ -2708,78 +2389,55 @@
             <w:rStyle w:val="af4"/>
             <w:rFonts w:asciiTheme="majorBidi" w:hAnsiTheme="majorBidi"/>
             <w:noProof/>
-            <w:color w:val="auto"/>
-            <w:sz w:val="32"/>
-            <w:szCs w:val="32"/>
           </w:rPr>
           <w:t>User Journeys)</w:t>
         </w:r>
         <w:r>
           <w:rPr>
-            <w:rFonts w:asciiTheme="majorBidi" w:hAnsiTheme="majorBidi"/>
             <w:noProof/>
             <w:webHidden/>
-            <w:sz w:val="32"/>
-            <w:szCs w:val="32"/>
           </w:rPr>
           <w:tab/>
         </w:r>
         <w:r>
           <w:rPr>
-            <w:rFonts w:asciiTheme="majorBidi" w:hAnsiTheme="majorBidi"/>
             <w:noProof/>
             <w:webHidden/>
-            <w:sz w:val="32"/>
-            <w:szCs w:val="32"/>
           </w:rPr>
           <w:fldChar w:fldCharType="begin"/>
         </w:r>
         <w:r>
           <w:rPr>
-            <w:rFonts w:asciiTheme="majorBidi" w:hAnsiTheme="majorBidi"/>
             <w:noProof/>
             <w:webHidden/>
-            <w:sz w:val="32"/>
-            <w:szCs w:val="32"/>
           </w:rPr>
-          <w:instrText xml:space="preserve"> PAGEREF _Toc225605755 \h </w:instrText>
+          <w:instrText xml:space="preserve"> PAGEREF _Toc225606396 \h </w:instrText>
         </w:r>
         <w:r>
           <w:rPr>
-            <w:rFonts w:asciiTheme="majorBidi" w:hAnsiTheme="majorBidi"/>
             <w:noProof/>
             <w:webHidden/>
-            <w:sz w:val="32"/>
-            <w:szCs w:val="32"/>
           </w:rPr>
         </w:r>
         <w:r>
           <w:rPr>
-            <w:rFonts w:asciiTheme="majorBidi" w:hAnsiTheme="majorBidi"/>
             <w:noProof/>
             <w:webHidden/>
-            <w:sz w:val="32"/>
-            <w:szCs w:val="32"/>
           </w:rPr>
           <w:fldChar w:fldCharType="separate"/>
         </w:r>
         <w:r>
           <w:rPr>
-            <w:rFonts w:asciiTheme="majorBidi" w:hAnsiTheme="majorBidi"/>
             <w:noProof/>
             <w:webHidden/>
-            <w:sz w:val="32"/>
-            <w:szCs w:val="32"/>
+            <w:cs/>
           </w:rPr>
-          <w:t>8</w:t>
+          <w:t>5</w:t>
         </w:r>
         <w:r>
           <w:rPr>
-            <w:rFonts w:asciiTheme="majorBidi" w:hAnsiTheme="majorBidi"/>
             <w:noProof/>
             <w:webHidden/>
-            <w:sz w:val="32"/>
-            <w:szCs w:val="32"/>
           </w:rPr>
           <w:fldChar w:fldCharType="end"/>
         </w:r>
@@ -2792,23 +2450,20 @@
           <w:tab w:val="right" w:leader="underscore" w:pos="9350"/>
         </w:tabs>
         <w:rPr>
-          <w:rFonts w:asciiTheme="majorBidi" w:eastAsiaTheme="minorEastAsia" w:hAnsiTheme="majorBidi"/>
+          <w:rFonts w:eastAsiaTheme="minorEastAsia" w:cstheme="minorBidi"/>
           <w:b w:val="0"/>
           <w:bCs w:val="0"/>
           <w:noProof/>
-          <w:sz w:val="32"/>
-          <w:szCs w:val="32"/>
-        </w:rPr>
-      </w:pPr>
-      <w:hyperlink w:anchor="_Toc225605756" w:history="1">
+          <w:sz w:val="24"/>
+          <w:szCs w:val="30"/>
+        </w:rPr>
+      </w:pPr>
+      <w:hyperlink w:anchor="_Toc225606397" w:history="1">
         <w:r>
           <w:rPr>
             <w:rStyle w:val="af4"/>
             <w:rFonts w:asciiTheme="majorBidi" w:hAnsiTheme="majorBidi"/>
             <w:noProof/>
-            <w:color w:val="auto"/>
-            <w:sz w:val="32"/>
-            <w:szCs w:val="32"/>
           </w:rPr>
           <w:t xml:space="preserve">3.2 </w:t>
         </w:r>
@@ -2817,9 +2472,6 @@
             <w:rStyle w:val="af4"/>
             <w:rFonts w:asciiTheme="majorBidi" w:hAnsiTheme="majorBidi"/>
             <w:noProof/>
-            <w:color w:val="auto"/>
-            <w:sz w:val="32"/>
-            <w:szCs w:val="32"/>
             <w:cs/>
           </w:rPr>
           <w:t>การออกแบบกรณีทดสอบ (</w:t>
@@ -2829,78 +2481,55 @@
             <w:rStyle w:val="af4"/>
             <w:rFonts w:asciiTheme="majorBidi" w:hAnsiTheme="majorBidi"/>
             <w:noProof/>
-            <w:color w:val="auto"/>
-            <w:sz w:val="32"/>
-            <w:szCs w:val="32"/>
           </w:rPr>
           <w:t>Test Case Design)</w:t>
         </w:r>
         <w:r>
           <w:rPr>
-            <w:rFonts w:asciiTheme="majorBidi" w:hAnsiTheme="majorBidi"/>
             <w:noProof/>
             <w:webHidden/>
-            <w:sz w:val="32"/>
-            <w:szCs w:val="32"/>
           </w:rPr>
           <w:tab/>
         </w:r>
         <w:r>
           <w:rPr>
-            <w:rFonts w:asciiTheme="majorBidi" w:hAnsiTheme="majorBidi"/>
             <w:noProof/>
             <w:webHidden/>
-            <w:sz w:val="32"/>
-            <w:szCs w:val="32"/>
           </w:rPr>
           <w:fldChar w:fldCharType="begin"/>
         </w:r>
         <w:r>
           <w:rPr>
-            <w:rFonts w:asciiTheme="majorBidi" w:hAnsiTheme="majorBidi"/>
             <w:noProof/>
             <w:webHidden/>
-            <w:sz w:val="32"/>
-            <w:szCs w:val="32"/>
           </w:rPr>
-          <w:instrText xml:space="preserve"> PAGEREF _Toc225605756 \h </w:instrText>
+          <w:instrText xml:space="preserve"> PAGEREF _Toc225606397 \h </w:instrText>
         </w:r>
         <w:r>
           <w:rPr>
-            <w:rFonts w:asciiTheme="majorBidi" w:hAnsiTheme="majorBidi"/>
             <w:noProof/>
             <w:webHidden/>
-            <w:sz w:val="32"/>
-            <w:szCs w:val="32"/>
           </w:rPr>
         </w:r>
         <w:r>
           <w:rPr>
-            <w:rFonts w:asciiTheme="majorBidi" w:hAnsiTheme="majorBidi"/>
             <w:noProof/>
             <w:webHidden/>
-            <w:sz w:val="32"/>
-            <w:szCs w:val="32"/>
           </w:rPr>
           <w:fldChar w:fldCharType="separate"/>
         </w:r>
         <w:r>
           <w:rPr>
-            <w:rFonts w:asciiTheme="majorBidi" w:hAnsiTheme="majorBidi"/>
             <w:noProof/>
             <w:webHidden/>
-            <w:sz w:val="32"/>
-            <w:szCs w:val="32"/>
+            <w:cs/>
           </w:rPr>
-          <w:t>8</w:t>
+          <w:t>5</w:t>
         </w:r>
         <w:r>
           <w:rPr>
-            <w:rFonts w:asciiTheme="majorBidi" w:hAnsiTheme="majorBidi"/>
             <w:noProof/>
             <w:webHidden/>
-            <w:sz w:val="32"/>
-            <w:szCs w:val="32"/>
           </w:rPr>
           <w:fldChar w:fldCharType="end"/>
         </w:r>
@@ -2913,23 +2542,20 @@
           <w:tab w:val="right" w:leader="underscore" w:pos="9350"/>
         </w:tabs>
         <w:rPr>
-          <w:rFonts w:asciiTheme="majorBidi" w:eastAsiaTheme="minorEastAsia" w:hAnsiTheme="majorBidi"/>
+          <w:rFonts w:eastAsiaTheme="minorEastAsia" w:cstheme="minorBidi"/>
           <w:b w:val="0"/>
           <w:bCs w:val="0"/>
           <w:noProof/>
-          <w:sz w:val="32"/>
-          <w:szCs w:val="32"/>
-        </w:rPr>
-      </w:pPr>
-      <w:hyperlink w:anchor="_Toc225605757" w:history="1">
+          <w:sz w:val="24"/>
+          <w:szCs w:val="30"/>
+        </w:rPr>
+      </w:pPr>
+      <w:hyperlink w:anchor="_Toc225606398" w:history="1">
         <w:r>
           <w:rPr>
             <w:rStyle w:val="af4"/>
             <w:rFonts w:asciiTheme="majorBidi" w:hAnsiTheme="majorBidi"/>
             <w:noProof/>
-            <w:color w:val="auto"/>
-            <w:sz w:val="32"/>
-            <w:szCs w:val="32"/>
             <w:cs/>
           </w:rPr>
           <w:t>3.3เทคนิคการออกแบบกรณีทดสอบ (</w:t>
@@ -2939,78 +2565,55 @@
             <w:rStyle w:val="af4"/>
             <w:rFonts w:asciiTheme="majorBidi" w:hAnsiTheme="majorBidi"/>
             <w:noProof/>
-            <w:color w:val="auto"/>
-            <w:sz w:val="32"/>
-            <w:szCs w:val="32"/>
           </w:rPr>
           <w:t>Test Design Techniques)</w:t>
         </w:r>
         <w:r>
           <w:rPr>
-            <w:rFonts w:asciiTheme="majorBidi" w:hAnsiTheme="majorBidi"/>
             <w:noProof/>
             <w:webHidden/>
-            <w:sz w:val="32"/>
-            <w:szCs w:val="32"/>
           </w:rPr>
           <w:tab/>
         </w:r>
         <w:r>
           <w:rPr>
-            <w:rFonts w:asciiTheme="majorBidi" w:hAnsiTheme="majorBidi"/>
             <w:noProof/>
             <w:webHidden/>
-            <w:sz w:val="32"/>
-            <w:szCs w:val="32"/>
           </w:rPr>
           <w:fldChar w:fldCharType="begin"/>
         </w:r>
         <w:r>
           <w:rPr>
-            <w:rFonts w:asciiTheme="majorBidi" w:hAnsiTheme="majorBidi"/>
             <w:noProof/>
             <w:webHidden/>
-            <w:sz w:val="32"/>
-            <w:szCs w:val="32"/>
           </w:rPr>
-          <w:instrText xml:space="preserve"> PAGEREF _Toc225605757 \h </w:instrText>
+          <w:instrText xml:space="preserve"> PAGEREF _Toc225606398 \h </w:instrText>
         </w:r>
         <w:r>
           <w:rPr>
-            <w:rFonts w:asciiTheme="majorBidi" w:hAnsiTheme="majorBidi"/>
             <w:noProof/>
             <w:webHidden/>
-            <w:sz w:val="32"/>
-            <w:szCs w:val="32"/>
           </w:rPr>
         </w:r>
         <w:r>
           <w:rPr>
-            <w:rFonts w:asciiTheme="majorBidi" w:hAnsiTheme="majorBidi"/>
             <w:noProof/>
             <w:webHidden/>
-            <w:sz w:val="32"/>
-            <w:szCs w:val="32"/>
           </w:rPr>
           <w:fldChar w:fldCharType="separate"/>
         </w:r>
         <w:r>
           <w:rPr>
-            <w:rFonts w:asciiTheme="majorBidi" w:hAnsiTheme="majorBidi"/>
             <w:noProof/>
             <w:webHidden/>
-            <w:sz w:val="32"/>
-            <w:szCs w:val="32"/>
+            <w:cs/>
           </w:rPr>
-          <w:t>11</w:t>
+          <w:t>7</w:t>
         </w:r>
         <w:r>
           <w:rPr>
-            <w:rFonts w:asciiTheme="majorBidi" w:hAnsiTheme="majorBidi"/>
             <w:noProof/>
             <w:webHidden/>
-            <w:sz w:val="32"/>
-            <w:szCs w:val="32"/>
           </w:rPr>
           <w:fldChar w:fldCharType="end"/>
         </w:r>
@@ -3023,23 +2626,20 @@
           <w:tab w:val="right" w:leader="underscore" w:pos="9350"/>
         </w:tabs>
         <w:rPr>
-          <w:rFonts w:asciiTheme="majorBidi" w:eastAsiaTheme="minorEastAsia" w:hAnsiTheme="majorBidi"/>
+          <w:rFonts w:eastAsiaTheme="minorEastAsia" w:cstheme="minorBidi"/>
           <w:b w:val="0"/>
           <w:bCs w:val="0"/>
           <w:noProof/>
-          <w:sz w:val="32"/>
-          <w:szCs w:val="32"/>
-        </w:rPr>
-      </w:pPr>
-      <w:hyperlink w:anchor="_Toc225605758" w:history="1">
+          <w:sz w:val="24"/>
+          <w:szCs w:val="30"/>
+        </w:rPr>
+      </w:pPr>
+      <w:hyperlink w:anchor="_Toc225606399" w:history="1">
         <w:r>
           <w:rPr>
             <w:rStyle w:val="af4"/>
             <w:rFonts w:asciiTheme="majorBidi" w:hAnsiTheme="majorBidi"/>
             <w:noProof/>
-            <w:color w:val="auto"/>
-            <w:sz w:val="32"/>
-            <w:szCs w:val="32"/>
           </w:rPr>
           <w:t xml:space="preserve">3.4 </w:t>
         </w:r>
@@ -3048,9 +2648,6 @@
             <w:rStyle w:val="af4"/>
             <w:rFonts w:asciiTheme="majorBidi" w:hAnsiTheme="majorBidi"/>
             <w:noProof/>
-            <w:color w:val="auto"/>
-            <w:sz w:val="32"/>
-            <w:szCs w:val="32"/>
             <w:cs/>
           </w:rPr>
           <w:t>ขั้นตอนการดำเนินงาน (</w:t>
@@ -3060,78 +2657,55 @@
             <w:rStyle w:val="af4"/>
             <w:rFonts w:asciiTheme="majorBidi" w:hAnsiTheme="majorBidi"/>
             <w:noProof/>
-            <w:color w:val="auto"/>
-            <w:sz w:val="32"/>
-            <w:szCs w:val="32"/>
           </w:rPr>
           <w:t>Workflow)</w:t>
         </w:r>
         <w:r>
           <w:rPr>
-            <w:rFonts w:asciiTheme="majorBidi" w:hAnsiTheme="majorBidi"/>
             <w:noProof/>
             <w:webHidden/>
-            <w:sz w:val="32"/>
-            <w:szCs w:val="32"/>
           </w:rPr>
           <w:tab/>
         </w:r>
         <w:r>
           <w:rPr>
-            <w:rFonts w:asciiTheme="majorBidi" w:hAnsiTheme="majorBidi"/>
             <w:noProof/>
             <w:webHidden/>
-            <w:sz w:val="32"/>
-            <w:szCs w:val="32"/>
           </w:rPr>
           <w:fldChar w:fldCharType="begin"/>
         </w:r>
         <w:r>
           <w:rPr>
-            <w:rFonts w:asciiTheme="majorBidi" w:hAnsiTheme="majorBidi"/>
             <w:noProof/>
             <w:webHidden/>
-            <w:sz w:val="32"/>
-            <w:szCs w:val="32"/>
           </w:rPr>
-          <w:instrText xml:space="preserve"> PAGEREF _Toc225605758 \h </w:instrText>
+          <w:instrText xml:space="preserve"> PAGEREF _Toc225606399 \h </w:instrText>
         </w:r>
         <w:r>
           <w:rPr>
-            <w:rFonts w:asciiTheme="majorBidi" w:hAnsiTheme="majorBidi"/>
             <w:noProof/>
             <w:webHidden/>
-            <w:sz w:val="32"/>
-            <w:szCs w:val="32"/>
           </w:rPr>
         </w:r>
         <w:r>
           <w:rPr>
-            <w:rFonts w:asciiTheme="majorBidi" w:hAnsiTheme="majorBidi"/>
             <w:noProof/>
             <w:webHidden/>
-            <w:sz w:val="32"/>
-            <w:szCs w:val="32"/>
           </w:rPr>
           <w:fldChar w:fldCharType="separate"/>
         </w:r>
         <w:r>
           <w:rPr>
-            <w:rFonts w:asciiTheme="majorBidi" w:hAnsiTheme="majorBidi"/>
             <w:noProof/>
             <w:webHidden/>
-            <w:sz w:val="32"/>
-            <w:szCs w:val="32"/>
+            <w:cs/>
           </w:rPr>
-          <w:t>11</w:t>
+          <w:t>8</w:t>
         </w:r>
         <w:r>
           <w:rPr>
-            <w:rFonts w:asciiTheme="majorBidi" w:hAnsiTheme="majorBidi"/>
             <w:noProof/>
             <w:webHidden/>
-            <w:sz w:val="32"/>
-            <w:szCs w:val="32"/>
           </w:rPr>
           <w:fldChar w:fldCharType="end"/>
         </w:r>
@@ -3144,25 +2718,21 @@
           <w:tab w:val="right" w:leader="underscore" w:pos="9350"/>
         </w:tabs>
         <w:rPr>
-          <w:rFonts w:asciiTheme="majorBidi" w:eastAsiaTheme="minorEastAsia" w:hAnsiTheme="majorBidi"/>
+          <w:rFonts w:eastAsiaTheme="minorEastAsia" w:cstheme="minorBidi"/>
           <w:b w:val="0"/>
           <w:bCs w:val="0"/>
           <w:i w:val="0"/>
           <w:iCs w:val="0"/>
           <w:noProof/>
-          <w:sz w:val="32"/>
-          <w:szCs w:val="32"/>
-        </w:rPr>
-      </w:pPr>
-      <w:hyperlink w:anchor="_Toc225605759" w:history="1">
+          <w:szCs w:val="30"/>
+        </w:rPr>
+      </w:pPr>
+      <w:hyperlink w:anchor="_Toc225606400" w:history="1">
         <w:r>
           <w:rPr>
             <w:rStyle w:val="af4"/>
             <w:rFonts w:asciiTheme="majorBidi" w:hAnsiTheme="majorBidi"/>
             <w:noProof/>
-            <w:color w:val="auto"/>
-            <w:sz w:val="32"/>
-            <w:szCs w:val="32"/>
             <w:cs/>
           </w:rPr>
           <w:t xml:space="preserve">บทที่ </w:t>
@@ -3172,9 +2742,6 @@
             <w:rStyle w:val="af4"/>
             <w:rFonts w:asciiTheme="majorBidi" w:hAnsiTheme="majorBidi"/>
             <w:noProof/>
-            <w:color w:val="auto"/>
-            <w:sz w:val="32"/>
-            <w:szCs w:val="32"/>
           </w:rPr>
           <w:t xml:space="preserve">4: </w:t>
         </w:r>
@@ -3183,9 +2750,6 @@
             <w:rStyle w:val="af4"/>
             <w:rFonts w:asciiTheme="majorBidi" w:hAnsiTheme="majorBidi"/>
             <w:noProof/>
-            <w:color w:val="auto"/>
-            <w:sz w:val="32"/>
-            <w:szCs w:val="32"/>
             <w:cs/>
           </w:rPr>
           <w:t>กรณีทดสอบและการปฏิบัติการ (</w:t>
@@ -3195,78 +2759,55 @@
             <w:rStyle w:val="af4"/>
             <w:rFonts w:asciiTheme="majorBidi" w:hAnsiTheme="majorBidi"/>
             <w:noProof/>
-            <w:color w:val="auto"/>
-            <w:sz w:val="32"/>
-            <w:szCs w:val="32"/>
           </w:rPr>
           <w:t>Test Cases &amp; Execution)</w:t>
         </w:r>
         <w:r>
           <w:rPr>
-            <w:rFonts w:asciiTheme="majorBidi" w:hAnsiTheme="majorBidi"/>
             <w:noProof/>
             <w:webHidden/>
-            <w:sz w:val="32"/>
-            <w:szCs w:val="32"/>
           </w:rPr>
           <w:tab/>
         </w:r>
         <w:r>
           <w:rPr>
-            <w:rFonts w:asciiTheme="majorBidi" w:hAnsiTheme="majorBidi"/>
             <w:noProof/>
             <w:webHidden/>
-            <w:sz w:val="32"/>
-            <w:szCs w:val="32"/>
           </w:rPr>
           <w:fldChar w:fldCharType="begin"/>
         </w:r>
         <w:r>
           <w:rPr>
-            <w:rFonts w:asciiTheme="majorBidi" w:hAnsiTheme="majorBidi"/>
             <w:noProof/>
             <w:webHidden/>
-            <w:sz w:val="32"/>
-            <w:szCs w:val="32"/>
           </w:rPr>
-          <w:instrText xml:space="preserve"> PAGEREF _Toc225605759 \h </w:instrText>
+          <w:instrText xml:space="preserve"> PAGEREF _Toc225606400 \h </w:instrText>
         </w:r>
         <w:r>
           <w:rPr>
-            <w:rFonts w:asciiTheme="majorBidi" w:hAnsiTheme="majorBidi"/>
             <w:noProof/>
             <w:webHidden/>
-            <w:sz w:val="32"/>
-            <w:szCs w:val="32"/>
           </w:rPr>
         </w:r>
         <w:r>
           <w:rPr>
-            <w:rFonts w:asciiTheme="majorBidi" w:hAnsiTheme="majorBidi"/>
             <w:noProof/>
             <w:webHidden/>
-            <w:sz w:val="32"/>
-            <w:szCs w:val="32"/>
           </w:rPr>
           <w:fldChar w:fldCharType="separate"/>
         </w:r>
         <w:r>
           <w:rPr>
-            <w:rFonts w:asciiTheme="majorBidi" w:hAnsiTheme="majorBidi"/>
             <w:noProof/>
             <w:webHidden/>
-            <w:sz w:val="32"/>
-            <w:szCs w:val="32"/>
+            <w:cs/>
           </w:rPr>
-          <w:t>12</w:t>
+          <w:t>9</w:t>
         </w:r>
         <w:r>
           <w:rPr>
-            <w:rFonts w:asciiTheme="majorBidi" w:hAnsiTheme="majorBidi"/>
             <w:noProof/>
             <w:webHidden/>
-            <w:sz w:val="32"/>
-            <w:szCs w:val="32"/>
           </w:rPr>
           <w:fldChar w:fldCharType="end"/>
         </w:r>
@@ -3279,25 +2820,21 @@
           <w:tab w:val="right" w:leader="underscore" w:pos="9350"/>
         </w:tabs>
         <w:rPr>
-          <w:rFonts w:asciiTheme="majorBidi" w:eastAsiaTheme="minorEastAsia" w:hAnsiTheme="majorBidi"/>
+          <w:rFonts w:eastAsiaTheme="minorEastAsia" w:cstheme="minorBidi"/>
           <w:b w:val="0"/>
           <w:bCs w:val="0"/>
           <w:i w:val="0"/>
           <w:iCs w:val="0"/>
           <w:noProof/>
-          <w:sz w:val="32"/>
-          <w:szCs w:val="32"/>
-        </w:rPr>
-      </w:pPr>
-      <w:hyperlink w:anchor="_Toc225605760" w:history="1">
+          <w:szCs w:val="30"/>
+        </w:rPr>
+      </w:pPr>
+      <w:hyperlink w:anchor="_Toc225606401" w:history="1">
         <w:r>
           <w:rPr>
             <w:rStyle w:val="af4"/>
             <w:rFonts w:asciiTheme="majorBidi" w:hAnsiTheme="majorBidi"/>
             <w:noProof/>
-            <w:color w:val="auto"/>
-            <w:sz w:val="32"/>
-            <w:szCs w:val="32"/>
             <w:cs/>
           </w:rPr>
           <w:t xml:space="preserve">บทที่ </w:t>
@@ -3307,9 +2844,6 @@
             <w:rStyle w:val="af4"/>
             <w:rFonts w:asciiTheme="majorBidi" w:hAnsiTheme="majorBidi"/>
             <w:noProof/>
-            <w:color w:val="auto"/>
-            <w:sz w:val="32"/>
-            <w:szCs w:val="32"/>
           </w:rPr>
           <w:t xml:space="preserve">5: </w:t>
         </w:r>
@@ -3318,9 +2852,6 @@
             <w:rStyle w:val="af4"/>
             <w:rFonts w:asciiTheme="majorBidi" w:hAnsiTheme="majorBidi"/>
             <w:noProof/>
-            <w:color w:val="auto"/>
-            <w:sz w:val="32"/>
-            <w:szCs w:val="32"/>
             <w:cs/>
           </w:rPr>
           <w:t>รายงานข้อผิดพลาด (</w:t>
@@ -3330,78 +2861,55 @@
             <w:rStyle w:val="af4"/>
             <w:rFonts w:asciiTheme="majorBidi" w:hAnsiTheme="majorBidi"/>
             <w:noProof/>
-            <w:color w:val="auto"/>
-            <w:sz w:val="32"/>
-            <w:szCs w:val="32"/>
           </w:rPr>
           <w:t>Bug Reports)</w:t>
         </w:r>
         <w:r>
           <w:rPr>
-            <w:rFonts w:asciiTheme="majorBidi" w:hAnsiTheme="majorBidi"/>
             <w:noProof/>
             <w:webHidden/>
-            <w:sz w:val="32"/>
-            <w:szCs w:val="32"/>
           </w:rPr>
           <w:tab/>
         </w:r>
         <w:r>
           <w:rPr>
-            <w:rFonts w:asciiTheme="majorBidi" w:hAnsiTheme="majorBidi"/>
             <w:noProof/>
             <w:webHidden/>
-            <w:sz w:val="32"/>
-            <w:szCs w:val="32"/>
           </w:rPr>
           <w:fldChar w:fldCharType="begin"/>
         </w:r>
         <w:r>
           <w:rPr>
-            <w:rFonts w:asciiTheme="majorBidi" w:hAnsiTheme="majorBidi"/>
             <w:noProof/>
             <w:webHidden/>
-            <w:sz w:val="32"/>
-            <w:szCs w:val="32"/>
           </w:rPr>
-          <w:instrText xml:space="preserve"> PAGEREF _Toc225605760 \h </w:instrText>
+          <w:instrText xml:space="preserve"> PAGEREF _Toc225606401 \h </w:instrText>
         </w:r>
         <w:r>
           <w:rPr>
-            <w:rFonts w:asciiTheme="majorBidi" w:hAnsiTheme="majorBidi"/>
             <w:noProof/>
             <w:webHidden/>
-            <w:sz w:val="32"/>
-            <w:szCs w:val="32"/>
           </w:rPr>
         </w:r>
         <w:r>
           <w:rPr>
-            <w:rFonts w:asciiTheme="majorBidi" w:hAnsiTheme="majorBidi"/>
             <w:noProof/>
             <w:webHidden/>
-            <w:sz w:val="32"/>
-            <w:szCs w:val="32"/>
           </w:rPr>
           <w:fldChar w:fldCharType="separate"/>
         </w:r>
         <w:r>
           <w:rPr>
-            <w:rFonts w:asciiTheme="majorBidi" w:hAnsiTheme="majorBidi"/>
             <w:noProof/>
             <w:webHidden/>
-            <w:sz w:val="32"/>
-            <w:szCs w:val="32"/>
+            <w:cs/>
           </w:rPr>
-          <w:t>21</w:t>
+          <w:t>18</w:t>
         </w:r>
         <w:r>
           <w:rPr>
-            <w:rFonts w:asciiTheme="majorBidi" w:hAnsiTheme="majorBidi"/>
             <w:noProof/>
             <w:webHidden/>
-            <w:sz w:val="32"/>
-            <w:szCs w:val="32"/>
           </w:rPr>
           <w:fldChar w:fldCharType="end"/>
         </w:r>
@@ -3414,25 +2922,21 @@
           <w:tab w:val="right" w:leader="underscore" w:pos="9350"/>
         </w:tabs>
         <w:rPr>
-          <w:rFonts w:asciiTheme="majorBidi" w:eastAsiaTheme="minorEastAsia" w:hAnsiTheme="majorBidi"/>
+          <w:rFonts w:eastAsiaTheme="minorEastAsia" w:cstheme="minorBidi"/>
           <w:b w:val="0"/>
           <w:bCs w:val="0"/>
           <w:i w:val="0"/>
           <w:iCs w:val="0"/>
           <w:noProof/>
-          <w:sz w:val="32"/>
-          <w:szCs w:val="32"/>
-        </w:rPr>
-      </w:pPr>
-      <w:hyperlink w:anchor="_Toc225605761" w:history="1">
+          <w:szCs w:val="30"/>
+        </w:rPr>
+      </w:pPr>
+      <w:hyperlink w:anchor="_Toc225606402" w:history="1">
         <w:r>
           <w:rPr>
             <w:rStyle w:val="af4"/>
             <w:rFonts w:asciiTheme="majorBidi" w:hAnsiTheme="majorBidi"/>
             <w:noProof/>
-            <w:color w:val="auto"/>
-            <w:sz w:val="32"/>
-            <w:szCs w:val="32"/>
             <w:cs/>
           </w:rPr>
           <w:t xml:space="preserve">บทที่ </w:t>
@@ -3442,9 +2946,6 @@
             <w:rStyle w:val="af4"/>
             <w:rFonts w:asciiTheme="majorBidi" w:hAnsiTheme="majorBidi"/>
             <w:noProof/>
-            <w:color w:val="auto"/>
-            <w:sz w:val="32"/>
-            <w:szCs w:val="32"/>
           </w:rPr>
           <w:t xml:space="preserve">6: </w:t>
         </w:r>
@@ -3453,9 +2954,6 @@
             <w:rStyle w:val="af4"/>
             <w:rFonts w:asciiTheme="majorBidi" w:hAnsiTheme="majorBidi"/>
             <w:noProof/>
-            <w:color w:val="auto"/>
-            <w:sz w:val="32"/>
-            <w:szCs w:val="32"/>
             <w:cs/>
           </w:rPr>
           <w:t>การวิเคราะห์และเมตริกส์ (</w:t>
@@ -3465,78 +2963,55 @@
             <w:rStyle w:val="af4"/>
             <w:rFonts w:asciiTheme="majorBidi" w:hAnsiTheme="majorBidi"/>
             <w:noProof/>
-            <w:color w:val="auto"/>
-            <w:sz w:val="32"/>
-            <w:szCs w:val="32"/>
           </w:rPr>
           <w:t>Metrics &amp; Analysis)</w:t>
         </w:r>
         <w:r>
           <w:rPr>
-            <w:rFonts w:asciiTheme="majorBidi" w:hAnsiTheme="majorBidi"/>
             <w:noProof/>
             <w:webHidden/>
-            <w:sz w:val="32"/>
-            <w:szCs w:val="32"/>
           </w:rPr>
           <w:tab/>
         </w:r>
         <w:r>
           <w:rPr>
-            <w:rFonts w:asciiTheme="majorBidi" w:hAnsiTheme="majorBidi"/>
             <w:noProof/>
             <w:webHidden/>
-            <w:sz w:val="32"/>
-            <w:szCs w:val="32"/>
           </w:rPr>
           <w:fldChar w:fldCharType="begin"/>
         </w:r>
         <w:r>
           <w:rPr>
-            <w:rFonts w:asciiTheme="majorBidi" w:hAnsiTheme="majorBidi"/>
             <w:noProof/>
             <w:webHidden/>
-            <w:sz w:val="32"/>
-            <w:szCs w:val="32"/>
           </w:rPr>
-          <w:instrText xml:space="preserve"> PAGEREF _Toc225605761 \h </w:instrText>
+          <w:instrText xml:space="preserve"> PAGEREF _Toc225606402 \h </w:instrText>
         </w:r>
         <w:r>
           <w:rPr>
-            <w:rFonts w:asciiTheme="majorBidi" w:hAnsiTheme="majorBidi"/>
             <w:noProof/>
             <w:webHidden/>
-            <w:sz w:val="32"/>
-            <w:szCs w:val="32"/>
           </w:rPr>
         </w:r>
         <w:r>
           <w:rPr>
-            <w:rFonts w:asciiTheme="majorBidi" w:hAnsiTheme="majorBidi"/>
             <w:noProof/>
             <w:webHidden/>
-            <w:sz w:val="32"/>
-            <w:szCs w:val="32"/>
           </w:rPr>
           <w:fldChar w:fldCharType="separate"/>
         </w:r>
         <w:r>
           <w:rPr>
-            <w:rFonts w:asciiTheme="majorBidi" w:hAnsiTheme="majorBidi"/>
             <w:noProof/>
             <w:webHidden/>
-            <w:sz w:val="32"/>
-            <w:szCs w:val="32"/>
+            <w:cs/>
           </w:rPr>
-          <w:t>21</w:t>
+          <w:t>18</w:t>
         </w:r>
         <w:r>
           <w:rPr>
-            <w:rFonts w:asciiTheme="majorBidi" w:hAnsiTheme="majorBidi"/>
             <w:noProof/>
             <w:webHidden/>
-            <w:sz w:val="32"/>
-            <w:szCs w:val="32"/>
           </w:rPr>
           <w:fldChar w:fldCharType="end"/>
         </w:r>
@@ -3549,23 +3024,20 @@
           <w:tab w:val="right" w:leader="underscore" w:pos="9350"/>
         </w:tabs>
         <w:rPr>
-          <w:rFonts w:asciiTheme="majorBidi" w:eastAsiaTheme="minorEastAsia" w:hAnsiTheme="majorBidi"/>
+          <w:rFonts w:eastAsiaTheme="minorEastAsia" w:cstheme="minorBidi"/>
           <w:b w:val="0"/>
           <w:bCs w:val="0"/>
           <w:noProof/>
-          <w:sz w:val="32"/>
-          <w:szCs w:val="32"/>
-        </w:rPr>
-      </w:pPr>
-      <w:hyperlink w:anchor="_Toc225605762" w:history="1">
+          <w:sz w:val="24"/>
+          <w:szCs w:val="30"/>
+        </w:rPr>
+      </w:pPr>
+      <w:hyperlink w:anchor="_Toc225606403" w:history="1">
         <w:r>
           <w:rPr>
             <w:rStyle w:val="af4"/>
             <w:rFonts w:asciiTheme="majorBidi" w:hAnsiTheme="majorBidi"/>
             <w:noProof/>
-            <w:color w:val="auto"/>
-            <w:sz w:val="32"/>
-            <w:szCs w:val="32"/>
           </w:rPr>
           <w:t xml:space="preserve">6.1 </w:t>
         </w:r>
@@ -3574,9 +3046,6 @@
             <w:rStyle w:val="af4"/>
             <w:rFonts w:asciiTheme="majorBidi" w:hAnsiTheme="majorBidi"/>
             <w:noProof/>
-            <w:color w:val="auto"/>
-            <w:sz w:val="32"/>
-            <w:szCs w:val="32"/>
             <w:cs/>
           </w:rPr>
           <w:t>สรุปผล:</w:t>
@@ -3586,9 +3055,6 @@
             <w:rStyle w:val="af4"/>
             <w:rFonts w:asciiTheme="majorBidi" w:hAnsiTheme="majorBidi"/>
             <w:noProof/>
-            <w:color w:val="auto"/>
-            <w:sz w:val="32"/>
-            <w:szCs w:val="32"/>
           </w:rPr>
           <w:t xml:space="preserve"> </w:t>
         </w:r>
@@ -3597,9 +3063,6 @@
             <w:rStyle w:val="af4"/>
             <w:rFonts w:asciiTheme="majorBidi" w:hAnsiTheme="majorBidi"/>
             <w:noProof/>
-            <w:color w:val="auto"/>
-            <w:sz w:val="32"/>
-            <w:szCs w:val="32"/>
             <w:highlight w:val="yellow"/>
             <w:cs/>
           </w:rPr>
@@ -3610,79 +3073,56 @@
             <w:rStyle w:val="af4"/>
             <w:rFonts w:asciiTheme="majorBidi" w:hAnsiTheme="majorBidi"/>
             <w:noProof/>
-            <w:color w:val="auto"/>
-            <w:sz w:val="32"/>
-            <w:szCs w:val="32"/>
             <w:highlight w:val="yellow"/>
           </w:rPr>
           <w:t>Pass/Fail</w:t>
         </w:r>
         <w:r>
           <w:rPr>
-            <w:rFonts w:asciiTheme="majorBidi" w:hAnsiTheme="majorBidi"/>
             <w:noProof/>
             <w:webHidden/>
-            <w:sz w:val="32"/>
-            <w:szCs w:val="32"/>
           </w:rPr>
           <w:tab/>
         </w:r>
         <w:r>
           <w:rPr>
-            <w:rFonts w:asciiTheme="majorBidi" w:hAnsiTheme="majorBidi"/>
             <w:noProof/>
             <w:webHidden/>
-            <w:sz w:val="32"/>
-            <w:szCs w:val="32"/>
           </w:rPr>
           <w:fldChar w:fldCharType="begin"/>
         </w:r>
         <w:r>
           <w:rPr>
-            <w:rFonts w:asciiTheme="majorBidi" w:hAnsiTheme="majorBidi"/>
             <w:noProof/>
             <w:webHidden/>
-            <w:sz w:val="32"/>
-            <w:szCs w:val="32"/>
           </w:rPr>
-          <w:instrText xml:space="preserve"> PAGEREF _Toc225605762 \h </w:instrText>
+          <w:instrText xml:space="preserve"> PAGEREF _Toc225606403 \h </w:instrText>
         </w:r>
         <w:r>
           <w:rPr>
-            <w:rFonts w:asciiTheme="majorBidi" w:hAnsiTheme="majorBidi"/>
             <w:noProof/>
             <w:webHidden/>
-            <w:sz w:val="32"/>
-            <w:szCs w:val="32"/>
           </w:rPr>
         </w:r>
         <w:r>
           <w:rPr>
-            <w:rFonts w:asciiTheme="majorBidi" w:hAnsiTheme="majorBidi"/>
             <w:noProof/>
             <w:webHidden/>
-            <w:sz w:val="32"/>
-            <w:szCs w:val="32"/>
           </w:rPr>
           <w:fldChar w:fldCharType="separate"/>
         </w:r>
         <w:r>
           <w:rPr>
-            <w:rFonts w:asciiTheme="majorBidi" w:hAnsiTheme="majorBidi"/>
             <w:noProof/>
             <w:webHidden/>
-            <w:sz w:val="32"/>
-            <w:szCs w:val="32"/>
+            <w:cs/>
           </w:rPr>
-          <w:t>21</w:t>
+          <w:t>18</w:t>
         </w:r>
         <w:r>
           <w:rPr>
-            <w:rFonts w:asciiTheme="majorBidi" w:hAnsiTheme="majorBidi"/>
             <w:noProof/>
             <w:webHidden/>
-            <w:sz w:val="32"/>
-            <w:szCs w:val="32"/>
           </w:rPr>
           <w:fldChar w:fldCharType="end"/>
         </w:r>
@@ -3695,23 +3135,20 @@
           <w:tab w:val="right" w:leader="underscore" w:pos="9350"/>
         </w:tabs>
         <w:rPr>
-          <w:rFonts w:asciiTheme="majorBidi" w:eastAsiaTheme="minorEastAsia" w:hAnsiTheme="majorBidi"/>
+          <w:rFonts w:eastAsiaTheme="minorEastAsia" w:cstheme="minorBidi"/>
           <w:b w:val="0"/>
           <w:bCs w:val="0"/>
           <w:noProof/>
-          <w:sz w:val="32"/>
-          <w:szCs w:val="32"/>
-        </w:rPr>
-      </w:pPr>
-      <w:hyperlink w:anchor="_Toc225605763" w:history="1">
+          <w:sz w:val="24"/>
+          <w:szCs w:val="30"/>
+        </w:rPr>
+      </w:pPr>
+      <w:hyperlink w:anchor="_Toc225606404" w:history="1">
         <w:r>
           <w:rPr>
             <w:rStyle w:val="af4"/>
             <w:rFonts w:asciiTheme="majorBidi" w:hAnsiTheme="majorBidi"/>
             <w:noProof/>
-            <w:color w:val="auto"/>
-            <w:sz w:val="32"/>
-            <w:szCs w:val="32"/>
           </w:rPr>
           <w:t xml:space="preserve">6.2 </w:t>
         </w:r>
@@ -3720,79 +3157,56 @@
             <w:rStyle w:val="af4"/>
             <w:rFonts w:asciiTheme="majorBidi" w:hAnsiTheme="majorBidi"/>
             <w:noProof/>
-            <w:color w:val="auto"/>
-            <w:sz w:val="32"/>
-            <w:szCs w:val="32"/>
             <w:cs/>
           </w:rPr>
           <w:t>เมตริกส์สำคัญ:</w:t>
         </w:r>
         <w:r>
           <w:rPr>
-            <w:rFonts w:asciiTheme="majorBidi" w:hAnsiTheme="majorBidi"/>
             <w:noProof/>
             <w:webHidden/>
-            <w:sz w:val="32"/>
-            <w:szCs w:val="32"/>
           </w:rPr>
           <w:tab/>
         </w:r>
         <w:r>
           <w:rPr>
-            <w:rFonts w:asciiTheme="majorBidi" w:hAnsiTheme="majorBidi"/>
             <w:noProof/>
             <w:webHidden/>
-            <w:sz w:val="32"/>
-            <w:szCs w:val="32"/>
           </w:rPr>
           <w:fldChar w:fldCharType="begin"/>
         </w:r>
         <w:r>
           <w:rPr>
-            <w:rFonts w:asciiTheme="majorBidi" w:hAnsiTheme="majorBidi"/>
             <w:noProof/>
             <w:webHidden/>
-            <w:sz w:val="32"/>
-            <w:szCs w:val="32"/>
           </w:rPr>
-          <w:instrText xml:space="preserve"> PAGEREF _Toc225605763 \h </w:instrText>
+          <w:instrText xml:space="preserve"> PAGEREF _Toc225606404 \h </w:instrText>
         </w:r>
         <w:r>
           <w:rPr>
-            <w:rFonts w:asciiTheme="majorBidi" w:hAnsiTheme="majorBidi"/>
             <w:noProof/>
             <w:webHidden/>
-            <w:sz w:val="32"/>
-            <w:szCs w:val="32"/>
           </w:rPr>
         </w:r>
         <w:r>
           <w:rPr>
-            <w:rFonts w:asciiTheme="majorBidi" w:hAnsiTheme="majorBidi"/>
             <w:noProof/>
             <w:webHidden/>
-            <w:sz w:val="32"/>
-            <w:szCs w:val="32"/>
           </w:rPr>
           <w:fldChar w:fldCharType="separate"/>
         </w:r>
         <w:r>
           <w:rPr>
-            <w:rFonts w:asciiTheme="majorBidi" w:hAnsiTheme="majorBidi"/>
             <w:noProof/>
             <w:webHidden/>
-            <w:sz w:val="32"/>
-            <w:szCs w:val="32"/>
+            <w:cs/>
           </w:rPr>
-          <w:t>21</w:t>
+          <w:t>18</w:t>
         </w:r>
         <w:r>
           <w:rPr>
-            <w:rFonts w:asciiTheme="majorBidi" w:hAnsiTheme="majorBidi"/>
             <w:noProof/>
             <w:webHidden/>
-            <w:sz w:val="32"/>
-            <w:szCs w:val="32"/>
           </w:rPr>
           <w:fldChar w:fldCharType="end"/>
         </w:r>
@@ -3805,23 +3219,20 @@
           <w:tab w:val="right" w:leader="underscore" w:pos="9350"/>
         </w:tabs>
         <w:rPr>
-          <w:rFonts w:asciiTheme="majorBidi" w:eastAsiaTheme="minorEastAsia" w:hAnsiTheme="majorBidi"/>
+          <w:rFonts w:eastAsiaTheme="minorEastAsia" w:cstheme="minorBidi"/>
           <w:b w:val="0"/>
           <w:bCs w:val="0"/>
           <w:noProof/>
-          <w:sz w:val="32"/>
-          <w:szCs w:val="32"/>
-        </w:rPr>
-      </w:pPr>
-      <w:hyperlink w:anchor="_Toc225605764" w:history="1">
+          <w:sz w:val="24"/>
+          <w:szCs w:val="30"/>
+        </w:rPr>
+      </w:pPr>
+      <w:hyperlink w:anchor="_Toc225606405" w:history="1">
         <w:r>
           <w:rPr>
             <w:rStyle w:val="af4"/>
             <w:rFonts w:asciiTheme="majorBidi" w:hAnsiTheme="majorBidi"/>
             <w:noProof/>
-            <w:color w:val="auto"/>
-            <w:sz w:val="32"/>
-            <w:szCs w:val="32"/>
           </w:rPr>
           <w:t xml:space="preserve">6.3 </w:t>
         </w:r>
@@ -3830,9 +3241,6 @@
             <w:rStyle w:val="af4"/>
             <w:rFonts w:asciiTheme="majorBidi" w:hAnsiTheme="majorBidi"/>
             <w:noProof/>
-            <w:color w:val="auto"/>
-            <w:sz w:val="32"/>
-            <w:szCs w:val="32"/>
             <w:cs/>
           </w:rPr>
           <w:t xml:space="preserve">การวิเคราะห์คุณภาพตามมาตรฐาน </w:t>
@@ -3842,78 +3250,55 @@
             <w:rStyle w:val="af4"/>
             <w:rFonts w:asciiTheme="majorBidi" w:hAnsiTheme="majorBidi"/>
             <w:noProof/>
-            <w:color w:val="auto"/>
-            <w:sz w:val="32"/>
-            <w:szCs w:val="32"/>
           </w:rPr>
           <w:t>ISO 25010</w:t>
         </w:r>
         <w:r>
           <w:rPr>
-            <w:rFonts w:asciiTheme="majorBidi" w:hAnsiTheme="majorBidi"/>
             <w:noProof/>
             <w:webHidden/>
-            <w:sz w:val="32"/>
-            <w:szCs w:val="32"/>
           </w:rPr>
           <w:tab/>
         </w:r>
         <w:r>
           <w:rPr>
-            <w:rFonts w:asciiTheme="majorBidi" w:hAnsiTheme="majorBidi"/>
             <w:noProof/>
             <w:webHidden/>
-            <w:sz w:val="32"/>
-            <w:szCs w:val="32"/>
           </w:rPr>
           <w:fldChar w:fldCharType="begin"/>
         </w:r>
         <w:r>
           <w:rPr>
-            <w:rFonts w:asciiTheme="majorBidi" w:hAnsiTheme="majorBidi"/>
             <w:noProof/>
             <w:webHidden/>
-            <w:sz w:val="32"/>
-            <w:szCs w:val="32"/>
           </w:rPr>
-          <w:instrText xml:space="preserve"> PAGEREF _Toc225605764 \h </w:instrText>
+          <w:instrText xml:space="preserve"> PAGEREF _Toc225606405 \h </w:instrText>
         </w:r>
         <w:r>
           <w:rPr>
-            <w:rFonts w:asciiTheme="majorBidi" w:hAnsiTheme="majorBidi"/>
             <w:noProof/>
             <w:webHidden/>
-            <w:sz w:val="32"/>
-            <w:szCs w:val="32"/>
           </w:rPr>
         </w:r>
         <w:r>
           <w:rPr>
-            <w:rFonts w:asciiTheme="majorBidi" w:hAnsiTheme="majorBidi"/>
             <w:noProof/>
             <w:webHidden/>
-            <w:sz w:val="32"/>
-            <w:szCs w:val="32"/>
           </w:rPr>
           <w:fldChar w:fldCharType="separate"/>
         </w:r>
         <w:r>
           <w:rPr>
-            <w:rFonts w:asciiTheme="majorBidi" w:hAnsiTheme="majorBidi"/>
             <w:noProof/>
             <w:webHidden/>
-            <w:sz w:val="32"/>
-            <w:szCs w:val="32"/>
+            <w:cs/>
           </w:rPr>
-          <w:t>22</w:t>
+          <w:t>19</w:t>
         </w:r>
         <w:r>
           <w:rPr>
-            <w:rFonts w:asciiTheme="majorBidi" w:hAnsiTheme="majorBidi"/>
             <w:noProof/>
             <w:webHidden/>
-            <w:sz w:val="32"/>
-            <w:szCs w:val="32"/>
           </w:rPr>
           <w:fldChar w:fldCharType="end"/>
         </w:r>
@@ -3926,25 +3311,21 @@
           <w:tab w:val="right" w:leader="underscore" w:pos="9350"/>
         </w:tabs>
         <w:rPr>
-          <w:rFonts w:asciiTheme="majorBidi" w:eastAsiaTheme="minorEastAsia" w:hAnsiTheme="majorBidi"/>
+          <w:rFonts w:eastAsiaTheme="minorEastAsia" w:cstheme="minorBidi"/>
           <w:b w:val="0"/>
           <w:bCs w:val="0"/>
           <w:i w:val="0"/>
           <w:iCs w:val="0"/>
           <w:noProof/>
-          <w:sz w:val="32"/>
-          <w:szCs w:val="32"/>
-        </w:rPr>
-      </w:pPr>
-      <w:hyperlink w:anchor="_Toc225605765" w:history="1">
+          <w:szCs w:val="30"/>
+        </w:rPr>
+      </w:pPr>
+      <w:hyperlink w:anchor="_Toc225606406" w:history="1">
         <w:r>
           <w:rPr>
             <w:rStyle w:val="af4"/>
             <w:rFonts w:asciiTheme="majorBidi" w:hAnsiTheme="majorBidi"/>
             <w:noProof/>
-            <w:color w:val="auto"/>
-            <w:sz w:val="32"/>
-            <w:szCs w:val="32"/>
             <w:cs/>
           </w:rPr>
           <w:t xml:space="preserve">บทที่ </w:t>
@@ -3954,9 +3335,6 @@
             <w:rStyle w:val="af4"/>
             <w:rFonts w:asciiTheme="majorBidi" w:hAnsiTheme="majorBidi"/>
             <w:noProof/>
-            <w:color w:val="auto"/>
-            <w:sz w:val="32"/>
-            <w:szCs w:val="32"/>
           </w:rPr>
           <w:t xml:space="preserve">7: </w:t>
         </w:r>
@@ -3965,9 +3343,6 @@
             <w:rStyle w:val="af4"/>
             <w:rFonts w:asciiTheme="majorBidi" w:hAnsiTheme="majorBidi"/>
             <w:noProof/>
-            <w:color w:val="auto"/>
-            <w:sz w:val="32"/>
-            <w:szCs w:val="32"/>
             <w:cs/>
           </w:rPr>
           <w:t>สรุปผลและข้อเสนอแนะ (</w:t>
@@ -3977,78 +3352,55 @@
             <w:rStyle w:val="af4"/>
             <w:rFonts w:asciiTheme="majorBidi" w:hAnsiTheme="majorBidi"/>
             <w:noProof/>
-            <w:color w:val="auto"/>
-            <w:sz w:val="32"/>
-            <w:szCs w:val="32"/>
           </w:rPr>
           <w:t>Conclusion &amp; Recommendations)</w:t>
         </w:r>
         <w:r>
           <w:rPr>
-            <w:rFonts w:asciiTheme="majorBidi" w:hAnsiTheme="majorBidi"/>
             <w:noProof/>
             <w:webHidden/>
-            <w:sz w:val="32"/>
-            <w:szCs w:val="32"/>
           </w:rPr>
           <w:tab/>
         </w:r>
         <w:r>
           <w:rPr>
-            <w:rFonts w:asciiTheme="majorBidi" w:hAnsiTheme="majorBidi"/>
             <w:noProof/>
             <w:webHidden/>
-            <w:sz w:val="32"/>
-            <w:szCs w:val="32"/>
           </w:rPr>
           <w:fldChar w:fldCharType="begin"/>
         </w:r>
         <w:r>
           <w:rPr>
-            <w:rFonts w:asciiTheme="majorBidi" w:hAnsiTheme="majorBidi"/>
             <w:noProof/>
             <w:webHidden/>
-            <w:sz w:val="32"/>
-            <w:szCs w:val="32"/>
           </w:rPr>
-          <w:instrText xml:space="preserve"> PAGEREF _Toc225605765 \h </w:instrText>
+          <w:instrText xml:space="preserve"> PAGEREF _Toc225606406 \h </w:instrText>
         </w:r>
         <w:r>
           <w:rPr>
-            <w:rFonts w:asciiTheme="majorBidi" w:hAnsiTheme="majorBidi"/>
             <w:noProof/>
             <w:webHidden/>
-            <w:sz w:val="32"/>
-            <w:szCs w:val="32"/>
           </w:rPr>
         </w:r>
         <w:r>
           <w:rPr>
-            <w:rFonts w:asciiTheme="majorBidi" w:hAnsiTheme="majorBidi"/>
             <w:noProof/>
             <w:webHidden/>
-            <w:sz w:val="32"/>
-            <w:szCs w:val="32"/>
           </w:rPr>
           <w:fldChar w:fldCharType="separate"/>
         </w:r>
         <w:r>
           <w:rPr>
-            <w:rFonts w:asciiTheme="majorBidi" w:hAnsiTheme="majorBidi"/>
             <w:noProof/>
             <w:webHidden/>
-            <w:sz w:val="32"/>
-            <w:szCs w:val="32"/>
+            <w:cs/>
           </w:rPr>
-          <w:t>22</w:t>
+          <w:t>19</w:t>
         </w:r>
         <w:r>
           <w:rPr>
-            <w:rFonts w:asciiTheme="majorBidi" w:hAnsiTheme="majorBidi"/>
             <w:noProof/>
             <w:webHidden/>
-            <w:sz w:val="32"/>
-            <w:szCs w:val="32"/>
           </w:rPr>
           <w:fldChar w:fldCharType="end"/>
         </w:r>
@@ -4061,23 +3413,20 @@
           <w:tab w:val="right" w:leader="underscore" w:pos="9350"/>
         </w:tabs>
         <w:rPr>
-          <w:rFonts w:asciiTheme="majorBidi" w:eastAsiaTheme="minorEastAsia" w:hAnsiTheme="majorBidi"/>
+          <w:rFonts w:eastAsiaTheme="minorEastAsia" w:cstheme="minorBidi"/>
           <w:b w:val="0"/>
           <w:bCs w:val="0"/>
           <w:noProof/>
-          <w:sz w:val="32"/>
-          <w:szCs w:val="32"/>
-        </w:rPr>
-      </w:pPr>
-      <w:hyperlink w:anchor="_Toc225605766" w:history="1">
+          <w:sz w:val="24"/>
+          <w:szCs w:val="30"/>
+        </w:rPr>
+      </w:pPr>
+      <w:hyperlink w:anchor="_Toc225606407" w:history="1">
         <w:r>
           <w:rPr>
             <w:rStyle w:val="af4"/>
             <w:rFonts w:asciiTheme="majorBidi" w:hAnsiTheme="majorBidi"/>
             <w:noProof/>
-            <w:color w:val="auto"/>
-            <w:sz w:val="32"/>
-            <w:szCs w:val="32"/>
           </w:rPr>
           <w:t xml:space="preserve">7.1 </w:t>
         </w:r>
@@ -4086,9 +3435,6 @@
             <w:rStyle w:val="af4"/>
             <w:rFonts w:asciiTheme="majorBidi" w:hAnsiTheme="majorBidi"/>
             <w:noProof/>
-            <w:color w:val="auto"/>
-            <w:sz w:val="32"/>
-            <w:szCs w:val="32"/>
             <w:cs/>
           </w:rPr>
           <w:t>สรุปภาพรวม:</w:t>
@@ -4098,9 +3444,6 @@
             <w:rStyle w:val="af4"/>
             <w:rFonts w:asciiTheme="majorBidi" w:hAnsiTheme="majorBidi"/>
             <w:noProof/>
-            <w:color w:val="auto"/>
-            <w:sz w:val="32"/>
-            <w:szCs w:val="32"/>
           </w:rPr>
           <w:t xml:space="preserve"> </w:t>
         </w:r>
@@ -4109,9 +3452,6 @@
             <w:rStyle w:val="af4"/>
             <w:rFonts w:asciiTheme="majorBidi" w:hAnsiTheme="majorBidi"/>
             <w:noProof/>
-            <w:color w:val="auto"/>
-            <w:sz w:val="32"/>
-            <w:szCs w:val="32"/>
             <w:highlight w:val="yellow"/>
             <w:cs/>
           </w:rPr>
@@ -4119,70 +3459,50 @@
         </w:r>
         <w:r>
           <w:rPr>
-            <w:rFonts w:asciiTheme="majorBidi" w:hAnsiTheme="majorBidi"/>
             <w:noProof/>
             <w:webHidden/>
-            <w:sz w:val="32"/>
-            <w:szCs w:val="32"/>
           </w:rPr>
           <w:tab/>
         </w:r>
         <w:r>
           <w:rPr>
-            <w:rFonts w:asciiTheme="majorBidi" w:hAnsiTheme="majorBidi"/>
             <w:noProof/>
             <w:webHidden/>
-            <w:sz w:val="32"/>
-            <w:szCs w:val="32"/>
           </w:rPr>
           <w:fldChar w:fldCharType="begin"/>
         </w:r>
         <w:r>
           <w:rPr>
-            <w:rFonts w:asciiTheme="majorBidi" w:hAnsiTheme="majorBidi"/>
             <w:noProof/>
             <w:webHidden/>
-            <w:sz w:val="32"/>
-            <w:szCs w:val="32"/>
           </w:rPr>
-          <w:instrText xml:space="preserve"> PAGEREF _Toc225605766 \h </w:instrText>
+          <w:instrText xml:space="preserve"> PAGEREF _Toc225606407 \h </w:instrText>
         </w:r>
         <w:r>
           <w:rPr>
-            <w:rFonts w:asciiTheme="majorBidi" w:hAnsiTheme="majorBidi"/>
             <w:noProof/>
             <w:webHidden/>
-            <w:sz w:val="32"/>
-            <w:szCs w:val="32"/>
           </w:rPr>
         </w:r>
         <w:r>
           <w:rPr>
-            <w:rFonts w:asciiTheme="majorBidi" w:hAnsiTheme="majorBidi"/>
             <w:noProof/>
             <w:webHidden/>
-            <w:sz w:val="32"/>
-            <w:szCs w:val="32"/>
           </w:rPr>
           <w:fldChar w:fldCharType="separate"/>
         </w:r>
         <w:r>
           <w:rPr>
-            <w:rFonts w:asciiTheme="majorBidi" w:hAnsiTheme="majorBidi"/>
             <w:noProof/>
             <w:webHidden/>
-            <w:sz w:val="32"/>
-            <w:szCs w:val="32"/>
+            <w:cs/>
           </w:rPr>
-          <w:t>22</w:t>
+          <w:t>19</w:t>
         </w:r>
         <w:r>
           <w:rPr>
-            <w:rFonts w:asciiTheme="majorBidi" w:hAnsiTheme="majorBidi"/>
             <w:noProof/>
             <w:webHidden/>
-            <w:sz w:val="32"/>
-            <w:szCs w:val="32"/>
           </w:rPr>
           <w:fldChar w:fldCharType="end"/>
         </w:r>
@@ -4195,23 +3515,20 @@
           <w:tab w:val="right" w:leader="underscore" w:pos="9350"/>
         </w:tabs>
         <w:rPr>
-          <w:rFonts w:asciiTheme="majorBidi" w:eastAsiaTheme="minorEastAsia" w:hAnsiTheme="majorBidi"/>
+          <w:rFonts w:eastAsiaTheme="minorEastAsia" w:cstheme="minorBidi"/>
           <w:b w:val="0"/>
           <w:bCs w:val="0"/>
           <w:noProof/>
-          <w:sz w:val="32"/>
-          <w:szCs w:val="32"/>
-        </w:rPr>
-      </w:pPr>
-      <w:hyperlink w:anchor="_Toc225605767" w:history="1">
+          <w:sz w:val="24"/>
+          <w:szCs w:val="30"/>
+        </w:rPr>
+      </w:pPr>
+      <w:hyperlink w:anchor="_Toc225606408" w:history="1">
         <w:r>
           <w:rPr>
             <w:rStyle w:val="af4"/>
             <w:rFonts w:asciiTheme="majorBidi" w:hAnsiTheme="majorBidi"/>
             <w:noProof/>
-            <w:color w:val="auto"/>
-            <w:sz w:val="32"/>
-            <w:szCs w:val="32"/>
           </w:rPr>
           <w:t xml:space="preserve">7.2 </w:t>
         </w:r>
@@ -4220,9 +3537,6 @@
             <w:rStyle w:val="af4"/>
             <w:rFonts w:asciiTheme="majorBidi" w:hAnsiTheme="majorBidi"/>
             <w:noProof/>
-            <w:color w:val="auto"/>
-            <w:sz w:val="32"/>
-            <w:szCs w:val="32"/>
             <w:cs/>
           </w:rPr>
           <w:t>ข้อเสนอแนะเพื่อการพัฒนา:</w:t>
@@ -4232,9 +3546,6 @@
             <w:rStyle w:val="af4"/>
             <w:rFonts w:asciiTheme="majorBidi" w:hAnsiTheme="majorBidi"/>
             <w:noProof/>
-            <w:color w:val="auto"/>
-            <w:sz w:val="32"/>
-            <w:szCs w:val="32"/>
           </w:rPr>
           <w:t xml:space="preserve"> </w:t>
         </w:r>
@@ -4243,9 +3554,6 @@
             <w:rStyle w:val="af4"/>
             <w:rFonts w:asciiTheme="majorBidi" w:hAnsiTheme="majorBidi"/>
             <w:noProof/>
-            <w:color w:val="auto"/>
-            <w:sz w:val="32"/>
-            <w:szCs w:val="32"/>
             <w:highlight w:val="yellow"/>
             <w:cs/>
           </w:rPr>
@@ -4256,9 +3564,6 @@
             <w:rStyle w:val="af4"/>
             <w:rFonts w:asciiTheme="majorBidi" w:hAnsiTheme="majorBidi"/>
             <w:noProof/>
-            <w:color w:val="auto"/>
-            <w:sz w:val="32"/>
-            <w:szCs w:val="32"/>
             <w:highlight w:val="yellow"/>
           </w:rPr>
           <w:t xml:space="preserve">Validation </w:t>
@@ -4268,9 +3573,6 @@
             <w:rStyle w:val="af4"/>
             <w:rFonts w:asciiTheme="majorBidi" w:hAnsiTheme="majorBidi"/>
             <w:noProof/>
-            <w:color w:val="auto"/>
-            <w:sz w:val="32"/>
-            <w:szCs w:val="32"/>
             <w:highlight w:val="yellow"/>
             <w:cs/>
           </w:rPr>
@@ -4281,9 +3583,6 @@
             <w:rStyle w:val="af4"/>
             <w:rFonts w:asciiTheme="majorBidi" w:hAnsiTheme="majorBidi"/>
             <w:noProof/>
-            <w:color w:val="auto"/>
-            <w:sz w:val="32"/>
-            <w:szCs w:val="32"/>
             <w:highlight w:val="yellow"/>
           </w:rPr>
           <w:t xml:space="preserve">Search </w:t>
@@ -4293,9 +3592,6 @@
             <w:rStyle w:val="af4"/>
             <w:rFonts w:asciiTheme="majorBidi" w:hAnsiTheme="majorBidi"/>
             <w:noProof/>
-            <w:color w:val="auto"/>
-            <w:sz w:val="32"/>
-            <w:szCs w:val="32"/>
             <w:highlight w:val="yellow"/>
             <w:cs/>
           </w:rPr>
@@ -4306,79 +3602,56 @@
             <w:rStyle w:val="af4"/>
             <w:rFonts w:asciiTheme="majorBidi" w:hAnsiTheme="majorBidi"/>
             <w:noProof/>
-            <w:color w:val="auto"/>
-            <w:sz w:val="32"/>
-            <w:szCs w:val="32"/>
             <w:highlight w:val="yellow"/>
           </w:rPr>
           <w:t>SQL Injection</w:t>
         </w:r>
         <w:r>
           <w:rPr>
-            <w:rFonts w:asciiTheme="majorBidi" w:hAnsiTheme="majorBidi"/>
             <w:noProof/>
             <w:webHidden/>
-            <w:sz w:val="32"/>
-            <w:szCs w:val="32"/>
           </w:rPr>
           <w:tab/>
         </w:r>
         <w:r>
           <w:rPr>
-            <w:rFonts w:asciiTheme="majorBidi" w:hAnsiTheme="majorBidi"/>
             <w:noProof/>
             <w:webHidden/>
-            <w:sz w:val="32"/>
-            <w:szCs w:val="32"/>
           </w:rPr>
           <w:fldChar w:fldCharType="begin"/>
         </w:r>
         <w:r>
           <w:rPr>
-            <w:rFonts w:asciiTheme="majorBidi" w:hAnsiTheme="majorBidi"/>
             <w:noProof/>
             <w:webHidden/>
-            <w:sz w:val="32"/>
-            <w:szCs w:val="32"/>
           </w:rPr>
-          <w:instrText xml:space="preserve"> PAGEREF _Toc225605767 \h </w:instrText>
+          <w:instrText xml:space="preserve"> PAGEREF _Toc225606408 \h </w:instrText>
         </w:r>
         <w:r>
           <w:rPr>
-            <w:rFonts w:asciiTheme="majorBidi" w:hAnsiTheme="majorBidi"/>
             <w:noProof/>
             <w:webHidden/>
-            <w:sz w:val="32"/>
-            <w:szCs w:val="32"/>
           </w:rPr>
         </w:r>
         <w:r>
           <w:rPr>
-            <w:rFonts w:asciiTheme="majorBidi" w:hAnsiTheme="majorBidi"/>
             <w:noProof/>
             <w:webHidden/>
-            <w:sz w:val="32"/>
-            <w:szCs w:val="32"/>
           </w:rPr>
           <w:fldChar w:fldCharType="separate"/>
         </w:r>
         <w:r>
           <w:rPr>
-            <w:rFonts w:asciiTheme="majorBidi" w:hAnsiTheme="majorBidi"/>
             <w:noProof/>
             <w:webHidden/>
-            <w:sz w:val="32"/>
-            <w:szCs w:val="32"/>
+            <w:cs/>
           </w:rPr>
-          <w:t>22</w:t>
+          <w:t>19</w:t>
         </w:r>
         <w:r>
           <w:rPr>
-            <w:rFonts w:asciiTheme="majorBidi" w:hAnsiTheme="majorBidi"/>
             <w:noProof/>
             <w:webHidden/>
-            <w:sz w:val="32"/>
-            <w:szCs w:val="32"/>
           </w:rPr>
           <w:fldChar w:fldCharType="end"/>
         </w:r>
@@ -4387,29 +3660,6 @@
     <w:p>
       <w:pPr>
         <w:jc w:val="center"/>
-        <w:rPr>
-          <w:rFonts w:asciiTheme="majorBidi" w:hAnsiTheme="majorBidi" w:cstheme="majorBidi"/>
-          <w:b/>
-          <w:bCs/>
-          <w:sz w:val="32"/>
-          <w:szCs w:val="32"/>
-          <w:cs/>
-        </w:rPr>
-      </w:pPr>
-      <w:r>
-        <w:rPr>
-          <w:rFonts w:asciiTheme="majorBidi" w:hAnsiTheme="majorBidi" w:cstheme="majorBidi"/>
-          <w:b/>
-          <w:bCs/>
-          <w:sz w:val="32"/>
-          <w:szCs w:val="32"/>
-          <w:cs/>
-        </w:rPr>
-        <w:fldChar w:fldCharType="end"/>
-      </w:r>
-    </w:p>
-    <w:p>
-      <w:pPr>
         <w:rPr>
           <w:rFonts w:asciiTheme="majorBidi" w:hAnsiTheme="majorBidi" w:cstheme="majorBidi"/>
           <w:b/>
@@ -4427,7 +3677,17 @@
           <w:docGrid w:linePitch="360"/>
         </w:sectPr>
       </w:pPr>
-      <w:bookmarkStart w:id="0" w:name="_Toc225605744"/>
+      <w:r>
+        <w:rPr>
+          <w:rFonts w:asciiTheme="majorBidi" w:hAnsiTheme="majorBidi" w:cstheme="majorBidi"/>
+          <w:b/>
+          <w:bCs/>
+          <w:sz w:val="32"/>
+          <w:szCs w:val="32"/>
+          <w:cs/>
+        </w:rPr>
+        <w:fldChar w:fldCharType="end"/>
+      </w:r>
     </w:p>
     <w:p>
       <w:pPr>
@@ -4441,6 +3701,7 @@
           <w:szCs w:val="32"/>
         </w:rPr>
       </w:pPr>
+      <w:bookmarkStart w:id="0" w:name="_Toc225606385"/>
       <w:r>
         <w:rPr>
           <w:rFonts w:asciiTheme="majorBidi" w:hAnsiTheme="majorBidi"/>
@@ -4498,7 +3759,7 @@
           <w:szCs w:val="36"/>
         </w:rPr>
       </w:pPr>
-      <w:bookmarkStart w:id="1" w:name="_Toc225605745"/>
+      <w:bookmarkStart w:id="1" w:name="_Toc225606386"/>
       <w:r>
         <w:rPr>
           <w:rFonts w:asciiTheme="majorBidi" w:hAnsiTheme="majorBidi"/>
@@ -4626,27 +3887,64 @@
       <w:pPr>
         <w:ind w:left="360" w:firstLine="360"/>
         <w:rPr>
-          <w:rFonts w:asciiTheme="majorBidi" w:hAnsiTheme="majorBidi" w:cstheme="majorBidi"/>
-          <w:sz w:val="32"/>
-          <w:szCs w:val="32"/>
-        </w:rPr>
-      </w:pPr>
-      <w:r>
-        <w:rPr>
-          <w:rFonts w:asciiTheme="majorBidi" w:hAnsiTheme="majorBidi" w:cstheme="majorBidi"/>
-          <w:sz w:val="32"/>
-          <w:szCs w:val="32"/>
-          <w:cs/>
-        </w:rPr>
-        <w:t>เนื่องจากระบบดังกล่าวเป็นระบบที่มีการทำงานประสานกันระหว่างหลายส่วนงาน (</w:t>
-      </w:r>
-      <w:r>
-        <w:rPr>
-          <w:rFonts w:asciiTheme="majorBidi" w:hAnsiTheme="majorBidi" w:cstheme="majorBidi"/>
-          <w:sz w:val="32"/>
-          <w:szCs w:val="32"/>
-        </w:rPr>
-        <w:t xml:space="preserve">Integrated Modules) </w:t>
+          <w:rFonts w:asciiTheme="majorBidi" w:hAnsiTheme="majorBidi" w:cstheme="majorBidi" w:hint="cs"/>
+          <w:sz w:val="32"/>
+          <w:szCs w:val="32"/>
+        </w:rPr>
+      </w:pPr>
+      <w:r>
+        <w:rPr>
+          <w:rFonts w:asciiTheme="majorBidi" w:hAnsiTheme="majorBidi" w:cstheme="majorBidi"/>
+          <w:sz w:val="32"/>
+          <w:szCs w:val="32"/>
+          <w:cs/>
+        </w:rPr>
+        <w:t>เพราะระบบนี้มีหลายส่วนที่ต้องทำงานต่อกัน เช่น ยืมหนังสือแล้วต้องไปตัดยอดในคลัง หรือข้อมูลสมาชิกที่ต้องอ</w:t>
+      </w:r>
+      <w:proofErr w:type="spellStart"/>
+      <w:r>
+        <w:rPr>
+          <w:rFonts w:asciiTheme="majorBidi" w:hAnsiTheme="majorBidi" w:cstheme="majorBidi"/>
+          <w:sz w:val="32"/>
+          <w:szCs w:val="32"/>
+          <w:cs/>
+        </w:rPr>
+        <w:t>ัป</w:t>
+      </w:r>
+      <w:proofErr w:type="spellEnd"/>
+      <w:r>
+        <w:rPr>
+          <w:rFonts w:asciiTheme="majorBidi" w:hAnsiTheme="majorBidi" w:cstheme="majorBidi"/>
+          <w:sz w:val="32"/>
+          <w:szCs w:val="32"/>
+          <w:cs/>
+        </w:rPr>
+        <w:t xml:space="preserve">เดตตลอด พวกเราเลยเห็นตรงกันว่าการเทสแบบ </w:t>
+      </w:r>
+      <w:r>
+        <w:rPr>
+          <w:rFonts w:asciiTheme="majorBidi" w:hAnsiTheme="majorBidi" w:cstheme="majorBidi"/>
+          <w:sz w:val="32"/>
+          <w:szCs w:val="32"/>
+        </w:rPr>
+        <w:t xml:space="preserve">End-to-End (E2E) </w:t>
+      </w:r>
+      <w:r>
+        <w:rPr>
+          <w:rFonts w:asciiTheme="majorBidi" w:hAnsiTheme="majorBidi" w:cstheme="majorBidi"/>
+          <w:sz w:val="32"/>
+          <w:szCs w:val="32"/>
+          <w:cs/>
+        </w:rPr>
+        <w:t>น่าจะเหมาะที่สุด</w:t>
+      </w:r>
+      <w:r>
+        <w:rPr>
+          <w:rFonts w:asciiTheme="majorBidi" w:hAnsiTheme="majorBidi" w:cstheme="majorBidi"/>
+          <w:sz w:val="32"/>
+          <w:szCs w:val="32"/>
+        </w:rPr>
+        <w:t xml:space="preserve"> </w:t>
       </w:r>
       <w:r>
         <w:rPr>
@@ -4728,16 +4026,6 @@
         </w:rPr>
         <w:t>เช่น ช่องโหว่ด้านความปลอดภัยหรือข้อผิดพลาดในการคำนวณ</w:t>
       </w:r>
-    </w:p>
-    <w:p>
-      <w:pPr>
-        <w:ind w:left="360" w:firstLine="360"/>
-        <w:rPr>
-          <w:rFonts w:asciiTheme="majorBidi" w:hAnsiTheme="majorBidi" w:cstheme="majorBidi"/>
-          <w:sz w:val="32"/>
-          <w:szCs w:val="32"/>
-        </w:rPr>
-      </w:pPr>
     </w:p>
     <w:p>
       <w:pPr>
@@ -4751,7 +4039,7 @@
           <w:szCs w:val="36"/>
         </w:rPr>
       </w:pPr>
-      <w:bookmarkStart w:id="2" w:name="_Toc225605746"/>
+      <w:bookmarkStart w:id="2" w:name="_Toc225606387"/>
       <w:r>
         <w:rPr>
           <w:rFonts w:asciiTheme="majorBidi" w:hAnsiTheme="majorBidi"/>
@@ -5036,7 +4324,7 @@
           <w:szCs w:val="36"/>
         </w:rPr>
       </w:pPr>
-      <w:bookmarkStart w:id="3" w:name="_Toc225605747"/>
+      <w:bookmarkStart w:id="3" w:name="_Toc225606388"/>
       <w:r>
         <w:rPr>
           <w:rFonts w:asciiTheme="majorBidi" w:hAnsiTheme="majorBidi"/>
@@ -5352,73 +4640,10 @@
     </w:p>
     <w:p>
       <w:pPr>
-        <w:ind w:left="720"/>
-        <w:rPr>
-          <w:rFonts w:asciiTheme="majorBidi" w:hAnsiTheme="majorBidi" w:cstheme="majorBidi"/>
-          <w:sz w:val="32"/>
-          <w:szCs w:val="32"/>
-        </w:rPr>
-      </w:pPr>
-    </w:p>
-    <w:p>
-      <w:pPr>
-        <w:pStyle w:val="1"/>
-        <w:rPr>
-          <w:rFonts w:asciiTheme="majorBidi" w:hAnsiTheme="majorBidi"/>
-          <w:b/>
-          <w:bCs/>
-          <w:color w:val="auto"/>
-          <w:szCs w:val="40"/>
-        </w:rPr>
-      </w:pPr>
-      <w:bookmarkStart w:id="4" w:name="_Toc225605748"/>
-      <w:r>
-        <w:rPr>
-          <w:rFonts w:asciiTheme="majorBidi" w:hAnsiTheme="majorBidi"/>
-          <w:b/>
-          <w:bCs/>
-          <w:color w:val="auto"/>
-          <w:szCs w:val="40"/>
-          <w:cs/>
-        </w:rPr>
-        <w:t xml:space="preserve">บทที่ </w:t>
-      </w:r>
-      <w:r>
-        <w:rPr>
-          <w:rFonts w:asciiTheme="majorBidi" w:hAnsiTheme="majorBidi"/>
-          <w:b/>
-          <w:bCs/>
-          <w:color w:val="auto"/>
-          <w:szCs w:val="40"/>
-        </w:rPr>
-        <w:t xml:space="preserve">2: </w:t>
-      </w:r>
-      <w:r>
-        <w:rPr>
-          <w:rFonts w:asciiTheme="majorBidi" w:hAnsiTheme="majorBidi"/>
-          <w:b/>
-          <w:bCs/>
-          <w:color w:val="auto"/>
-          <w:szCs w:val="40"/>
-          <w:cs/>
-        </w:rPr>
-        <w:t>แผนการทดสอบและกลยุทธ์ (</w:t>
-      </w:r>
-      <w:r>
-        <w:rPr>
-          <w:rFonts w:asciiTheme="majorBidi" w:hAnsiTheme="majorBidi"/>
-          <w:b/>
-          <w:bCs/>
-          <w:color w:val="auto"/>
-          <w:szCs w:val="40"/>
-        </w:rPr>
-        <w:t>Test Plan &amp; Strategy)</w:t>
-      </w:r>
-      <w:bookmarkEnd w:id="4"/>
-    </w:p>
-    <w:p>
-      <w:pPr>
         <w:pStyle w:val="2"/>
+        <w:tabs>
+          <w:tab w:val="left" w:pos="3145"/>
+        </w:tabs>
         <w:rPr>
           <w:rFonts w:asciiTheme="majorBidi" w:hAnsiTheme="majorBidi"/>
           <w:b/>
@@ -5428,7 +4653,30 @@
           <w:szCs w:val="36"/>
         </w:rPr>
       </w:pPr>
-      <w:bookmarkStart w:id="5" w:name="_Toc225605749"/>
+      <w:r>
+        <w:rPr>
+          <w:rFonts w:asciiTheme="majorBidi" w:hAnsiTheme="majorBidi" w:hint="cs"/>
+          <w:b/>
+          <w:bCs/>
+          <w:color w:val="auto"/>
+          <w:sz w:val="36"/>
+          <w:szCs w:val="36"/>
+          <w:cs/>
+        </w:rPr>
+        <w:t xml:space="preserve">1.4 </w:t>
+      </w:r>
+      <w:r>
+        <w:rPr>
+          <w:rFonts w:asciiTheme="majorBidi" w:hAnsiTheme="majorBidi" w:hint="cs"/>
+          <w:b/>
+          <w:bCs/>
+          <w:color w:val="auto"/>
+          <w:sz w:val="36"/>
+          <w:szCs w:val="36"/>
+          <w:cs/>
+        </w:rPr>
+        <w:t>หน้าที่การรับผิดชอบ</w:t>
+      </w:r>
       <w:r>
         <w:rPr>
           <w:rFonts w:asciiTheme="majorBidi" w:hAnsiTheme="majorBidi"/>
@@ -5437,10 +4685,777 @@
           <w:color w:val="auto"/>
           <w:sz w:val="36"/>
           <w:szCs w:val="36"/>
-        </w:rPr>
-        <w:t xml:space="preserve">2.1 </w:t>
-      </w:r>
-      <w:r>
+          <w:cs/>
+        </w:rPr>
+        <w:tab/>
+      </w:r>
+    </w:p>
+    <w:p>
+      <w:pPr>
+        <w:rPr>
+          <w:rFonts w:asciiTheme="majorBidi" w:hAnsiTheme="majorBidi" w:cstheme="majorBidi"/>
+          <w:sz w:val="32"/>
+          <w:szCs w:val="32"/>
+        </w:rPr>
+      </w:pPr>
+      <w:r>
+        <w:rPr>
+          <w:rFonts w:asciiTheme="majorBidi" w:hAnsiTheme="majorBidi" w:cstheme="majorBidi"/>
+          <w:sz w:val="32"/>
+          <w:szCs w:val="32"/>
+          <w:cs/>
+        </w:rPr>
+        <w:t xml:space="preserve">เพื่อให้การทดสอบระบบ </w:t>
+      </w:r>
+      <w:r>
+        <w:rPr>
+          <w:rFonts w:asciiTheme="majorBidi" w:hAnsiTheme="majorBidi" w:cstheme="majorBidi"/>
+          <w:sz w:val="32"/>
+          <w:szCs w:val="32"/>
+        </w:rPr>
+        <w:t xml:space="preserve">Library Management System v2 </w:t>
+      </w:r>
+      <w:r>
+        <w:rPr>
+          <w:rFonts w:asciiTheme="majorBidi" w:hAnsiTheme="majorBidi" w:cstheme="majorBidi"/>
+          <w:sz w:val="32"/>
+          <w:szCs w:val="32"/>
+          <w:cs/>
+        </w:rPr>
+        <w:t>เป็นไปอย่างมีประสิทธิภาพ คณะผู้จัดทำได้แบ่งหน้าที่ความรับผิดชอบดังนี้:</w:t>
+      </w:r>
+    </w:p>
+    <w:tbl>
+      <w:tblPr>
+        <w:tblW w:w="11070" w:type="dxa"/>
+        <w:tblInd w:w="-815" w:type="dxa"/>
+        <w:tblBorders>
+          <w:top w:val="single" w:sz="4" w:space="0" w:color="auto"/>
+          <w:left w:val="single" w:sz="4" w:space="0" w:color="auto"/>
+          <w:bottom w:val="single" w:sz="4" w:space="0" w:color="auto"/>
+          <w:right w:val="single" w:sz="4" w:space="0" w:color="auto"/>
+          <w:insideH w:val="single" w:sz="4" w:space="0" w:color="auto"/>
+          <w:insideV w:val="single" w:sz="4" w:space="0" w:color="auto"/>
+        </w:tblBorders>
+        <w:tblCellMar>
+          <w:left w:w="0" w:type="dxa"/>
+          <w:right w:w="0" w:type="dxa"/>
+        </w:tblCellMar>
+        <w:tblLook w:val="04A0" w:firstRow="1" w:lastRow="0" w:firstColumn="1" w:lastColumn="0" w:noHBand="0" w:noVBand="1"/>
+      </w:tblPr>
+      <w:tblGrid>
+        <w:gridCol w:w="2700"/>
+        <w:gridCol w:w="1980"/>
+        <w:gridCol w:w="6390"/>
+      </w:tblGrid>
+      <w:tr>
+        <w:trPr>
+          <w:trHeight w:val="527"/>
+          <w:tblHeader/>
+        </w:trPr>
+        <w:tc>
+          <w:tcPr>
+            <w:tcW w:w="2700" w:type="dxa"/>
+            <w:shd w:val="clear" w:color="auto" w:fill="ADADAD" w:themeFill="background2" w:themeFillShade="BF"/>
+            <w:tcMar>
+              <w:top w:w="30" w:type="dxa"/>
+              <w:left w:w="45" w:type="dxa"/>
+              <w:bottom w:w="30" w:type="dxa"/>
+              <w:right w:w="45" w:type="dxa"/>
+            </w:tcMar>
+            <w:vAlign w:val="center"/>
+            <w:hideMark/>
+          </w:tcPr>
+          <w:p>
+            <w:pPr>
+              <w:jc w:val="center"/>
+              <w:rPr>
+                <w:rFonts w:asciiTheme="majorBidi" w:hAnsiTheme="majorBidi" w:cstheme="majorBidi"/>
+                <w:sz w:val="32"/>
+                <w:szCs w:val="32"/>
+              </w:rPr>
+            </w:pPr>
+            <w:r>
+              <w:rPr>
+                <w:rFonts w:asciiTheme="majorBidi" w:hAnsiTheme="majorBidi" w:cstheme="majorBidi"/>
+                <w:sz w:val="32"/>
+                <w:szCs w:val="32"/>
+                <w:cs/>
+              </w:rPr>
+              <w:t>รายชื่อสมาชิก</w:t>
+            </w:r>
+          </w:p>
+        </w:tc>
+        <w:tc>
+          <w:tcPr>
+            <w:tcW w:w="1980" w:type="dxa"/>
+            <w:shd w:val="clear" w:color="auto" w:fill="ADADAD" w:themeFill="background2" w:themeFillShade="BF"/>
+            <w:tcMar>
+              <w:top w:w="30" w:type="dxa"/>
+              <w:left w:w="45" w:type="dxa"/>
+              <w:bottom w:w="30" w:type="dxa"/>
+              <w:right w:w="45" w:type="dxa"/>
+            </w:tcMar>
+            <w:vAlign w:val="center"/>
+            <w:hideMark/>
+          </w:tcPr>
+          <w:p>
+            <w:pPr>
+              <w:jc w:val="center"/>
+              <w:rPr>
+                <w:rFonts w:asciiTheme="majorBidi" w:hAnsiTheme="majorBidi" w:cstheme="majorBidi"/>
+                <w:sz w:val="32"/>
+                <w:szCs w:val="32"/>
+              </w:rPr>
+            </w:pPr>
+            <w:r>
+              <w:rPr>
+                <w:rFonts w:asciiTheme="majorBidi" w:hAnsiTheme="majorBidi" w:cstheme="majorBidi"/>
+                <w:sz w:val="32"/>
+                <w:szCs w:val="32"/>
+                <w:cs/>
+              </w:rPr>
+              <w:t>บทบาท (</w:t>
+            </w:r>
+            <w:r>
+              <w:rPr>
+                <w:rFonts w:asciiTheme="majorBidi" w:hAnsiTheme="majorBidi" w:cstheme="majorBidi"/>
+                <w:sz w:val="32"/>
+                <w:szCs w:val="32"/>
+              </w:rPr>
+              <w:t>Role)</w:t>
+            </w:r>
+          </w:p>
+        </w:tc>
+        <w:tc>
+          <w:tcPr>
+            <w:tcW w:w="6390" w:type="dxa"/>
+            <w:shd w:val="clear" w:color="auto" w:fill="ADADAD" w:themeFill="background2" w:themeFillShade="BF"/>
+            <w:tcMar>
+              <w:top w:w="30" w:type="dxa"/>
+              <w:left w:w="0" w:type="dxa"/>
+              <w:bottom w:w="30" w:type="dxa"/>
+              <w:right w:w="0" w:type="dxa"/>
+            </w:tcMar>
+            <w:vAlign w:val="center"/>
+            <w:hideMark/>
+          </w:tcPr>
+          <w:p>
+            <w:pPr>
+              <w:jc w:val="center"/>
+              <w:rPr>
+                <w:rFonts w:asciiTheme="majorBidi" w:hAnsiTheme="majorBidi" w:cstheme="majorBidi"/>
+                <w:sz w:val="32"/>
+                <w:szCs w:val="32"/>
+              </w:rPr>
+            </w:pPr>
+            <w:r>
+              <w:rPr>
+                <w:rFonts w:asciiTheme="majorBidi" w:hAnsiTheme="majorBidi" w:cstheme="majorBidi"/>
+                <w:sz w:val="32"/>
+                <w:szCs w:val="32"/>
+                <w:cs/>
+              </w:rPr>
+              <w:t>ขอบเขตงานที่รับผิดชอบ</w:t>
+            </w:r>
+          </w:p>
+        </w:tc>
+      </w:tr>
+      <w:tr>
+        <w:trPr>
+          <w:trHeight w:val="315"/>
+        </w:trPr>
+        <w:tc>
+          <w:tcPr>
+            <w:tcW w:w="2700" w:type="dxa"/>
+            <w:tcMar>
+              <w:top w:w="30" w:type="dxa"/>
+              <w:left w:w="45" w:type="dxa"/>
+              <w:bottom w:w="30" w:type="dxa"/>
+              <w:right w:w="45" w:type="dxa"/>
+            </w:tcMar>
+            <w:vAlign w:val="center"/>
+            <w:hideMark/>
+          </w:tcPr>
+          <w:p>
+            <w:pPr>
+              <w:jc w:val="center"/>
+              <w:rPr>
+                <w:rFonts w:asciiTheme="majorBidi" w:hAnsiTheme="majorBidi" w:cstheme="majorBidi"/>
+                <w:sz w:val="28"/>
+                <w:szCs w:val="28"/>
+              </w:rPr>
+            </w:pPr>
+            <w:r>
+              <w:rPr>
+                <w:rFonts w:asciiTheme="majorBidi" w:hAnsiTheme="majorBidi" w:cstheme="majorBidi"/>
+                <w:sz w:val="28"/>
+                <w:szCs w:val="28"/>
+                <w:cs/>
+              </w:rPr>
+              <w:t>นางสาวธนาวดี เกิดกำธร</w:t>
+            </w:r>
+          </w:p>
+        </w:tc>
+        <w:tc>
+          <w:tcPr>
+            <w:tcW w:w="1980" w:type="dxa"/>
+            <w:tcMar>
+              <w:top w:w="30" w:type="dxa"/>
+              <w:left w:w="45" w:type="dxa"/>
+              <w:bottom w:w="30" w:type="dxa"/>
+              <w:right w:w="45" w:type="dxa"/>
+            </w:tcMar>
+            <w:vAlign w:val="center"/>
+            <w:hideMark/>
+          </w:tcPr>
+          <w:p>
+            <w:pPr>
+              <w:jc w:val="center"/>
+              <w:rPr>
+                <w:rFonts w:asciiTheme="majorBidi" w:hAnsiTheme="majorBidi" w:cstheme="majorBidi"/>
+                <w:sz w:val="28"/>
+                <w:szCs w:val="28"/>
+              </w:rPr>
+            </w:pPr>
+            <w:r>
+              <w:rPr>
+                <w:rFonts w:asciiTheme="majorBidi" w:hAnsiTheme="majorBidi" w:cstheme="majorBidi"/>
+                <w:sz w:val="28"/>
+                <w:szCs w:val="28"/>
+              </w:rPr>
+              <w:t>Test Lead</w:t>
+            </w:r>
+          </w:p>
+        </w:tc>
+        <w:tc>
+          <w:tcPr>
+            <w:tcW w:w="6390" w:type="dxa"/>
+            <w:tcMar>
+              <w:top w:w="30" w:type="dxa"/>
+              <w:left w:w="0" w:type="dxa"/>
+              <w:bottom w:w="30" w:type="dxa"/>
+              <w:right w:w="0" w:type="dxa"/>
+            </w:tcMar>
+            <w:vAlign w:val="center"/>
+            <w:hideMark/>
+          </w:tcPr>
+          <w:p>
+            <w:pPr>
+              <w:rPr>
+                <w:rFonts w:asciiTheme="majorBidi" w:hAnsiTheme="majorBidi" w:cstheme="majorBidi"/>
+                <w:sz w:val="28"/>
+                <w:szCs w:val="28"/>
+              </w:rPr>
+            </w:pPr>
+            <w:r>
+              <w:rPr>
+                <w:rFonts w:asciiTheme="majorBidi" w:hAnsiTheme="majorBidi" w:cstheme="majorBidi"/>
+                <w:sz w:val="28"/>
+                <w:szCs w:val="28"/>
+                <w:cs/>
+              </w:rPr>
+              <w:t>วางแผนการทดสอบ (</w:t>
+            </w:r>
+            <w:r>
+              <w:rPr>
+                <w:rFonts w:asciiTheme="majorBidi" w:hAnsiTheme="majorBidi" w:cstheme="majorBidi"/>
+                <w:sz w:val="28"/>
+                <w:szCs w:val="28"/>
+              </w:rPr>
+              <w:t xml:space="preserve">Test Plan), </w:t>
+            </w:r>
+            <w:r>
+              <w:rPr>
+                <w:rFonts w:asciiTheme="majorBidi" w:hAnsiTheme="majorBidi" w:cstheme="majorBidi"/>
+                <w:sz w:val="28"/>
+                <w:szCs w:val="28"/>
+                <w:cs/>
+              </w:rPr>
+              <w:t>ออกแบบเส้นทางการใช้งาน (</w:t>
+            </w:r>
+            <w:r>
+              <w:rPr>
+                <w:rFonts w:asciiTheme="majorBidi" w:hAnsiTheme="majorBidi" w:cstheme="majorBidi"/>
+                <w:sz w:val="28"/>
+                <w:szCs w:val="28"/>
+              </w:rPr>
+              <w:t xml:space="preserve">User Journeys), </w:t>
+            </w:r>
+            <w:r>
+              <w:rPr>
+                <w:rFonts w:asciiTheme="majorBidi" w:hAnsiTheme="majorBidi" w:cstheme="majorBidi"/>
+                <w:sz w:val="28"/>
+                <w:szCs w:val="28"/>
+                <w:cs/>
+              </w:rPr>
+              <w:t>ออกแบบกรณีทดสอบ และสรุปผลภาพรวมของเล่มรายงาน</w:t>
+            </w:r>
+          </w:p>
+        </w:tc>
+      </w:tr>
+      <w:tr>
+        <w:trPr>
+          <w:trHeight w:val="315"/>
+        </w:trPr>
+        <w:tc>
+          <w:tcPr>
+            <w:tcW w:w="2700" w:type="dxa"/>
+            <w:tcMar>
+              <w:top w:w="30" w:type="dxa"/>
+              <w:left w:w="45" w:type="dxa"/>
+              <w:bottom w:w="30" w:type="dxa"/>
+              <w:right w:w="45" w:type="dxa"/>
+            </w:tcMar>
+            <w:vAlign w:val="center"/>
+            <w:hideMark/>
+          </w:tcPr>
+          <w:p>
+            <w:pPr>
+              <w:jc w:val="center"/>
+              <w:rPr>
+                <w:rFonts w:asciiTheme="majorBidi" w:hAnsiTheme="majorBidi" w:cstheme="majorBidi"/>
+                <w:sz w:val="28"/>
+                <w:szCs w:val="28"/>
+              </w:rPr>
+            </w:pPr>
+            <w:r>
+              <w:rPr>
+                <w:rFonts w:asciiTheme="majorBidi" w:hAnsiTheme="majorBidi" w:cstheme="majorBidi"/>
+                <w:sz w:val="28"/>
+                <w:szCs w:val="28"/>
+                <w:cs/>
+              </w:rPr>
+              <w:t>นางสาวณัฐชานันท์ คำธนะพิพัฒน์</w:t>
+            </w:r>
+          </w:p>
+        </w:tc>
+        <w:tc>
+          <w:tcPr>
+            <w:tcW w:w="1980" w:type="dxa"/>
+            <w:tcMar>
+              <w:top w:w="30" w:type="dxa"/>
+              <w:left w:w="45" w:type="dxa"/>
+              <w:bottom w:w="30" w:type="dxa"/>
+              <w:right w:w="45" w:type="dxa"/>
+            </w:tcMar>
+            <w:vAlign w:val="center"/>
+            <w:hideMark/>
+          </w:tcPr>
+          <w:p>
+            <w:pPr>
+              <w:jc w:val="center"/>
+              <w:rPr>
+                <w:rFonts w:asciiTheme="majorBidi" w:hAnsiTheme="majorBidi" w:cstheme="majorBidi"/>
+                <w:sz w:val="28"/>
+                <w:szCs w:val="28"/>
+              </w:rPr>
+            </w:pPr>
+            <w:r>
+              <w:rPr>
+                <w:rFonts w:asciiTheme="majorBidi" w:hAnsiTheme="majorBidi" w:cstheme="majorBidi"/>
+                <w:sz w:val="28"/>
+                <w:szCs w:val="28"/>
+              </w:rPr>
+              <w:t>Automation Engineer</w:t>
+            </w:r>
+          </w:p>
+        </w:tc>
+        <w:tc>
+          <w:tcPr>
+            <w:tcW w:w="6390" w:type="dxa"/>
+            <w:tcMar>
+              <w:top w:w="30" w:type="dxa"/>
+              <w:left w:w="0" w:type="dxa"/>
+              <w:bottom w:w="30" w:type="dxa"/>
+              <w:right w:w="0" w:type="dxa"/>
+            </w:tcMar>
+            <w:vAlign w:val="center"/>
+            <w:hideMark/>
+          </w:tcPr>
+          <w:p>
+            <w:pPr>
+              <w:rPr>
+                <w:rFonts w:asciiTheme="majorBidi" w:hAnsiTheme="majorBidi" w:cstheme="majorBidi"/>
+                <w:sz w:val="28"/>
+                <w:szCs w:val="28"/>
+              </w:rPr>
+            </w:pPr>
+            <w:r>
+              <w:rPr>
+                <w:rFonts w:asciiTheme="majorBidi" w:hAnsiTheme="majorBidi" w:cstheme="majorBidi"/>
+                <w:sz w:val="28"/>
+                <w:szCs w:val="28"/>
+                <w:cs/>
+              </w:rPr>
+              <w:t xml:space="preserve">จัดเตรียมสภาพแวดล้อม พัฒนาสคริปต์ทดสอบอัตโนมัติด้วย </w:t>
+            </w:r>
+            <w:r>
+              <w:rPr>
+                <w:rFonts w:asciiTheme="majorBidi" w:hAnsiTheme="majorBidi" w:cstheme="majorBidi"/>
+                <w:sz w:val="28"/>
+                <w:szCs w:val="28"/>
+              </w:rPr>
+              <w:t xml:space="preserve">Playwright </w:t>
+            </w:r>
+            <w:r>
+              <w:rPr>
+                <w:rFonts w:asciiTheme="majorBidi" w:hAnsiTheme="majorBidi" w:cstheme="majorBidi"/>
+                <w:sz w:val="28"/>
+                <w:szCs w:val="28"/>
+                <w:cs/>
+              </w:rPr>
+              <w:t>และดำเนินการรันสคริปต์เพื่อตรวจสอบระบบ</w:t>
+            </w:r>
+          </w:p>
+        </w:tc>
+      </w:tr>
+      <w:tr>
+        <w:trPr>
+          <w:trHeight w:val="315"/>
+        </w:trPr>
+        <w:tc>
+          <w:tcPr>
+            <w:tcW w:w="2700" w:type="dxa"/>
+            <w:tcMar>
+              <w:top w:w="30" w:type="dxa"/>
+              <w:left w:w="45" w:type="dxa"/>
+              <w:bottom w:w="30" w:type="dxa"/>
+              <w:right w:w="45" w:type="dxa"/>
+            </w:tcMar>
+            <w:vAlign w:val="center"/>
+            <w:hideMark/>
+          </w:tcPr>
+          <w:p>
+            <w:pPr>
+              <w:jc w:val="center"/>
+              <w:rPr>
+                <w:rFonts w:asciiTheme="majorBidi" w:hAnsiTheme="majorBidi" w:cstheme="majorBidi"/>
+                <w:sz w:val="28"/>
+                <w:szCs w:val="28"/>
+              </w:rPr>
+            </w:pPr>
+            <w:r>
+              <w:rPr>
+                <w:rFonts w:asciiTheme="majorBidi" w:hAnsiTheme="majorBidi" w:cstheme="majorBidi"/>
+                <w:sz w:val="28"/>
+                <w:szCs w:val="28"/>
+                <w:cs/>
+              </w:rPr>
+              <w:t>นางสาวปุณฑริก คำแก้ว</w:t>
+            </w:r>
+          </w:p>
+        </w:tc>
+        <w:tc>
+          <w:tcPr>
+            <w:tcW w:w="1980" w:type="dxa"/>
+            <w:tcMar>
+              <w:top w:w="30" w:type="dxa"/>
+              <w:left w:w="45" w:type="dxa"/>
+              <w:bottom w:w="30" w:type="dxa"/>
+              <w:right w:w="45" w:type="dxa"/>
+            </w:tcMar>
+            <w:vAlign w:val="center"/>
+            <w:hideMark/>
+          </w:tcPr>
+          <w:p>
+            <w:pPr>
+              <w:jc w:val="center"/>
+              <w:rPr>
+                <w:rFonts w:asciiTheme="majorBidi" w:hAnsiTheme="majorBidi" w:cstheme="majorBidi"/>
+                <w:sz w:val="28"/>
+                <w:szCs w:val="28"/>
+              </w:rPr>
+            </w:pPr>
+            <w:r>
+              <w:rPr>
+                <w:rFonts w:asciiTheme="majorBidi" w:hAnsiTheme="majorBidi" w:cstheme="majorBidi"/>
+                <w:sz w:val="28"/>
+                <w:szCs w:val="28"/>
+              </w:rPr>
+              <w:t>Manual Tester</w:t>
+            </w:r>
+          </w:p>
+        </w:tc>
+        <w:tc>
+          <w:tcPr>
+            <w:tcW w:w="6390" w:type="dxa"/>
+            <w:tcMar>
+              <w:top w:w="30" w:type="dxa"/>
+              <w:left w:w="0" w:type="dxa"/>
+              <w:bottom w:w="30" w:type="dxa"/>
+              <w:right w:w="0" w:type="dxa"/>
+            </w:tcMar>
+            <w:vAlign w:val="center"/>
+            <w:hideMark/>
+          </w:tcPr>
+          <w:p>
+            <w:pPr>
+              <w:rPr>
+                <w:rFonts w:asciiTheme="majorBidi" w:hAnsiTheme="majorBidi" w:cstheme="majorBidi"/>
+                <w:sz w:val="28"/>
+                <w:szCs w:val="28"/>
+              </w:rPr>
+            </w:pPr>
+            <w:r>
+              <w:rPr>
+                <w:rFonts w:asciiTheme="majorBidi" w:hAnsiTheme="majorBidi" w:cstheme="majorBidi"/>
+                <w:sz w:val="28"/>
+                <w:szCs w:val="28"/>
+                <w:cs/>
+              </w:rPr>
+              <w:t>ดำเนินการทดสอบด้วยมือ (</w:t>
+            </w:r>
+            <w:r>
+              <w:rPr>
+                <w:rFonts w:asciiTheme="majorBidi" w:hAnsiTheme="majorBidi" w:cstheme="majorBidi"/>
+                <w:sz w:val="28"/>
+                <w:szCs w:val="28"/>
+              </w:rPr>
+              <w:t xml:space="preserve">Manual Test) </w:t>
+            </w:r>
+            <w:r>
+              <w:rPr>
+                <w:rFonts w:asciiTheme="majorBidi" w:hAnsiTheme="majorBidi" w:cstheme="majorBidi"/>
+                <w:sz w:val="28"/>
+                <w:szCs w:val="28"/>
+                <w:cs/>
+              </w:rPr>
+              <w:t>ตามกรณีทดสอบที่กำหนด</w:t>
+            </w:r>
+            <w:r>
+              <w:rPr>
+                <w:rFonts w:asciiTheme="majorBidi" w:hAnsiTheme="majorBidi" w:cstheme="majorBidi"/>
+                <w:sz w:val="28"/>
+                <w:szCs w:val="28"/>
+              </w:rPr>
+              <w:t xml:space="preserve">, </w:t>
+            </w:r>
+            <w:r>
+              <w:rPr>
+                <w:rFonts w:asciiTheme="majorBidi" w:hAnsiTheme="majorBidi" w:cstheme="majorBidi"/>
+                <w:sz w:val="28"/>
+                <w:szCs w:val="28"/>
+                <w:cs/>
+              </w:rPr>
+              <w:t>บันทึกผลการทดสอบลงในตารางกรณีทดสอบ และช่วยค้นหาข้อผิดพลาดเบื้องต้น</w:t>
+            </w:r>
+          </w:p>
+        </w:tc>
+      </w:tr>
+      <w:tr>
+        <w:trPr>
+          <w:trHeight w:val="315"/>
+        </w:trPr>
+        <w:tc>
+          <w:tcPr>
+            <w:tcW w:w="2700" w:type="dxa"/>
+            <w:tcMar>
+              <w:top w:w="30" w:type="dxa"/>
+              <w:left w:w="45" w:type="dxa"/>
+              <w:bottom w:w="30" w:type="dxa"/>
+              <w:right w:w="45" w:type="dxa"/>
+            </w:tcMar>
+            <w:vAlign w:val="center"/>
+            <w:hideMark/>
+          </w:tcPr>
+          <w:p>
+            <w:pPr>
+              <w:jc w:val="center"/>
+              <w:rPr>
+                <w:rFonts w:asciiTheme="majorBidi" w:hAnsiTheme="majorBidi" w:cstheme="majorBidi"/>
+                <w:sz w:val="28"/>
+                <w:szCs w:val="28"/>
+              </w:rPr>
+            </w:pPr>
+            <w:r>
+              <w:rPr>
+                <w:rFonts w:asciiTheme="majorBidi" w:hAnsiTheme="majorBidi" w:cstheme="majorBidi"/>
+                <w:sz w:val="28"/>
+                <w:szCs w:val="28"/>
+                <w:cs/>
+              </w:rPr>
+              <w:t>นายพิพัฒพงศ์ สำรวย</w:t>
+            </w:r>
+          </w:p>
+        </w:tc>
+        <w:tc>
+          <w:tcPr>
+            <w:tcW w:w="1980" w:type="dxa"/>
+            <w:tcMar>
+              <w:top w:w="30" w:type="dxa"/>
+              <w:left w:w="45" w:type="dxa"/>
+              <w:bottom w:w="30" w:type="dxa"/>
+              <w:right w:w="45" w:type="dxa"/>
+            </w:tcMar>
+            <w:vAlign w:val="center"/>
+            <w:hideMark/>
+          </w:tcPr>
+          <w:p>
+            <w:pPr>
+              <w:jc w:val="center"/>
+              <w:rPr>
+                <w:rFonts w:asciiTheme="majorBidi" w:hAnsiTheme="majorBidi" w:cstheme="majorBidi"/>
+                <w:sz w:val="28"/>
+                <w:szCs w:val="28"/>
+              </w:rPr>
+            </w:pPr>
+            <w:r>
+              <w:rPr>
+                <w:rFonts w:asciiTheme="majorBidi" w:hAnsiTheme="majorBidi" w:cstheme="majorBidi"/>
+                <w:sz w:val="28"/>
+                <w:szCs w:val="28"/>
+              </w:rPr>
+              <w:t>QA Analyst</w:t>
+            </w:r>
+          </w:p>
+        </w:tc>
+        <w:tc>
+          <w:tcPr>
+            <w:tcW w:w="6390" w:type="dxa"/>
+            <w:tcMar>
+              <w:top w:w="30" w:type="dxa"/>
+              <w:left w:w="0" w:type="dxa"/>
+              <w:bottom w:w="30" w:type="dxa"/>
+              <w:right w:w="0" w:type="dxa"/>
+            </w:tcMar>
+            <w:vAlign w:val="center"/>
+            <w:hideMark/>
+          </w:tcPr>
+          <w:p>
+            <w:pPr>
+              <w:rPr>
+                <w:rFonts w:asciiTheme="majorBidi" w:hAnsiTheme="majorBidi" w:cstheme="majorBidi"/>
+                <w:sz w:val="28"/>
+                <w:szCs w:val="28"/>
+              </w:rPr>
+            </w:pPr>
+            <w:r>
+              <w:rPr>
+                <w:rFonts w:asciiTheme="majorBidi" w:hAnsiTheme="majorBidi" w:cstheme="majorBidi"/>
+                <w:sz w:val="28"/>
+                <w:szCs w:val="28"/>
+                <w:cs/>
+              </w:rPr>
+              <w:t>บันทึกและวิเคราะห์ข้อผิดพลาด (</w:t>
+            </w:r>
+            <w:r>
+              <w:rPr>
+                <w:rFonts w:asciiTheme="majorBidi" w:hAnsiTheme="majorBidi" w:cstheme="majorBidi"/>
+                <w:sz w:val="28"/>
+                <w:szCs w:val="28"/>
+              </w:rPr>
+              <w:t xml:space="preserve">Bug Reports), </w:t>
+            </w:r>
+            <w:r>
+              <w:rPr>
+                <w:rFonts w:asciiTheme="majorBidi" w:hAnsiTheme="majorBidi" w:cstheme="majorBidi"/>
+                <w:sz w:val="28"/>
+                <w:szCs w:val="28"/>
+                <w:cs/>
+              </w:rPr>
+              <w:t>สรุปเมตริก</w:t>
+            </w:r>
+            <w:proofErr w:type="spellStart"/>
+            <w:r>
+              <w:rPr>
+                <w:rFonts w:asciiTheme="majorBidi" w:hAnsiTheme="majorBidi" w:cstheme="majorBidi"/>
+                <w:sz w:val="28"/>
+                <w:szCs w:val="28"/>
+                <w:cs/>
+              </w:rPr>
+              <w:t>ส์</w:t>
+            </w:r>
+            <w:proofErr w:type="spellEnd"/>
+            <w:r>
+              <w:rPr>
+                <w:rFonts w:asciiTheme="majorBidi" w:hAnsiTheme="majorBidi" w:cstheme="majorBidi"/>
+                <w:sz w:val="28"/>
+                <w:szCs w:val="28"/>
+                <w:cs/>
+              </w:rPr>
+              <w:t xml:space="preserve">การทดสอบ และวิเคราะห์คุณภาพซอฟต์แวร์ตามมาตรฐาน </w:t>
+            </w:r>
+            <w:r>
+              <w:rPr>
+                <w:rFonts w:asciiTheme="majorBidi" w:hAnsiTheme="majorBidi" w:cstheme="majorBidi"/>
+                <w:sz w:val="28"/>
+                <w:szCs w:val="28"/>
+              </w:rPr>
+              <w:t>ISO 25010</w:t>
+            </w:r>
+          </w:p>
+        </w:tc>
+      </w:tr>
+    </w:tbl>
+    <w:p>
+      <w:pPr>
+        <w:rPr>
+          <w:rFonts w:hint="cs"/>
+          <w:szCs w:val="32"/>
+        </w:rPr>
+      </w:pPr>
+    </w:p>
+    <w:p>
+      <w:pPr>
+        <w:pStyle w:val="1"/>
+        <w:rPr>
+          <w:rFonts w:asciiTheme="majorBidi" w:hAnsiTheme="majorBidi"/>
+          <w:b/>
+          <w:bCs/>
+          <w:color w:val="auto"/>
+          <w:szCs w:val="40"/>
+        </w:rPr>
+      </w:pPr>
+      <w:bookmarkStart w:id="4" w:name="_Toc225606389"/>
+      <w:r>
+        <w:rPr>
+          <w:rFonts w:asciiTheme="majorBidi" w:hAnsiTheme="majorBidi"/>
+          <w:b/>
+          <w:bCs/>
+          <w:color w:val="auto"/>
+          <w:szCs w:val="40"/>
+          <w:cs/>
+        </w:rPr>
+        <w:lastRenderedPageBreak/>
+        <w:t xml:space="preserve">บทที่ </w:t>
+      </w:r>
+      <w:r>
+        <w:rPr>
+          <w:rFonts w:asciiTheme="majorBidi" w:hAnsiTheme="majorBidi"/>
+          <w:b/>
+          <w:bCs/>
+          <w:color w:val="auto"/>
+          <w:szCs w:val="40"/>
+        </w:rPr>
+        <w:t xml:space="preserve">2: </w:t>
+      </w:r>
+      <w:r>
+        <w:rPr>
+          <w:rFonts w:asciiTheme="majorBidi" w:hAnsiTheme="majorBidi"/>
+          <w:b/>
+          <w:bCs/>
+          <w:color w:val="auto"/>
+          <w:szCs w:val="40"/>
+          <w:cs/>
+        </w:rPr>
+        <w:t>แผนการทดสอบและกลยุทธ์ (</w:t>
+      </w:r>
+      <w:r>
+        <w:rPr>
+          <w:rFonts w:asciiTheme="majorBidi" w:hAnsiTheme="majorBidi"/>
+          <w:b/>
+          <w:bCs/>
+          <w:color w:val="auto"/>
+          <w:szCs w:val="40"/>
+        </w:rPr>
+        <w:t>Test Plan &amp; Strategy)</w:t>
+      </w:r>
+      <w:bookmarkEnd w:id="4"/>
+    </w:p>
+    <w:p>
+      <w:pPr>
+        <w:pStyle w:val="2"/>
         <w:rPr>
           <w:rFonts w:asciiTheme="majorBidi" w:hAnsiTheme="majorBidi"/>
           <w:b/>
@@ -5448,6 +5463,28 @@
           <w:color w:val="auto"/>
           <w:sz w:val="36"/>
           <w:szCs w:val="36"/>
+        </w:rPr>
+      </w:pPr>
+      <w:bookmarkStart w:id="5" w:name="_Toc225606390"/>
+      <w:r>
+        <w:rPr>
+          <w:rFonts w:asciiTheme="majorBidi" w:hAnsiTheme="majorBidi"/>
+          <w:b/>
+          <w:bCs/>
+          <w:color w:val="auto"/>
+          <w:sz w:val="36"/>
+          <w:szCs w:val="36"/>
+        </w:rPr>
+        <w:t xml:space="preserve">2.1 </w:t>
+      </w:r>
+      <w:r>
+        <w:rPr>
+          <w:rFonts w:asciiTheme="majorBidi" w:hAnsiTheme="majorBidi"/>
+          <w:b/>
+          <w:bCs/>
+          <w:color w:val="auto"/>
+          <w:sz w:val="36"/>
+          <w:szCs w:val="36"/>
           <w:cs/>
         </w:rPr>
         <w:t>กลยุทธ์การทดสอบ</w:t>
@@ -5602,22 +5639,33 @@
         </w:numPr>
         <w:spacing w:before="100" w:beforeAutospacing="1" w:after="100" w:afterAutospacing="1" w:line="240" w:lineRule="auto"/>
         <w:rPr>
+          <w:rFonts w:asciiTheme="majorBidi" w:eastAsia="Times New Roman" w:hAnsiTheme="majorBidi" w:cstheme="majorBidi" w:hint="cs"/>
+          <w:kern w:val="0"/>
+          <w:sz w:val="32"/>
+          <w:szCs w:val="32"/>
+          <w14:ligatures w14:val="none"/>
+        </w:rPr>
+      </w:pPr>
+      <w:r>
+        <w:rPr>
           <w:rFonts w:asciiTheme="majorBidi" w:eastAsia="Times New Roman" w:hAnsiTheme="majorBidi" w:cstheme="majorBidi"/>
           <w:kern w:val="0"/>
           <w:sz w:val="32"/>
           <w:szCs w:val="32"/>
           <w14:ligatures w14:val="none"/>
         </w:rPr>
-      </w:pPr>
+        <w:t xml:space="preserve">Automated UI Testing: </w:t>
+      </w:r>
       <w:r>
         <w:rPr>
           <w:rFonts w:asciiTheme="majorBidi" w:eastAsia="Times New Roman" w:hAnsiTheme="majorBidi" w:cstheme="majorBidi"/>
           <w:kern w:val="0"/>
           <w:sz w:val="32"/>
           <w:szCs w:val="32"/>
+          <w:cs/>
           <w14:ligatures w14:val="none"/>
         </w:rPr>
-        <w:t xml:space="preserve">Automated UI Testing: </w:t>
+        <w:t xml:space="preserve">ใช้เครื่องมือ </w:t>
       </w:r>
       <w:r>
         <w:rPr>
@@ -5625,10 +5673,9 @@
           <w:kern w:val="0"/>
           <w:sz w:val="32"/>
           <w:szCs w:val="32"/>
-          <w:cs/>
           <w14:ligatures w14:val="none"/>
         </w:rPr>
-        <w:t xml:space="preserve">ใช้เครื่องมือ </w:t>
+        <w:t xml:space="preserve">Playwright </w:t>
       </w:r>
       <w:r>
         <w:rPr>
@@ -5636,9 +5683,10 @@
           <w:kern w:val="0"/>
           <w:sz w:val="32"/>
           <w:szCs w:val="32"/>
+          <w:cs/>
           <w14:ligatures w14:val="none"/>
         </w:rPr>
-        <w:t xml:space="preserve">Playwright </w:t>
+        <w:t>ในการเขียนสคริปต์เพื่อทดสอบฟังก์ชันหลักที่สำคัญและต้องทำซ้ำบ่อยครั้ง (</w:t>
       </w:r>
       <w:r>
         <w:rPr>
@@ -5646,10 +5694,9 @@
           <w:kern w:val="0"/>
           <w:sz w:val="32"/>
           <w:szCs w:val="32"/>
-          <w:cs/>
           <w14:ligatures w14:val="none"/>
         </w:rPr>
-        <w:t>ในการเขียนสคริปต์เพื่อทดสอบฟังก์ชันหลักที่สำคัญและต้องทำซ้ำบ่อยครั้ง (</w:t>
+        <w:t xml:space="preserve">Regression Testing) </w:t>
       </w:r>
       <w:r>
         <w:rPr>
@@ -5657,31 +5704,11 @@
           <w:kern w:val="0"/>
           <w:sz w:val="32"/>
           <w:szCs w:val="32"/>
+          <w:cs/>
           <w14:ligatures w14:val="none"/>
         </w:rPr>
-        <w:t xml:space="preserve">Regression Testing) </w:t>
-      </w:r>
-      <w:r>
-        <w:rPr>
-          <w:rFonts w:asciiTheme="majorBidi" w:eastAsia="Times New Roman" w:hAnsiTheme="majorBidi" w:cstheme="majorBidi"/>
-          <w:kern w:val="0"/>
-          <w:sz w:val="32"/>
-          <w:szCs w:val="32"/>
-          <w:cs/>
-          <w14:ligatures w14:val="none"/>
-        </w:rPr>
         <w:t>เพื่อเพิ่มความแม่นยำและประหยัดเวลา</w:t>
       </w:r>
-    </w:p>
-    <w:p>
-      <w:pPr>
-        <w:ind w:left="720"/>
-        <w:rPr>
-          <w:rFonts w:asciiTheme="majorBidi" w:hAnsiTheme="majorBidi" w:cstheme="majorBidi"/>
-          <w:sz w:val="32"/>
-          <w:szCs w:val="32"/>
-        </w:rPr>
-      </w:pPr>
     </w:p>
     <w:p>
       <w:pPr>
@@ -5695,7 +5722,7 @@
           <w:szCs w:val="36"/>
         </w:rPr>
       </w:pPr>
-      <w:bookmarkStart w:id="6" w:name="_Toc225605750"/>
+      <w:bookmarkStart w:id="6" w:name="_Toc225606391"/>
       <w:r>
         <w:rPr>
           <w:rFonts w:asciiTheme="majorBidi" w:hAnsiTheme="majorBidi"/>
@@ -5814,7 +5841,6 @@
           <w:szCs w:val="32"/>
           <w14:ligatures w14:val="none"/>
         </w:rPr>
-        <w:lastRenderedPageBreak/>
         <w:t xml:space="preserve">Jest &amp; </w:t>
       </w:r>
       <w:proofErr w:type="spellStart"/>
@@ -5992,23 +6018,35 @@
         </w:numPr>
         <w:spacing w:before="100" w:beforeAutospacing="1" w:after="100" w:afterAutospacing="1" w:line="240" w:lineRule="auto"/>
         <w:rPr>
+          <w:rFonts w:asciiTheme="majorBidi" w:eastAsia="Times New Roman" w:hAnsiTheme="majorBidi" w:cstheme="majorBidi" w:hint="cs"/>
+          <w:kern w:val="0"/>
+          <w:sz w:val="32"/>
+          <w:szCs w:val="32"/>
+          <w14:ligatures w14:val="none"/>
+        </w:rPr>
+      </w:pPr>
+      <w:r>
+        <w:rPr>
           <w:rFonts w:asciiTheme="majorBidi" w:eastAsia="Times New Roman" w:hAnsiTheme="majorBidi" w:cstheme="majorBidi"/>
           <w:kern w:val="0"/>
           <w:sz w:val="32"/>
           <w:szCs w:val="32"/>
           <w14:ligatures w14:val="none"/>
         </w:rPr>
-      </w:pPr>
+        <w:t xml:space="preserve">GitHub: </w:t>
+      </w:r>
       <w:r>
         <w:rPr>
           <w:rFonts w:asciiTheme="majorBidi" w:eastAsia="Times New Roman" w:hAnsiTheme="majorBidi" w:cstheme="majorBidi"/>
           <w:kern w:val="0"/>
           <w:sz w:val="32"/>
           <w:szCs w:val="32"/>
+          <w:cs/>
           <w14:ligatures w14:val="none"/>
         </w:rPr>
-        <w:t xml:space="preserve">GitHub: </w:t>
-      </w:r>
+        <w:t>ใช้สำหรับการควบคุม</w:t>
+      </w:r>
+      <w:proofErr w:type="spellStart"/>
       <w:r>
         <w:rPr>
           <w:rFonts w:asciiTheme="majorBidi" w:eastAsia="Times New Roman" w:hAnsiTheme="majorBidi" w:cstheme="majorBidi"/>
@@ -6018,9 +6056,9 @@
           <w:cs/>
           <w14:ligatures w14:val="none"/>
         </w:rPr>
-        <w:t>ใช้สำหรับการควบคุม</w:t>
-      </w:r>
-      <w:proofErr w:type="spellStart"/>
+        <w:t>เวอร์ชัน</w:t>
+      </w:r>
+      <w:proofErr w:type="spellEnd"/>
       <w:r>
         <w:rPr>
           <w:rFonts w:asciiTheme="majorBidi" w:eastAsia="Times New Roman" w:hAnsiTheme="majorBidi" w:cstheme="majorBidi"/>
@@ -6030,19 +6068,17 @@
           <w:cs/>
           <w14:ligatures w14:val="none"/>
         </w:rPr>
-        <w:t>เวอร์ชัน</w:t>
-      </w:r>
-      <w:proofErr w:type="spellEnd"/>
+        <w:t xml:space="preserve"> (</w:t>
+      </w:r>
       <w:r>
         <w:rPr>
           <w:rFonts w:asciiTheme="majorBidi" w:eastAsia="Times New Roman" w:hAnsiTheme="majorBidi" w:cstheme="majorBidi"/>
           <w:kern w:val="0"/>
           <w:sz w:val="32"/>
           <w:szCs w:val="32"/>
-          <w:cs/>
           <w14:ligatures w14:val="none"/>
         </w:rPr>
-        <w:t xml:space="preserve"> (</w:t>
+        <w:t xml:space="preserve">Version Control) </w:t>
       </w:r>
       <w:r>
         <w:rPr>
@@ -6050,9 +6086,10 @@
           <w:kern w:val="0"/>
           <w:sz w:val="32"/>
           <w:szCs w:val="32"/>
+          <w:cs/>
           <w14:ligatures w14:val="none"/>
         </w:rPr>
-        <w:t xml:space="preserve">Version Control) </w:t>
+        <w:t xml:space="preserve">และการจัดการข้อผิดพลาดผ่านระบบ </w:t>
       </w:r>
       <w:r>
         <w:rPr>
@@ -6060,30 +6097,10 @@
           <w:kern w:val="0"/>
           <w:sz w:val="32"/>
           <w:szCs w:val="32"/>
-          <w:cs/>
           <w14:ligatures w14:val="none"/>
         </w:rPr>
-        <w:t xml:space="preserve">และการจัดการข้อผิดพลาดผ่านระบบ </w:t>
-      </w:r>
-      <w:r>
-        <w:rPr>
-          <w:rFonts w:asciiTheme="majorBidi" w:eastAsia="Times New Roman" w:hAnsiTheme="majorBidi" w:cstheme="majorBidi"/>
-          <w:kern w:val="0"/>
-          <w:sz w:val="32"/>
-          <w:szCs w:val="32"/>
-          <w14:ligatures w14:val="none"/>
-        </w:rPr>
         <w:t>Issues</w:t>
       </w:r>
-    </w:p>
-    <w:p>
-      <w:pPr>
-        <w:rPr>
-          <w:rFonts w:asciiTheme="majorBidi" w:hAnsiTheme="majorBidi" w:cstheme="majorBidi"/>
-          <w:sz w:val="32"/>
-          <w:szCs w:val="32"/>
-        </w:rPr>
-      </w:pPr>
     </w:p>
     <w:p>
       <w:pPr>
@@ -6097,7 +6114,7 @@
           <w:szCs w:val="36"/>
         </w:rPr>
       </w:pPr>
-      <w:bookmarkStart w:id="7" w:name="_Toc225605751"/>
+      <w:bookmarkStart w:id="7" w:name="_Toc225606392"/>
       <w:r>
         <w:rPr>
           <w:rFonts w:asciiTheme="majorBidi" w:hAnsiTheme="majorBidi"/>
@@ -6342,33 +6359,23 @@
         </w:numPr>
         <w:spacing w:before="100" w:beforeAutospacing="1" w:after="100" w:afterAutospacing="1" w:line="240" w:lineRule="auto"/>
         <w:rPr>
+          <w:rFonts w:asciiTheme="majorBidi" w:eastAsia="Times New Roman" w:hAnsiTheme="majorBidi" w:cstheme="majorBidi" w:hint="cs"/>
+          <w:kern w:val="0"/>
+          <w:sz w:val="32"/>
+          <w:szCs w:val="32"/>
+          <w14:ligatures w14:val="none"/>
+        </w:rPr>
+      </w:pPr>
+      <w:r>
+        <w:rPr>
           <w:rFonts w:asciiTheme="majorBidi" w:eastAsia="Times New Roman" w:hAnsiTheme="majorBidi" w:cstheme="majorBidi"/>
           <w:kern w:val="0"/>
           <w:sz w:val="32"/>
           <w:szCs w:val="32"/>
           <w14:ligatures w14:val="none"/>
         </w:rPr>
-      </w:pPr>
-      <w:r>
-        <w:rPr>
-          <w:rFonts w:asciiTheme="majorBidi" w:eastAsia="Times New Roman" w:hAnsiTheme="majorBidi" w:cstheme="majorBidi"/>
-          <w:kern w:val="0"/>
-          <w:sz w:val="32"/>
-          <w:szCs w:val="32"/>
-          <w14:ligatures w14:val="none"/>
-        </w:rPr>
         <w:t>URL: http://localhost:3000 (Local Environment)</w:t>
       </w:r>
-    </w:p>
-    <w:p>
-      <w:pPr>
-        <w:ind w:left="720"/>
-        <w:rPr>
-          <w:rFonts w:asciiTheme="majorBidi" w:hAnsiTheme="majorBidi" w:cstheme="majorBidi"/>
-          <w:sz w:val="32"/>
-          <w:szCs w:val="32"/>
-        </w:rPr>
-      </w:pPr>
     </w:p>
     <w:p>
       <w:pPr>
@@ -6382,7 +6389,7 @@
           <w:szCs w:val="36"/>
         </w:rPr>
       </w:pPr>
-      <w:bookmarkStart w:id="8" w:name="_Toc225605752"/>
+      <w:bookmarkStart w:id="8" w:name="_Toc225606393"/>
       <w:r>
         <w:rPr>
           <w:rFonts w:asciiTheme="majorBidi" w:hAnsiTheme="majorBidi"/>
@@ -6392,6 +6399,7 @@
           <w:sz w:val="36"/>
           <w:szCs w:val="36"/>
         </w:rPr>
+        <w:lastRenderedPageBreak/>
         <w:t xml:space="preserve">2.4 </w:t>
       </w:r>
       <w:r>
@@ -6978,7 +6986,6 @@
                 <w:sz w:val="32"/>
                 <w:szCs w:val="32"/>
               </w:rPr>
-              <w:lastRenderedPageBreak/>
               <w:t xml:space="preserve">3. </w:t>
             </w:r>
             <w:r>
@@ -7092,7 +7099,7 @@
                 <w:szCs w:val="32"/>
                 <w:cs/>
               </w:rPr>
-              <w:t xml:space="preserve">กำหนดการใช้ </w:t>
+              <w:t xml:space="preserve">ตกลงกันในกลุ่มให้ใช้ </w:t>
             </w:r>
             <w:r>
               <w:rPr>
@@ -7127,7 +7134,7 @@
                 <w:szCs w:val="32"/>
                 <w:cs/>
               </w:rPr>
-              <w:t>และระบุ</w:t>
+              <w:t>และเช็ก</w:t>
             </w:r>
             <w:proofErr w:type="spellStart"/>
             <w:r>
@@ -7164,15 +7171,24 @@
                 <w:szCs w:val="32"/>
                 <w:cs/>
               </w:rPr>
-              <w:t xml:space="preserve">ที่ชัดเจนใน </w:t>
-            </w:r>
-            <w:r>
-              <w:rPr>
-                <w:rFonts w:asciiTheme="majorBidi" w:hAnsiTheme="majorBidi" w:cstheme="majorBidi"/>
-                <w:sz w:val="32"/>
-                <w:szCs w:val="32"/>
-              </w:rPr>
-              <w:t>README</w:t>
+              <w:t xml:space="preserve">ให้ตรงกันตาม </w:t>
+            </w:r>
+            <w:r>
+              <w:rPr>
+                <w:rFonts w:asciiTheme="majorBidi" w:hAnsiTheme="majorBidi" w:cstheme="majorBidi"/>
+                <w:sz w:val="32"/>
+                <w:szCs w:val="32"/>
+              </w:rPr>
+              <w:t xml:space="preserve">README </w:t>
+            </w:r>
+            <w:r>
+              <w:rPr>
+                <w:rFonts w:asciiTheme="majorBidi" w:hAnsiTheme="majorBidi" w:cstheme="majorBidi"/>
+                <w:sz w:val="32"/>
+                <w:szCs w:val="32"/>
+                <w:cs/>
+              </w:rPr>
+              <w:t>เพื่อไม่ให้งานรันไม่ได้ตอนรวมโค้ด</w:t>
             </w:r>
           </w:p>
         </w:tc>
@@ -7593,8 +7609,27 @@
           <w:rFonts w:asciiTheme="majorBidi" w:hAnsiTheme="majorBidi" w:cstheme="majorBidi"/>
           <w:sz w:val="32"/>
           <w:szCs w:val="32"/>
-        </w:rPr>
-      </w:pPr>
+          <w:cs/>
+        </w:rPr>
+      </w:pPr>
+    </w:p>
+    <w:p>
+      <w:pPr>
+        <w:rPr>
+          <w:rFonts w:asciiTheme="majorBidi" w:hAnsiTheme="majorBidi" w:cstheme="majorBidi" w:hint="cs"/>
+          <w:sz w:val="32"/>
+          <w:szCs w:val="32"/>
+        </w:rPr>
+      </w:pPr>
+      <w:r>
+        <w:rPr>
+          <w:rFonts w:asciiTheme="majorBidi" w:hAnsiTheme="majorBidi" w:cstheme="majorBidi"/>
+          <w:sz w:val="32"/>
+          <w:szCs w:val="32"/>
+          <w:cs/>
+        </w:rPr>
+        <w:br w:type="page"/>
+      </w:r>
     </w:p>
     <w:p>
       <w:pPr>
@@ -7608,7 +7643,7 @@
           <w:szCs w:val="36"/>
         </w:rPr>
       </w:pPr>
-      <w:bookmarkStart w:id="9" w:name="_Toc225605753"/>
+      <w:bookmarkStart w:id="9" w:name="_Toc225606394"/>
       <w:r>
         <w:rPr>
           <w:rFonts w:asciiTheme="majorBidi" w:hAnsiTheme="majorBidi"/>
@@ -7618,6 +7653,7 @@
           <w:sz w:val="36"/>
           <w:szCs w:val="36"/>
         </w:rPr>
+        <w:lastRenderedPageBreak/>
         <w:t xml:space="preserve">2.5 </w:t>
       </w:r>
       <w:r>
@@ -7914,7 +7950,7 @@
           <w:numId w:val="11"/>
         </w:numPr>
         <w:rPr>
-          <w:rFonts w:asciiTheme="majorBidi" w:hAnsiTheme="majorBidi" w:cstheme="majorBidi"/>
+          <w:rFonts w:asciiTheme="majorBidi" w:hAnsiTheme="majorBidi" w:cstheme="majorBidi" w:hint="cs"/>
           <w:sz w:val="32"/>
           <w:szCs w:val="32"/>
         </w:rPr>
@@ -7953,16 +7989,6 @@
         </w:rPr>
         <w:t>Success Rate &gt; 90%)</w:t>
       </w:r>
-    </w:p>
-    <w:p>
-      <w:pPr>
-        <w:ind w:left="360"/>
-        <w:rPr>
-          <w:rFonts w:asciiTheme="majorBidi" w:hAnsiTheme="majorBidi" w:cstheme="majorBidi"/>
-          <w:sz w:val="32"/>
-          <w:szCs w:val="32"/>
-        </w:rPr>
-      </w:pPr>
     </w:p>
     <w:p>
       <w:pPr>
@@ -7975,7 +8001,7 @@
           <w:szCs w:val="40"/>
         </w:rPr>
       </w:pPr>
-      <w:bookmarkStart w:id="10" w:name="_Toc225605754"/>
+      <w:bookmarkStart w:id="10" w:name="_Toc225606395"/>
       <w:r>
         <w:rPr>
           <w:rFonts w:asciiTheme="majorBidi" w:hAnsiTheme="majorBidi"/>
@@ -7985,7 +8011,6 @@
           <w:szCs w:val="40"/>
           <w:cs/>
         </w:rPr>
-        <w:lastRenderedPageBreak/>
         <w:t xml:space="preserve">บทที่ </w:t>
       </w:r>
       <w:r>
@@ -8103,7 +8128,7 @@
           <w:szCs w:val="36"/>
         </w:rPr>
       </w:pPr>
-      <w:bookmarkStart w:id="11" w:name="_Toc225605755"/>
+      <w:bookmarkStart w:id="11" w:name="_Toc225606396"/>
       <w:r>
         <w:rPr>
           <w:rFonts w:asciiTheme="majorBidi" w:hAnsiTheme="majorBidi"/>
@@ -8165,15 +8190,75 @@
           <w:szCs w:val="32"/>
           <w:cs/>
         </w:rPr>
-        <w:t>คณะผู้จัดทำเลือกใช้แนวคิด</w:t>
-      </w:r>
-      <w:r>
-        <w:rPr>
-          <w:rFonts w:asciiTheme="majorBidi" w:hAnsiTheme="majorBidi" w:cstheme="majorBidi"/>
-          <w:sz w:val="32"/>
-          <w:szCs w:val="32"/>
-        </w:rPr>
-        <w:t xml:space="preserve"> User-Centric Testing </w:t>
+        <w:t xml:space="preserve">ทางกลุ่มเราตกลงกันว่าจะสมมติบทบาทเป็นทั้ง </w:t>
+      </w:r>
+      <w:r>
+        <w:rPr>
+          <w:rFonts w:asciiTheme="majorBidi" w:hAnsiTheme="majorBidi" w:cstheme="majorBidi"/>
+          <w:sz w:val="32"/>
+          <w:szCs w:val="32"/>
+        </w:rPr>
+        <w:t>'</w:t>
+      </w:r>
+      <w:r>
+        <w:rPr>
+          <w:rFonts w:asciiTheme="majorBidi" w:hAnsiTheme="majorBidi" w:cstheme="majorBidi"/>
+          <w:sz w:val="32"/>
+          <w:szCs w:val="32"/>
+          <w:cs/>
+        </w:rPr>
+        <w:t>บรรณารักษ์</w:t>
+      </w:r>
+      <w:r>
+        <w:rPr>
+          <w:rFonts w:asciiTheme="majorBidi" w:hAnsiTheme="majorBidi" w:cstheme="majorBidi"/>
+          <w:sz w:val="32"/>
+          <w:szCs w:val="32"/>
+        </w:rPr>
+        <w:t xml:space="preserve">' </w:t>
+      </w:r>
+      <w:r>
+        <w:rPr>
+          <w:rFonts w:asciiTheme="majorBidi" w:hAnsiTheme="majorBidi" w:cstheme="majorBidi"/>
+          <w:sz w:val="32"/>
+          <w:szCs w:val="32"/>
+          <w:cs/>
+        </w:rPr>
+        <w:t xml:space="preserve">และ </w:t>
+      </w:r>
+      <w:r>
+        <w:rPr>
+          <w:rFonts w:asciiTheme="majorBidi" w:hAnsiTheme="majorBidi" w:cstheme="majorBidi"/>
+          <w:sz w:val="32"/>
+          <w:szCs w:val="32"/>
+        </w:rPr>
+        <w:t>'</w:t>
+      </w:r>
+      <w:r>
+        <w:rPr>
+          <w:rFonts w:asciiTheme="majorBidi" w:hAnsiTheme="majorBidi" w:cstheme="majorBidi"/>
+          <w:sz w:val="32"/>
+          <w:szCs w:val="32"/>
+          <w:cs/>
+        </w:rPr>
+        <w:t>คนดูแลระบบ</w:t>
+      </w:r>
+      <w:r>
+        <w:rPr>
+          <w:rFonts w:asciiTheme="majorBidi" w:hAnsiTheme="majorBidi" w:cstheme="majorBidi"/>
+          <w:sz w:val="32"/>
+          <w:szCs w:val="32"/>
+        </w:rPr>
+        <w:t xml:space="preserve">' </w:t>
+      </w:r>
+      <w:r>
+        <w:rPr>
+          <w:rFonts w:asciiTheme="majorBidi" w:hAnsiTheme="majorBidi" w:cstheme="majorBidi"/>
+          <w:sz w:val="32"/>
+          <w:szCs w:val="32"/>
+          <w:cs/>
+        </w:rPr>
+        <w:t>จริงๆ เพื่อให้เห็นภาพว่าถ้าใช้งานหน้าเว็บแล้วจะเจอปัญหาตรงไหนบ้าง</w:t>
       </w:r>
       <w:r>
         <w:rPr>
@@ -8320,17 +8405,18 @@
           <w:numId w:val="12"/>
         </w:numPr>
         <w:rPr>
-          <w:rFonts w:asciiTheme="majorBidi" w:hAnsiTheme="majorBidi" w:cstheme="majorBidi"/>
-          <w:sz w:val="32"/>
-          <w:szCs w:val="32"/>
-        </w:rPr>
-      </w:pPr>
-      <w:r>
-        <w:rPr>
-          <w:rFonts w:asciiTheme="majorBidi" w:hAnsiTheme="majorBidi" w:cstheme="majorBidi"/>
-          <w:sz w:val="32"/>
-          <w:szCs w:val="32"/>
-        </w:rPr>
+          <w:rFonts w:asciiTheme="majorBidi" w:hAnsiTheme="majorBidi" w:cstheme="majorBidi" w:hint="cs"/>
+          <w:sz w:val="32"/>
+          <w:szCs w:val="32"/>
+        </w:rPr>
+      </w:pPr>
+      <w:r>
+        <w:rPr>
+          <w:rFonts w:asciiTheme="majorBidi" w:hAnsiTheme="majorBidi" w:cstheme="majorBidi"/>
+          <w:sz w:val="32"/>
+          <w:szCs w:val="32"/>
+        </w:rPr>
+        <w:lastRenderedPageBreak/>
         <w:t xml:space="preserve">Black Box Technique Application: </w:t>
       </w:r>
       <w:r>
@@ -8393,16 +8479,6 @@
         </w:rPr>
         <w:t>เพื่อค้นหาข้อผิดพลาดที่ขอบเขตข้อมูล</w:t>
       </w:r>
-    </w:p>
-    <w:p>
-      <w:pPr>
-        <w:ind w:left="360"/>
-        <w:rPr>
-          <w:rFonts w:asciiTheme="majorBidi" w:hAnsiTheme="majorBidi" w:cstheme="majorBidi"/>
-          <w:sz w:val="32"/>
-          <w:szCs w:val="32"/>
-        </w:rPr>
-      </w:pPr>
     </w:p>
     <w:p>
       <w:pPr>
@@ -8416,7 +8492,7 @@
           <w:szCs w:val="36"/>
         </w:rPr>
       </w:pPr>
-      <w:bookmarkStart w:id="12" w:name="_Toc225605756"/>
+      <w:bookmarkStart w:id="12" w:name="_Toc225606397"/>
       <w:r>
         <w:rPr>
           <w:rFonts w:asciiTheme="majorBidi" w:hAnsiTheme="majorBidi"/>
@@ -8481,14 +8557,6 @@
           <w:cs/>
         </w:rPr>
         <w:tab/>
-      </w:r>
-      <w:r>
-        <w:rPr>
-          <w:rFonts w:asciiTheme="majorBidi" w:hAnsiTheme="majorBidi" w:cstheme="majorBidi"/>
-          <w:sz w:val="32"/>
-          <w:szCs w:val="32"/>
-          <w:cs/>
-        </w:rPr>
         <w:t xml:space="preserve">คณะผู้จัดทำได้ออกแบบ </w:t>
       </w:r>
       <w:r>
@@ -8754,7 +8822,6 @@
           <w:szCs w:val="32"/>
           <w:cs/>
         </w:rPr>
-        <w:lastRenderedPageBreak/>
         <w:t xml:space="preserve">ทดสอบการ </w:t>
       </w:r>
       <w:r>
@@ -9187,6 +9254,7 @@
           <w:szCs w:val="32"/>
           <w:cs/>
         </w:rPr>
+        <w:lastRenderedPageBreak/>
         <w:t>เกณฑ์การผ่าน</w:t>
       </w:r>
       <w:r>
@@ -9541,7 +9609,6 @@
           <w:sz w:val="36"/>
           <w:szCs w:val="36"/>
         </w:rPr>
-        <w:lastRenderedPageBreak/>
         <w:t>Journey #4: Core Transaction (Borrowing and Returning)</w:t>
       </w:r>
     </w:p>
@@ -9920,6 +9987,7 @@
           <w:szCs w:val="32"/>
           <w:cs/>
         </w:rPr>
+        <w:lastRenderedPageBreak/>
         <w:t>จุดประสงค์:</w:t>
       </w:r>
       <w:r>
@@ -10185,7 +10253,7 @@
       <w:pPr>
         <w:pStyle w:val="2"/>
         <w:rPr>
-          <w:rFonts w:asciiTheme="majorBidi" w:hAnsiTheme="majorBidi" w:hint="cs"/>
+          <w:rFonts w:asciiTheme="majorBidi" w:hAnsiTheme="majorBidi"/>
           <w:b/>
           <w:bCs/>
           <w:color w:val="auto"/>
@@ -10194,7 +10262,7 @@
           <w:cs/>
         </w:rPr>
       </w:pPr>
-      <w:bookmarkStart w:id="13" w:name="_Toc225605757"/>
+      <w:bookmarkStart w:id="13" w:name="_Toc225606398"/>
       <w:r>
         <w:rPr>
           <w:rFonts w:asciiTheme="majorBidi" w:hAnsiTheme="majorBidi"/>
@@ -10354,7 +10422,6 @@
                 <w:sz w:val="32"/>
                 <w:szCs w:val="32"/>
               </w:rPr>
-              <w:lastRenderedPageBreak/>
               <w:t>Equivalence Partitioning (EP)</w:t>
             </w:r>
           </w:p>
@@ -10741,6 +10808,28 @@
           <w:szCs w:val="32"/>
         </w:rPr>
       </w:pPr>
+    </w:p>
+    <w:p>
+      <w:pPr>
+        <w:rPr>
+          <w:rFonts w:asciiTheme="majorBidi" w:eastAsiaTheme="majorEastAsia" w:hAnsiTheme="majorBidi" w:cstheme="majorBidi"/>
+          <w:b/>
+          <w:bCs/>
+          <w:sz w:val="36"/>
+          <w:szCs w:val="36"/>
+        </w:rPr>
+      </w:pPr>
+      <w:bookmarkStart w:id="14" w:name="_Toc225606399"/>
+      <w:r>
+        <w:rPr>
+          <w:rFonts w:asciiTheme="majorBidi" w:hAnsiTheme="majorBidi"/>
+          <w:b/>
+          <w:bCs/>
+          <w:sz w:val="36"/>
+          <w:szCs w:val="36"/>
+        </w:rPr>
+        <w:br w:type="page"/>
+      </w:r>
     </w:p>
     <w:p>
       <w:pPr>
@@ -10754,7 +10843,6 @@
           <w:szCs w:val="36"/>
         </w:rPr>
       </w:pPr>
-      <w:bookmarkStart w:id="14" w:name="_Toc225605758"/>
       <w:r>
         <w:rPr>
           <w:rFonts w:asciiTheme="majorBidi" w:hAnsiTheme="majorBidi"/>
@@ -10764,6 +10852,7 @@
           <w:sz w:val="36"/>
           <w:szCs w:val="36"/>
         </w:rPr>
+        <w:lastRenderedPageBreak/>
         <w:t xml:space="preserve">3.4 </w:t>
       </w:r>
       <w:r>
@@ -11023,9 +11112,10 @@
           <w:numId w:val="24"/>
         </w:numPr>
         <w:rPr>
-          <w:rFonts w:asciiTheme="majorBidi" w:hAnsiTheme="majorBidi" w:cstheme="majorBidi"/>
-          <w:sz w:val="32"/>
-          <w:szCs w:val="32"/>
+          <w:rFonts w:asciiTheme="majorBidi" w:hAnsiTheme="majorBidi" w:cstheme="majorBidi" w:hint="cs"/>
+          <w:sz w:val="32"/>
+          <w:szCs w:val="32"/>
+          <w:cs/>
         </w:rPr>
       </w:pPr>
       <w:r>
@@ -11087,16 +11177,6 @@
         </w:rPr>
         <w:t>Fail</w:t>
       </w:r>
-    </w:p>
-    <w:p>
-      <w:pPr>
-        <w:rPr>
-          <w:rFonts w:asciiTheme="majorBidi" w:hAnsiTheme="majorBidi" w:cstheme="majorBidi"/>
-          <w:sz w:val="32"/>
-          <w:szCs w:val="32"/>
-          <w:cs/>
-        </w:rPr>
-      </w:pPr>
     </w:p>
     <w:p>
       <w:pPr>
@@ -11109,7 +11189,7 @@
           <w:szCs w:val="40"/>
         </w:rPr>
       </w:pPr>
-      <w:bookmarkStart w:id="15" w:name="_Toc225605759"/>
+      <w:bookmarkStart w:id="15" w:name="_Toc225606400"/>
       <w:r>
         <w:rPr>
           <w:rFonts w:asciiTheme="majorBidi" w:hAnsiTheme="majorBidi"/>
@@ -11119,7 +11199,6 @@
           <w:szCs w:val="40"/>
           <w:cs/>
         </w:rPr>
-        <w:lastRenderedPageBreak/>
         <w:t xml:space="preserve">บทที่ </w:t>
       </w:r>
       <w:r>
@@ -12092,6 +12171,7 @@
                 <w:sz w:val="32"/>
                 <w:szCs w:val="32"/>
               </w:rPr>
+              <w:lastRenderedPageBreak/>
               <w:t>TC-03</w:t>
             </w:r>
           </w:p>
@@ -12891,7 +12971,6 @@
                 <w:sz w:val="32"/>
                 <w:szCs w:val="32"/>
               </w:rPr>
-              <w:lastRenderedPageBreak/>
               <w:t>TC-06</w:t>
             </w:r>
           </w:p>
@@ -13521,6 +13600,7 @@
                 <w:sz w:val="32"/>
                 <w:szCs w:val="32"/>
               </w:rPr>
+              <w:lastRenderedPageBreak/>
               <w:t>TC-09</w:t>
             </w:r>
           </w:p>
@@ -14146,14 +14226,6 @@
                 <w:szCs w:val="32"/>
               </w:rPr>
               <w:br/>
-            </w:r>
-            <w:r>
-              <w:rPr>
-                <w:rFonts w:asciiTheme="majorBidi" w:hAnsiTheme="majorBidi" w:cstheme="majorBidi"/>
-                <w:sz w:val="32"/>
-                <w:szCs w:val="32"/>
-              </w:rPr>
-              <w:lastRenderedPageBreak/>
               <w:t xml:space="preserve">3. </w:t>
             </w:r>
             <w:r>
@@ -14228,18 +14300,7 @@
                 <w:szCs w:val="32"/>
                 <w:cs/>
               </w:rPr>
-              <w:lastRenderedPageBreak/>
-              <w:t>ข้อมูลหนังสือใหม่ต้องปรากฏในตาราง และมี</w:t>
-            </w:r>
-            <w:r>
-              <w:rPr>
-                <w:rFonts w:asciiTheme="majorBidi" w:hAnsiTheme="majorBidi" w:cstheme="majorBidi"/>
-                <w:sz w:val="32"/>
-                <w:szCs w:val="32"/>
-                <w:cs/>
-              </w:rPr>
-              <w:lastRenderedPageBreak/>
-              <w:t>ข้อความแจ้งเตือนว่าบันทึกสำเร็จ</w:t>
+              <w:t>ข้อมูลหนังสือใหม่ต้องปรากฏในตาราง และมีข้อความแจ้งเตือนว่าบันทึกสำเร็จ</w:t>
             </w:r>
           </w:p>
         </w:tc>
@@ -14744,7 +14805,16 @@
                 <w:sz w:val="32"/>
                 <w:szCs w:val="32"/>
               </w:rPr>
-              <w:t xml:space="preserve">Unique Constraint) </w:t>
+              <w:t xml:space="preserve">Unique </w:t>
+            </w:r>
+            <w:r>
+              <w:rPr>
+                <w:rFonts w:asciiTheme="majorBidi" w:hAnsiTheme="majorBidi" w:cstheme="majorBidi"/>
+                <w:sz w:val="32"/>
+                <w:szCs w:val="32"/>
+              </w:rPr>
+              <w:lastRenderedPageBreak/>
+              <w:t xml:space="preserve">Constraint) </w:t>
             </w:r>
             <w:r>
               <w:rPr>
@@ -15523,7 +15593,6 @@
                 <w:sz w:val="32"/>
                 <w:szCs w:val="32"/>
               </w:rPr>
-              <w:lastRenderedPageBreak/>
               <w:t>TC-17</w:t>
             </w:r>
           </w:p>
@@ -16021,6 +16090,7 @@
                 <w:sz w:val="32"/>
                 <w:szCs w:val="32"/>
               </w:rPr>
+              <w:lastRenderedPageBreak/>
               <w:t>TC-19</w:t>
             </w:r>
           </w:p>
@@ -16587,16 +16657,7 @@
                 <w:sz w:val="32"/>
                 <w:szCs w:val="32"/>
               </w:rPr>
-              <w:t xml:space="preserve">Code, </w:t>
-            </w:r>
-            <w:r>
-              <w:rPr>
-                <w:rFonts w:asciiTheme="majorBidi" w:hAnsiTheme="majorBidi" w:cstheme="majorBidi"/>
-                <w:sz w:val="32"/>
-                <w:szCs w:val="32"/>
-              </w:rPr>
-              <w:lastRenderedPageBreak/>
-              <w:t>Name, Type)</w:t>
+              <w:t>Code, Name, Type)</w:t>
             </w:r>
             <w:r>
               <w:rPr>
@@ -16653,7 +16714,6 @@
                 <w:szCs w:val="32"/>
                 <w:cs/>
               </w:rPr>
-              <w:lastRenderedPageBreak/>
               <w:t>ข้อมูลสมาชิกใหม่ต้องปรากฏในตาราง และมีสถานะเริ่มต้นเป็น</w:t>
             </w:r>
             <w:r>
@@ -17233,6 +17293,7 @@
                 <w:sz w:val="32"/>
                 <w:szCs w:val="32"/>
               </w:rPr>
+              <w:lastRenderedPageBreak/>
               <w:t>TC-24</w:t>
             </w:r>
           </w:p>
@@ -17722,7 +17783,6 @@
                 <w:sz w:val="32"/>
                 <w:szCs w:val="32"/>
               </w:rPr>
-              <w:lastRenderedPageBreak/>
               <w:t>TC-26</w:t>
             </w:r>
           </w:p>
@@ -18514,6 +18574,7 @@
                 <w:sz w:val="32"/>
                 <w:szCs w:val="32"/>
               </w:rPr>
+              <w:lastRenderedPageBreak/>
               <w:t>TC-29</w:t>
             </w:r>
           </w:p>
@@ -19073,17 +19134,7 @@
                 <w:szCs w:val="32"/>
                 <w:cs/>
               </w:rPr>
-              <w:t>เลือกสมาชิกและหนังสือที่มี</w:t>
-            </w:r>
-            <w:r>
-              <w:rPr>
-                <w:rFonts w:asciiTheme="majorBidi" w:hAnsiTheme="majorBidi" w:cstheme="majorBidi"/>
-                <w:sz w:val="32"/>
-                <w:szCs w:val="32"/>
-                <w:cs/>
-              </w:rPr>
-              <w:lastRenderedPageBreak/>
-              <w:t>ในระบบ</w:t>
+              <w:t>เลือกสมาชิกและหนังสือที่มีในระบบ</w:t>
             </w:r>
             <w:r>
               <w:rPr>
@@ -19140,7 +19191,6 @@
                 <w:szCs w:val="32"/>
                 <w:cs/>
               </w:rPr>
-              <w:lastRenderedPageBreak/>
               <w:t>ระบบบันทึกรายการยืมสำเร็จ และแสดงในตารางด้วยสถานะ</w:t>
             </w:r>
             <w:r>
@@ -19755,6 +19805,7 @@
                 <w:sz w:val="32"/>
                 <w:szCs w:val="32"/>
               </w:rPr>
+              <w:lastRenderedPageBreak/>
               <w:t>TC-34</w:t>
             </w:r>
           </w:p>
@@ -20460,7 +20511,6 @@
                 <w:sz w:val="32"/>
                 <w:szCs w:val="32"/>
               </w:rPr>
-              <w:lastRenderedPageBreak/>
               <w:t>TC-37</w:t>
             </w:r>
           </w:p>
@@ -21137,6 +21187,7 @@
                 <w:sz w:val="32"/>
                 <w:szCs w:val="32"/>
               </w:rPr>
+              <w:lastRenderedPageBreak/>
               <w:t>TC-40</w:t>
             </w:r>
           </w:p>
@@ -21885,7 +21936,6 @@
                 <w:sz w:val="32"/>
                 <w:szCs w:val="32"/>
               </w:rPr>
-              <w:lastRenderedPageBreak/>
               <w:t>TC-43</w:t>
             </w:r>
           </w:p>
@@ -22584,6 +22634,7 @@
                 <w:sz w:val="32"/>
                 <w:szCs w:val="32"/>
               </w:rPr>
+              <w:lastRenderedPageBreak/>
               <w:t>TC-46</w:t>
             </w:r>
           </w:p>
@@ -23481,7 +23532,6 @@
                 <w:sz w:val="32"/>
                 <w:szCs w:val="32"/>
               </w:rPr>
-              <w:lastRenderedPageBreak/>
               <w:t>TC-50</w:t>
             </w:r>
           </w:p>
@@ -23649,8 +23699,27 @@
           <w:rFonts w:asciiTheme="majorBidi" w:hAnsiTheme="majorBidi" w:cstheme="majorBidi"/>
           <w:sz w:val="32"/>
           <w:szCs w:val="32"/>
-        </w:rPr>
-      </w:pPr>
+          <w:cs/>
+        </w:rPr>
+      </w:pPr>
+    </w:p>
+    <w:p>
+      <w:pPr>
+        <w:rPr>
+          <w:rFonts w:asciiTheme="majorBidi" w:hAnsiTheme="majorBidi" w:cstheme="majorBidi" w:hint="cs"/>
+          <w:sz w:val="32"/>
+          <w:szCs w:val="32"/>
+        </w:rPr>
+      </w:pPr>
+      <w:r>
+        <w:rPr>
+          <w:rFonts w:asciiTheme="majorBidi" w:hAnsiTheme="majorBidi" w:cstheme="majorBidi"/>
+          <w:sz w:val="32"/>
+          <w:szCs w:val="32"/>
+          <w:cs/>
+        </w:rPr>
+        <w:br w:type="page"/>
+      </w:r>
     </w:p>
     <w:p>
       <w:pPr>
@@ -23663,7 +23732,7 @@
           <w:szCs w:val="40"/>
         </w:rPr>
       </w:pPr>
-      <w:bookmarkStart w:id="16" w:name="_Toc225605760"/>
+      <w:bookmarkStart w:id="16" w:name="_Toc225606401"/>
       <w:r>
         <w:rPr>
           <w:rFonts w:asciiTheme="majorBidi" w:hAnsiTheme="majorBidi"/>
@@ -23673,6 +23742,7 @@
           <w:szCs w:val="40"/>
           <w:cs/>
         </w:rPr>
+        <w:lastRenderedPageBreak/>
         <w:t xml:space="preserve">บทที่ </w:t>
       </w:r>
       <w:r>
@@ -23736,7 +23806,7 @@
           <w:highlight w:val="red"/>
           <w:cs/>
         </w:rPr>
-        <w:t>หน้าที่</w:t>
+        <w:t xml:space="preserve">หน้าที่ </w:t>
       </w:r>
       <w:r>
         <w:rPr>
@@ -23744,9 +23814,8 @@
           <w:sz w:val="32"/>
           <w:szCs w:val="32"/>
           <w:highlight w:val="red"/>
-          <w:cs/>
-        </w:rPr>
-        <w:t xml:space="preserve"> </w:t>
+        </w:rPr>
+        <w:t xml:space="preserve">Manual Tester </w:t>
       </w:r>
       <w:r>
         <w:rPr>
@@ -23754,8 +23823,9 @@
           <w:sz w:val="32"/>
           <w:szCs w:val="32"/>
           <w:highlight w:val="red"/>
-        </w:rPr>
-        <w:t xml:space="preserve">Manual Tester </w:t>
+          <w:cs/>
+        </w:rPr>
+        <w:t>และ</w:t>
       </w:r>
       <w:r>
         <w:rPr>
@@ -23763,27 +23833,8 @@
           <w:sz w:val="32"/>
           <w:szCs w:val="32"/>
           <w:highlight w:val="red"/>
-          <w:cs/>
-        </w:rPr>
-        <w:t>และ</w:t>
-      </w:r>
-      <w:r>
-        <w:rPr>
-          <w:rFonts w:asciiTheme="majorBidi" w:hAnsiTheme="majorBidi" w:cstheme="majorBidi"/>
-          <w:sz w:val="32"/>
-          <w:szCs w:val="32"/>
-          <w:highlight w:val="red"/>
-        </w:rPr>
-        <w:t xml:space="preserve"> Automation Engineer</w:t>
-      </w:r>
-      <w:r>
-        <w:rPr>
-          <w:rFonts w:asciiTheme="majorBidi" w:hAnsiTheme="majorBidi" w:cstheme="majorBidi"/>
-          <w:sz w:val="32"/>
-          <w:szCs w:val="32"/>
-          <w:highlight w:val="red"/>
-        </w:rPr>
-        <w:t>]</w:t>
+        </w:rPr>
+        <w:t xml:space="preserve"> Automation Engineer]</w:t>
       </w:r>
       <w:r>
         <w:rPr>
@@ -24087,7 +24138,7 @@
           <w:szCs w:val="40"/>
         </w:rPr>
       </w:pPr>
-      <w:bookmarkStart w:id="17" w:name="_Toc225605761"/>
+      <w:bookmarkStart w:id="17" w:name="_Toc225606402"/>
       <w:r>
         <w:rPr>
           <w:rFonts w:asciiTheme="majorBidi" w:hAnsiTheme="majorBidi"/>
@@ -24183,7 +24234,7 @@
           <w:highlight w:val="red"/>
           <w:cs/>
         </w:rPr>
-        <w:t>หน้าที่</w:t>
+        <w:t xml:space="preserve">หน้าที่ </w:t>
       </w:r>
       <w:r>
         <w:rPr>
@@ -24191,27 +24242,8 @@
           <w:sz w:val="32"/>
           <w:szCs w:val="32"/>
           <w:highlight w:val="red"/>
-          <w:cs/>
-        </w:rPr>
-        <w:t xml:space="preserve"> </w:t>
-      </w:r>
-      <w:r>
-        <w:rPr>
-          <w:rFonts w:asciiTheme="majorBidi" w:hAnsiTheme="majorBidi" w:cstheme="majorBidi"/>
-          <w:sz w:val="32"/>
-          <w:szCs w:val="32"/>
-          <w:highlight w:val="red"/>
-        </w:rPr>
-        <w:t>QA Analyst</w:t>
-      </w:r>
-      <w:r>
-        <w:rPr>
-          <w:rFonts w:asciiTheme="majorBidi" w:hAnsiTheme="majorBidi" w:cstheme="majorBidi"/>
-          <w:sz w:val="32"/>
-          <w:szCs w:val="32"/>
-          <w:highlight w:val="red"/>
-        </w:rPr>
-        <w:t xml:space="preserve">] </w:t>
+        </w:rPr>
+        <w:t xml:space="preserve">QA Analyst] </w:t>
       </w:r>
     </w:p>
     <w:p>
@@ -24223,7 +24255,7 @@
           <w:szCs w:val="32"/>
         </w:rPr>
       </w:pPr>
-      <w:bookmarkStart w:id="18" w:name="_Toc225605762"/>
+      <w:bookmarkStart w:id="18" w:name="_Toc225606403"/>
       <w:r>
         <w:rPr>
           <w:rFonts w:asciiTheme="majorBidi" w:hAnsiTheme="majorBidi"/>
@@ -24294,7 +24326,7 @@
           <w:szCs w:val="32"/>
         </w:rPr>
       </w:pPr>
-      <w:bookmarkStart w:id="19" w:name="_Toc225605763"/>
+      <w:bookmarkStart w:id="19" w:name="_Toc225606404"/>
       <w:r>
         <w:rPr>
           <w:rFonts w:asciiTheme="majorBidi" w:hAnsiTheme="majorBidi"/>
@@ -24404,7 +24436,6 @@
           <w:sz w:val="32"/>
           <w:szCs w:val="32"/>
         </w:rPr>
-        <w:lastRenderedPageBreak/>
         <w:t xml:space="preserve">Test Coverage: </w:t>
       </w:r>
       <w:r>
@@ -24430,7 +24461,7 @@
           <w:szCs w:val="36"/>
         </w:rPr>
       </w:pPr>
-      <w:bookmarkStart w:id="20" w:name="_Toc225605764"/>
+      <w:bookmarkStart w:id="20" w:name="_Toc225606405"/>
       <w:r>
         <w:rPr>
           <w:rFonts w:asciiTheme="majorBidi" w:hAnsiTheme="majorBidi"/>
@@ -24440,6 +24471,7 @@
           <w:sz w:val="36"/>
           <w:szCs w:val="36"/>
         </w:rPr>
+        <w:lastRenderedPageBreak/>
         <w:t xml:space="preserve">6.3 </w:t>
       </w:r>
       <w:r>
@@ -24478,7 +24510,7 @@
           <w:szCs w:val="40"/>
         </w:rPr>
       </w:pPr>
-      <w:bookmarkStart w:id="21" w:name="_Toc225605765"/>
+      <w:bookmarkStart w:id="21" w:name="_Toc225606406"/>
       <w:r>
         <w:rPr>
           <w:rFonts w:asciiTheme="majorBidi" w:hAnsiTheme="majorBidi"/>
@@ -24532,7 +24564,7 @@
           <w:szCs w:val="32"/>
         </w:rPr>
       </w:pPr>
-      <w:bookmarkStart w:id="22" w:name="_Toc225605766"/>
+      <w:bookmarkStart w:id="22" w:name="_Toc225606407"/>
       <w:r>
         <w:rPr>
           <w:rFonts w:asciiTheme="majorBidi" w:hAnsiTheme="majorBidi"/>
@@ -24595,7 +24627,7 @@
           <w:highlight w:val="yellow"/>
         </w:rPr>
       </w:pPr>
-      <w:bookmarkStart w:id="23" w:name="_Toc225605767"/>
+      <w:bookmarkStart w:id="23" w:name="_Toc225606408"/>
       <w:r>
         <w:rPr>
           <w:rFonts w:asciiTheme="majorBidi" w:hAnsiTheme="majorBidi"/>
@@ -24741,7 +24773,7 @@
     <w:p>
       <w:pPr>
         <w:rPr>
-          <w:rFonts w:asciiTheme="majorBidi" w:hAnsiTheme="majorBidi" w:cs="Angsana New" w:hint="cs"/>
+          <w:rFonts w:asciiTheme="majorBidi" w:hAnsiTheme="majorBidi" w:cs="Angsana New"/>
           <w:sz w:val="32"/>
           <w:szCs w:val="32"/>
         </w:rPr>
@@ -24805,7 +24837,7 @@
     <w:p>
       <w:pPr>
         <w:rPr>
-          <w:rFonts w:asciiTheme="majorBidi" w:hAnsiTheme="majorBidi" w:cs="Angsana New" w:hint="cs"/>
+          <w:rFonts w:asciiTheme="majorBidi" w:hAnsiTheme="majorBidi" w:cs="Angsana New"/>
           <w:sz w:val="32"/>
           <w:szCs w:val="32"/>
         </w:rPr>
@@ -24840,7 +24872,7 @@
     <w:p>
       <w:pPr>
         <w:rPr>
-          <w:rFonts w:asciiTheme="majorBidi" w:hAnsiTheme="majorBidi" w:cs="Angsana New" w:hint="cs"/>
+          <w:rFonts w:asciiTheme="majorBidi" w:hAnsiTheme="majorBidi" w:cs="Angsana New"/>
           <w:sz w:val="32"/>
           <w:szCs w:val="32"/>
         </w:rPr>
@@ -25096,7 +25128,7 @@
     <w:p>
       <w:pPr>
         <w:rPr>
-          <w:rFonts w:asciiTheme="majorBidi" w:hAnsiTheme="majorBidi" w:cs="Angsana New" w:hint="cs"/>
+          <w:rFonts w:asciiTheme="majorBidi" w:hAnsiTheme="majorBidi" w:cs="Angsana New"/>
           <w:sz w:val="32"/>
           <w:szCs w:val="32"/>
         </w:rPr>
@@ -25159,32 +25191,11 @@
     <w:p>
       <w:pPr>
         <w:rPr>
-          <w:rFonts w:asciiTheme="majorBidi" w:hAnsiTheme="majorBidi" w:cs="Angsana New"/>
+          <w:rFonts w:asciiTheme="majorBidi" w:hAnsiTheme="majorBidi" w:cs="Angsana New" w:hint="cs"/>
           <w:b/>
           <w:bCs/>
           <w:sz w:val="40"/>
           <w:szCs w:val="40"/>
-          <w:cs/>
-        </w:rPr>
-      </w:pPr>
-      <w:r>
-        <w:rPr>
-          <w:rFonts w:asciiTheme="majorBidi" w:hAnsiTheme="majorBidi" w:cstheme="majorBidi"/>
-          <w:b/>
-          <w:bCs/>
-          <w:sz w:val="32"/>
-          <w:szCs w:val="32"/>
-          <w:cs/>
-        </w:rPr>
-        <w:br w:type="page"/>
-      </w:r>
-    </w:p>
-    <w:p>
-      <w:pPr>
-        <w:rPr>
-          <w:rFonts w:asciiTheme="majorBidi" w:hAnsiTheme="majorBidi" w:cstheme="majorBidi"/>
-          <w:sz w:val="32"/>
-          <w:szCs w:val="32"/>
         </w:rPr>
       </w:pPr>
     </w:p>
@@ -25235,6 +25246,7 @@
         <w:docPartUnique/>
       </w:docPartObj>
     </w:sdtPr>
+    <w:sdtEndPr/>
     <w:sdtContent>
       <w:p>
         <w:pPr>
@@ -25280,6 +25292,7 @@
         <w:docPartUnique/>
       </w:docPartObj>
     </w:sdtPr>
+    <w:sdtEndPr/>
     <w:sdtContent>
       <w:p>
         <w:pPr>
@@ -30333,6 +30346,18 @@
 </file>
 
 <file path=customXml/item1.xml><?xml version="1.0" encoding="utf-8"?>
+<p:properties xmlns:p="http://schemas.microsoft.com/office/2006/metadata/properties" xmlns:xsi="http://www.w3.org/2001/XMLSchema-instance" xmlns:pc="http://schemas.microsoft.com/office/infopath/2007/PartnerControls">
+  <documentManagement>
+    <_activity xmlns="d1d38ede-9d60-43de-b392-1c0d93d681a5" xsi:nil="true"/>
+  </documentManagement>
+</p:properties>
+</file>
+
+<file path=customXml/item2.xml><?xml version="1.0" encoding="utf-8"?>
+<b:Sources xmlns:b="http://schemas.openxmlformats.org/officeDocument/2006/bibliography" xmlns="http://schemas.openxmlformats.org/officeDocument/2006/bibliography" SelectedStyle="\APASixthEditionOfficeOnline.xsl" StyleName="APA" Version="6"/>
+</file>
+
+<file path=customXml/item3.xml><?xml version="1.0" encoding="utf-8"?>
 <ct:contentTypeSchema xmlns:ct="http://schemas.microsoft.com/office/2006/metadata/contentType" xmlns:ma="http://schemas.microsoft.com/office/2006/metadata/properties/metaAttributes" ct:_="" ma:_="" ma:contentTypeName="Document" ma:contentTypeID="0x010100259431974BEB9F45A22B82E39D1D735A" ma:contentTypeVersion="16" ma:contentTypeDescription="Create a new document." ma:contentTypeScope="" ma:versionID="530b8aea005d8c7cbbead45254c816c5">
   <xsd:schema xmlns:xsd="http://www.w3.org/2001/XMLSchema" xmlns:xs="http://www.w3.org/2001/XMLSchema" xmlns:p="http://schemas.microsoft.com/office/2006/metadata/properties" xmlns:ns3="d1d38ede-9d60-43de-b392-1c0d93d681a5" xmlns:ns4="443f97fc-1572-46b9-bf28-b6cb1d13fa37" targetNamespace="http://schemas.microsoft.com/office/2006/metadata/properties" ma:root="true" ma:fieldsID="b3ba9dd7554cb414ba39956f952556ad" ns3:_="" ns4:_="">
     <xsd:import namespace="d1d38ede-9d60-43de-b392-1c0d93d681a5"/>
@@ -30571,7 +30596,7 @@
 </ct:contentTypeSchema>
 </file>
 
-<file path=customXml/item2.xml><?xml version="1.0" encoding="utf-8"?>
+<file path=customXml/item4.xml><?xml version="1.0" encoding="utf-8"?>
 <?mso-contentType ?>
 <FormTemplates xmlns="http://schemas.microsoft.com/sharepoint/v3/contenttype/forms">
   <Display>DocumentLibraryForm</Display>
@@ -30580,19 +30605,25 @@
 </FormTemplates>
 </file>
 
-<file path=customXml/item3.xml><?xml version="1.0" encoding="utf-8"?>
-<p:properties xmlns:p="http://schemas.microsoft.com/office/2006/metadata/properties" xmlns:xsi="http://www.w3.org/2001/XMLSchema-instance" xmlns:pc="http://schemas.microsoft.com/office/infopath/2007/PartnerControls">
-  <documentManagement>
-    <_activity xmlns="d1d38ede-9d60-43de-b392-1c0d93d681a5" xsi:nil="true"/>
-  </documentManagement>
-</p:properties>
+<file path=customXml/itemProps1.xml><?xml version="1.0" encoding="utf-8"?>
+<ds:datastoreItem xmlns:ds="http://schemas.openxmlformats.org/officeDocument/2006/customXml" ds:itemID="{42984361-D6F6-427D-ACBB-FF1D8068CC55}">
+  <ds:schemaRefs>
+    <ds:schemaRef ds:uri="http://schemas.microsoft.com/office/2006/metadata/properties"/>
+    <ds:schemaRef ds:uri="http://schemas.microsoft.com/office/infopath/2007/PartnerControls"/>
+    <ds:schemaRef ds:uri="d1d38ede-9d60-43de-b392-1c0d93d681a5"/>
+  </ds:schemaRefs>
+</ds:datastoreItem>
 </file>
 
-<file path=customXml/item4.xml><?xml version="1.0" encoding="utf-8"?>
-<b:Sources xmlns:b="http://schemas.openxmlformats.org/officeDocument/2006/bibliography" xmlns="http://schemas.openxmlformats.org/officeDocument/2006/bibliography" SelectedStyle="\APASixthEditionOfficeOnline.xsl" StyleName="APA" Version="6"/>
+<file path=customXml/itemProps2.xml><?xml version="1.0" encoding="utf-8"?>
+<ds:datastoreItem xmlns:ds="http://schemas.openxmlformats.org/officeDocument/2006/customXml" ds:itemID="{9B97FB2E-4396-4617-9E09-8EC6EB098492}">
+  <ds:schemaRefs>
+    <ds:schemaRef ds:uri="http://schemas.openxmlformats.org/officeDocument/2006/bibliography"/>
+  </ds:schemaRefs>
+</ds:datastoreItem>
 </file>
 
-<file path=customXml/itemProps1.xml><?xml version="1.0" encoding="utf-8"?>
+<file path=customXml/itemProps3.xml><?xml version="1.0" encoding="utf-8"?>
 <ds:datastoreItem xmlns:ds="http://schemas.openxmlformats.org/officeDocument/2006/customXml" ds:itemID="{3796158E-5BC9-42FC-B15E-F64CA70A6C72}">
   <ds:schemaRefs>
     <ds:schemaRef ds:uri="http://schemas.microsoft.com/office/2006/metadata/contentType"/>
@@ -30611,7 +30642,7 @@
 </ds:datastoreItem>
 </file>
 
-<file path=customXml/itemProps2.xml><?xml version="1.0" encoding="utf-8"?>
+<file path=customXml/itemProps4.xml><?xml version="1.0" encoding="utf-8"?>
 <ds:datastoreItem xmlns:ds="http://schemas.openxmlformats.org/officeDocument/2006/customXml" ds:itemID="{7015E301-260E-4686-A297-32850535F46E}">
   <ds:schemaRefs>
     <ds:schemaRef ds:uri="http://schemas.microsoft.com/sharepoint/v3/contenttype/forms"/>
@@ -30619,20 +30650,8 @@
 </ds:datastoreItem>
 </file>
 
-<file path=customXml/itemProps3.xml><?xml version="1.0" encoding="utf-8"?>
-<ds:datastoreItem xmlns:ds="http://schemas.openxmlformats.org/officeDocument/2006/customXml" ds:itemID="{42984361-D6F6-427D-ACBB-FF1D8068CC55}">
-  <ds:schemaRefs>
-    <ds:schemaRef ds:uri="http://schemas.microsoft.com/office/2006/metadata/properties"/>
-    <ds:schemaRef ds:uri="http://schemas.microsoft.com/office/infopath/2007/PartnerControls"/>
-    <ds:schemaRef ds:uri="d1d38ede-9d60-43de-b392-1c0d93d681a5"/>
-  </ds:schemaRefs>
-</ds:datastoreItem>
-</file>
-
-<file path=customXml/itemProps4.xml><?xml version="1.0" encoding="utf-8"?>
-<ds:datastoreItem xmlns:ds="http://schemas.openxmlformats.org/officeDocument/2006/customXml" ds:itemID="{9B97FB2E-4396-4617-9E09-8EC6EB098492}">
-  <ds:schemaRefs>
-    <ds:schemaRef ds:uri="http://schemas.openxmlformats.org/officeDocument/2006/bibliography"/>
-  </ds:schemaRefs>
-</ds:datastoreItem>
+<file path=docMetadata/LabelInfo.xml><?xml version="1.0" encoding="utf-8"?>
+<clbl:labelList xmlns:clbl="http://schemas.microsoft.com/office/2020/mipLabelMetadata">
+  <clbl:label id="{b69dd9f4-0c6d-4310-9d05-2cf943075335}" enabled="0" method="" siteId="{b69dd9f4-0c6d-4310-9d05-2cf943075335}" removed="1"/>
+</clbl:labelList>
 </file>